--- a/output/boletim_propriedade-intelectual.docx
+++ b/output/boletim_propriedade-intelectual.docx
@@ -52,7 +52,7 @@
                 <w:color w:val="FFFFFF"/>
                 <w:sz w:val="28"/>
               </w:rPr>
-              <w:t>3 de julho de 2026</w:t>
+              <w:t>6 de julho de 2026</w:t>
             </w:r>
           </w:p>
         </w:tc>
@@ -87,7 +87,7 @@
                 <w:color w:val="1A4D2E"/>
                 <w:sz w:val="56"/>
               </w:rPr>
-              <w:t>18</w:t>
+              <w:t>20</w:t>
             </w:r>
           </w:p>
         </w:tc>
@@ -106,7 +106,7 @@
                 <w:color w:val="C0392B"/>
                 <w:sz w:val="56"/>
               </w:rPr>
-              <w:t>5</w:t>
+              <w:t>11</w:t>
             </w:r>
           </w:p>
         </w:tc>
@@ -125,7 +125,7 @@
                 <w:color w:val="D68910"/>
                 <w:sz w:val="56"/>
               </w:rPr>
-              <w:t>10</w:t>
+              <w:t>6</w:t>
             </w:r>
           </w:p>
         </w:tc>
@@ -307,7 +307,7 @@
                   <w:u w:val="single"/>
                   <w:b/>
                 </w:rPr>
-                <w:t>Lei nº 15.455, de 1º.7.2026</w:t>
+                <w:t>Lei nº 15.458, de 3.7.2026 - Abre crédito extraordinário em favor do Ministério da Integração e do Desenvolvimento Regional, no valor de R$ 266.512.000,00 (duzentos e sessenta e seis milhões quinhentos e doze mil reais), para os fins que especifica.</w:t>
               </w:r>
             </w:hyperlink>
           </w:p>
@@ -320,7 +320,7 @@
                 <w:color w:val="4A4A4A"/>
                 <w:sz w:val="18"/>
               </w:rPr>
-              <w:t>Estabelece medidas de proteção e acolhimento de trabalhadores resgatados de condição análoga à de escravo. Altera o Código Penal e outras leis para incluir disposições referentes ao combate a essa prática.</w:t>
+              <w:t>Abre crédito extraordinário para o Ministério da Integração e do Desenvolvimento Regional, no valor de R$ 266.512.000,00.</w:t>
             </w:r>
           </w:p>
         </w:tc>
@@ -365,7 +365,7 @@
                   <w:u w:val="single"/>
                   <w:b/>
                 </w:rPr>
-                <w:t>Lei Complementar nº 233, de 1º.7.2026</w:t>
+                <w:t>Medida Provisória nº 1.375, de 3.7.2026 - Amplia o rol de Carreiras e Planos Especiais de Cargos cujos ocupantes fazem jus à indenização de que trata a Lei nº 12.855, de 2 de setembro de 2013, altera a Lei nº 15.367, de 30 de março de 2026, para admitir que as pessoas de que tratam o art. 6º da Emenda Constitucional nº 79, de 27 de maio de 2014, e o art. 6º da Emenda Constitucional nº 98, de 6 de dezembro de 2017, exerçam o direito de opção de que tratam os art. 52 a art. 54 da referida Lei, e transforma cargos efetivos vagos.</w:t>
               </w:r>
             </w:hyperlink>
           </w:p>
@@ -378,7 +378,7 @@
                 <w:color w:val="4A4A4A"/>
                 <w:sz w:val="18"/>
               </w:rPr>
-              <w:t>Altera a Lei Complementar nº 79/1994 para destinar recursos do Fundo Penitenciário Nacional (Funpen) à formação e capacitação continuada de servidores do sistema penitenciário e policiais penais.</w:t>
+              <w:t>MP amplia rol de carreiras com direito a indenização, altera leis sobre opção de cargos e transforma cargos vagos.</w:t>
             </w:r>
           </w:p>
         </w:tc>
@@ -409,7 +409,7 @@
                 <w:color w:val="1A4D2E"/>
                 <w:sz w:val="16"/>
               </w:rPr>
-              <w:t>ANPD | NOTÍCIAS</w:t>
+              <w:t>PLANALTO | RESENHA DIARIA</w:t>
             </w:r>
           </w:p>
           <w:p>
@@ -423,7 +423,7 @@
                   <w:u w:val="single"/>
                   <w:b/>
                 </w:rPr>
-                <w:t>ANPD e Cade renovam Acordo de Cooperação Técnica por mais cinco anos</w:t>
+                <w:t>Decreto nº 13.054, de 3.7.2026 - Altera o Regulamento da Previdência Social, aprovado pelo Decreto nº 3.048, de 6 de maio de 1999, para dispor sobre a condição de segurado especial dos associados em cooperativas.</w:t>
               </w:r>
             </w:hyperlink>
           </w:p>
@@ -436,7 +436,7 @@
                 <w:color w:val="4A4A4A"/>
                 <w:sz w:val="18"/>
               </w:rPr>
-              <w:t>ANPD e Cade renovam Acordo de Cooperação Técnica por cinco anos, fortalecendo a atuação coordenada em proteção de dados pessoais, defesa da concorrência e governança digital.</w:t>
+              <w:t>Altera o Regulamento da Previdência Social para incluir associados em cooperativas como segurados especiais.</w:t>
             </w:r>
           </w:p>
         </w:tc>
@@ -467,7 +467,7 @@
                 <w:color w:val="1A4D2E"/>
                 <w:sz w:val="16"/>
               </w:rPr>
-              <w:t>ANPD | NOTÍCIAS</w:t>
+              <w:t>PLANALTO | RESENHA DIARIA</w:t>
             </w:r>
           </w:p>
           <w:p>
@@ -481,7 +481,7 @@
                   <w:u w:val="single"/>
                   <w:b/>
                 </w:rPr>
-                <w:t>Publicados primeiros resultados do Sandbox Regulatório em Inteligência Artificial</w:t>
+                <w:t>Decreto nº 13.052, de 3.7.2026 - Altera o Decreto nº 11.002, de 17 de março de 2022, que regulamenta a Lei nº 13.954, de 16 de dezembro de 2019, e a Medida Provisória nº 2.215-10, de 31 de agosto de 2001, para dispor sobre a remuneração dos militares na ativa, os proventos na inatividade e as pensões militares.</w:t>
               </w:r>
             </w:hyperlink>
           </w:p>
@@ -494,7 +494,7 @@
                 <w:color w:val="4A4A4A"/>
                 <w:sz w:val="18"/>
               </w:rPr>
-              <w:t>ANPD publica os primeiros resultados do Sandbox Regulatório em Inteligência Artificial, acompanhando três empresas de tecnologia em projetos inovadores.</w:t>
+              <w:t>Altera decreto sobre remuneração, proventos e pensões de militares na ativa e inatividade.</w:t>
             </w:r>
           </w:p>
         </w:tc>
@@ -525,7 +525,7 @@
                 <w:color w:val="1A4D2E"/>
                 <w:sz w:val="16"/>
               </w:rPr>
-              <w:t>CVM | NOTÍCIAS</w:t>
+              <w:t>PLANALTO | RESENHA DIARIA</w:t>
             </w:r>
           </w:p>
           <w:p>
@@ -539,7 +539,7 @@
                   <w:u w:val="single"/>
                   <w:b/>
                 </w:rPr>
-                <w:t>CVM altera pontualmente Resolução 50 sobre PLD/FTP</w:t>
+                <w:t>Decreto nº 13.050, de 3.7.2026 - Altera o Decreto nº 9.226, de 6 de dezembro de 2017, que regulamenta a Lei nº 12.855, de 2 de setembro de 2013, que institui a indenização devida a ocupante de cargo efetivo das Carreiras e Planos Especiais de Cargos que especifica, em exercício nas unidades situadas em localidades estratégicas vinculadas à prevenção, controle, fiscalização e repressão dos delitos transfronteiriços.</w:t>
               </w:r>
             </w:hyperlink>
           </w:p>
@@ -552,7 +552,7 @@
                 <w:color w:val="4A4A4A"/>
                 <w:sz w:val="18"/>
               </w:rPr>
-              <w:t>CVM altera a Resolução 50, focando no tratamento de operações com investidores não residentes de países que não aplicam as recomendações do GAFI sobre PLD/FTP.</w:t>
+              <w:t>Altera decreto sobre indenização a servidores em localidades estratégicas de combate a delitos transfronteiriços.</w:t>
             </w:r>
           </w:p>
         </w:tc>
@@ -621,7 +621,7 @@
           <w:color w:val="1A1A1A"/>
           <w:sz w:val="22"/>
         </w:rPr>
-        <w:t xml:space="preserve">Lei nº 15.455, de 1º.7.2026   </w:t>
+        <w:t xml:space="preserve">Lei nº 15.458, de 3.7.2026 - Abre crédito extraordinário em favor do Ministério da Integração e do Desenvolvimento Regional, no valor de R$ 266.512.000,00 (duzentos e sessenta e seis milhões quinhentos e doze mil reais), para os fins que especifica.   </w:t>
       </w:r>
       <w:r>
         <w:rPr>
@@ -641,7 +641,7 @@
           <w:color w:val="4A4A4A"/>
           <w:sz w:val="20"/>
         </w:rPr>
-        <w:t>Estabelece medidas de proteção e acolhimento de trabalhadores resgatados de condição análoga à de escravo. Altera o Código Penal e outras leis para incluir disposições referentes ao combate a essa prática.</w:t>
+        <w:t>Abre crédito extraordinário para o Ministério da Integração e do Desenvolvimento Regional, no valor de R$ 266.512.000,00.</w:t>
       </w:r>
     </w:p>
     <w:p>
@@ -661,7 +661,7 @@
           <w:color w:val="888888"/>
           <w:sz w:val="18"/>
         </w:rPr>
-        <w:t xml:space="preserve">2026-07-02   </w:t>
+        <w:t xml:space="preserve">2026-07-06   </w:t>
       </w:r>
       <w:hyperlink r:id="rId9">
         <w:r>
@@ -684,7 +684,7 @@
           <w:color w:val="888888"/>
           <w:sz w:val="16"/>
         </w:rPr>
-        <w:t>Nova legislação com impacto social e jurídico significativo, alterando leis importantes para o combate ao trabalho análogo à escravidão.</w:t>
+        <w:t>Legislação federal com impacto orçamentário significativo.</w:t>
       </w:r>
     </w:p>
     <w:p>
@@ -697,7 +697,83 @@
           <w:color w:val="1A1A1A"/>
           <w:sz w:val="22"/>
         </w:rPr>
-        <w:t xml:space="preserve">Lei Complementar nº 233, de 1º.7.2026   </w:t>
+        <w:t xml:space="preserve">Decreto nº 13.055, de 3.7.2026 - Altera o Decreto nº 11.712, de 20 de setembro de 2023, que qualifica organizações militares da Marinha como Organizações Militares Prestadoras de Serviços, com autonomia de gestão.   </w:t>
+      </w:r>
+      <w:r>
+        <w:rPr>
+          <w:b/>
+          <w:color w:val="D68910"/>
+          <w:sz w:val="16"/>
+        </w:rPr>
+        <w:t>[MÉDIA]</w:t>
+      </w:r>
+    </w:p>
+    <w:p>
+      <w:pPr>
+        <w:spacing w:after="40"/>
+      </w:pPr>
+      <w:r>
+        <w:rPr>
+          <w:color w:val="4A4A4A"/>
+          <w:sz w:val="20"/>
+        </w:rPr>
+        <w:t>Altera decreto que qualifica organizações militares da Marinha como prestadoras de serviços com autonomia de gestão.</w:t>
+      </w:r>
+    </w:p>
+    <w:p>
+      <w:pPr>
+        <w:spacing w:after="40"/>
+      </w:pPr>
+      <w:r>
+        <w:rPr>
+          <w:b/>
+          <w:color w:val="888888"/>
+          <w:sz w:val="18"/>
+        </w:rPr>
+        <w:t xml:space="preserve">Publicado: </w:t>
+      </w:r>
+      <w:r>
+        <w:rPr>
+          <w:color w:val="888888"/>
+          <w:sz w:val="18"/>
+        </w:rPr>
+        <w:t xml:space="preserve">2026-07-06   </w:t>
+      </w:r>
+      <w:hyperlink r:id="rId14">
+        <w:r>
+          <w:rPr>
+            <w:color w:val="1A4D2E"/>
+            <w:u w:val="single"/>
+            <w:b/>
+          </w:rPr>
+          <w:t>Acessar materia</w:t>
+        </w:r>
+      </w:hyperlink>
+    </w:p>
+    <w:p>
+      <w:pPr>
+        <w:spacing w:after="120"/>
+      </w:pPr>
+      <w:r>
+        <w:rPr>
+          <w:i/>
+          <w:color w:val="888888"/>
+          <w:sz w:val="16"/>
+        </w:rPr>
+        <w:t>Ato administrativo que impacta a gestão de órgãos públicos.</w:t>
+      </w:r>
+    </w:p>
+    <w:p>
+      <w:pPr>
+        <w:spacing w:before="160" w:after="40"/>
+      </w:pPr>
+      <w:r>
+        <w:rPr>
+          <w:b/>
+          <w:color w:val="1A1A1A"/>
+          <w:sz w:val="22"/>
+        </w:rPr>
+        <w:t xml:space="preserve">Medida Provisória nº 1.375, de 3.7.2026 - Amplia o rol de Carreiras e Planos Especiais de Cargos cujos ocupantes fazem jus à indenização de que trata a Lei nº 12.855, de 2 de setembro de 2013, altera a Lei nº 15.367, de 30 de março de 2026, para admitir que as pessoas de que tratam o art. 6º da Emenda Constitucional nº 79, de 27 de maio de 2014, e o art. 6º da Emenda Constitucional nº 98, de 6 de dezembro de 2017, exerçam o direito de opção de que tratam os art. 52 a art. 54 da referida Lei, e transforma cargos efetivos vagos.   </w:t>
       </w:r>
       <w:r>
         <w:rPr>
@@ -717,7 +793,7 @@
           <w:color w:val="4A4A4A"/>
           <w:sz w:val="20"/>
         </w:rPr>
-        <w:t>Altera a Lei Complementar nº 79/1994 para destinar recursos do Fundo Penitenciário Nacional (Funpen) à formação e capacitação continuada de servidores do sistema penitenciário e policiais penais.</w:t>
+        <w:t>MP amplia rol de carreiras com direito a indenização, altera leis sobre opção de cargos e transforma cargos vagos.</w:t>
       </w:r>
     </w:p>
     <w:p>
@@ -737,7 +813,7 @@
           <w:color w:val="888888"/>
           <w:sz w:val="18"/>
         </w:rPr>
-        <w:t xml:space="preserve">2026-07-02   </w:t>
+        <w:t xml:space="preserve">2026-07-03   </w:t>
       </w:r>
       <w:hyperlink r:id="rId10">
         <w:r>
@@ -760,7 +836,7 @@
           <w:color w:val="888888"/>
           <w:sz w:val="16"/>
         </w:rPr>
-        <w:t>Altera lei complementar, impactando diretamente o financiamento e a capacitação de profissionais do sistema penitenciário e policiais penais.</w:t>
+        <w:t>Legislação federal com impacto em carreiras e planos de cargos públicos.</w:t>
       </w:r>
     </w:p>
     <w:p>
@@ -773,15 +849,15 @@
           <w:color w:val="1A1A1A"/>
           <w:sz w:val="22"/>
         </w:rPr>
-        <w:t xml:space="preserve">Decreto nº 13.047, de 1º.7.2026   </w:t>
+        <w:t xml:space="preserve">Decreto nº 13.054, de 3.7.2026 - Altera o Regulamento da Previdência Social, aprovado pelo Decreto nº 3.048, de 6 de maio de 1999, para dispor sobre a condição de segurado especial dos associados em cooperativas.   </w:t>
       </w:r>
       <w:r>
         <w:rPr>
           <w:b/>
-          <w:color w:val="D68910"/>
+          <w:color w:val="C0392B"/>
           <w:sz w:val="16"/>
         </w:rPr>
-        <w:t>[MÉDIA]</w:t>
+        <w:t>[ALTA]</w:t>
       </w:r>
     </w:p>
     <w:p>
@@ -793,7 +869,7 @@
           <w:color w:val="4A4A4A"/>
           <w:sz w:val="20"/>
         </w:rPr>
-        <w:t>Promulga o Acordo para a Proteção de Informação Classificada entre Brasil e Portugal, firmado em 2005, visando a proteção mútua de dados sensíveis.</w:t>
+        <w:t>Altera o Regulamento da Previdência Social para incluir associados em cooperativas como segurados especiais.</w:t>
       </w:r>
     </w:p>
     <w:p>
@@ -813,9 +889,9 @@
           <w:color w:val="888888"/>
           <w:sz w:val="18"/>
         </w:rPr>
-        <w:t xml:space="preserve">2026-07-02   </w:t>
+        <w:t xml:space="preserve">2026-07-03   </w:t>
       </w:r>
-      <w:hyperlink r:id="rId14">
+      <w:hyperlink r:id="rId11">
         <w:r>
           <w:rPr>
             <w:color w:val="1A4D2E"/>
@@ -836,7 +912,7 @@
           <w:color w:val="888888"/>
           <w:sz w:val="16"/>
         </w:rPr>
-        <w:t>Promulgação de acordo internacional que afeta a proteção de informações classificadas entre países.</w:t>
+        <w:t>Legislação federal com impacto direto na previdência social e cooperativas.</w:t>
       </w:r>
     </w:p>
     <w:p>
@@ -849,7 +925,7 @@
           <w:color w:val="1A1A1A"/>
           <w:sz w:val="22"/>
         </w:rPr>
-        <w:t xml:space="preserve">Decreto nº 13.046, de 1º.7.2026   </w:t>
+        <w:t xml:space="preserve">Decreto nº 13.053, de 3.7.2026 - Altera o Decreto nº 11.329, de 1º de janeiro de 2023, que aprova a Estrutura Regimental e o Quadro Demonstrativo dos Cargos em Comissão, das Funções de Confiança e das Gratificações da Casa Civil da Presidência da República e remaneja e transforma cargos em comissão, funções de confiança e gratificações.   </w:t>
       </w:r>
       <w:r>
         <w:rPr>
@@ -869,7 +945,7 @@
           <w:color w:val="4A4A4A"/>
           <w:sz w:val="20"/>
         </w:rPr>
-        <w:t>Promulga o Acordo entre Brasil e Eslovênia sobre a Troca e Proteção Mútua de Informações Classificadas, firmado em 2023, reforçando a segurança de dados entre as nações.</w:t>
+        <w:t>Altera estrutura regimental e quadro de cargos da Casa Civil da Presidência da República.</w:t>
       </w:r>
     </w:p>
     <w:p>
@@ -889,7 +965,7 @@
           <w:color w:val="888888"/>
           <w:sz w:val="18"/>
         </w:rPr>
-        <w:t xml:space="preserve">2026-07-02   </w:t>
+        <w:t xml:space="preserve">2026-07-03   </w:t>
       </w:r>
       <w:hyperlink r:id="rId15">
         <w:r>
@@ -912,7 +988,7 @@
           <w:color w:val="888888"/>
           <w:sz w:val="16"/>
         </w:rPr>
-        <w:t>Promulgação de acordo internacional que afeta a proteção de informações classificadas entre países.</w:t>
+        <w:t>Ato administrativo que reorganiza a estrutura de cargos na administração pública.</w:t>
       </w:r>
     </w:p>
     <w:p>
@@ -925,15 +1001,15 @@
           <w:color w:val="1A1A1A"/>
           <w:sz w:val="22"/>
         </w:rPr>
-        <w:t xml:space="preserve">Lei nº 15.454, de 1º.7.2026   </w:t>
+        <w:t xml:space="preserve">Decreto nº 13.052, de 3.7.2026 - Altera o Decreto nº 11.002, de 17 de março de 2022, que regulamenta a Lei nº 13.954, de 16 de dezembro de 2019, e a Medida Provisória nº 2.215-10, de 31 de agosto de 2001, para dispor sobre a remuneração dos militares na ativa, os proventos na inatividade e as pensões militares.   </w:t>
       </w:r>
       <w:r>
         <w:rPr>
           <w:b/>
-          <w:color w:val="7F8C8D"/>
+          <w:color w:val="C0392B"/>
           <w:sz w:val="16"/>
         </w:rPr>
-        <w:t>[BAIXA]</w:t>
+        <w:t>[ALTA]</w:t>
       </w:r>
     </w:p>
     <w:p>
@@ -945,7 +1021,7 @@
           <w:color w:val="4A4A4A"/>
           <w:sz w:val="20"/>
         </w:rPr>
-        <w:t>Dispõe sobre a transferência simbólica da sede do governo federal para Salvador, Bahia, em 2 de julho de cada ano, em caráter comemorativo.</w:t>
+        <w:t>Altera decreto sobre remuneração, proventos e pensões de militares na ativa e inatividade.</w:t>
       </w:r>
     </w:p>
     <w:p>
@@ -965,7 +1041,83 @@
           <w:color w:val="888888"/>
           <w:sz w:val="18"/>
         </w:rPr>
-        <w:t xml:space="preserve">2026-07-02   </w:t>
+        <w:t xml:space="preserve">2026-07-03   </w:t>
+      </w:r>
+      <w:hyperlink r:id="rId12">
+        <w:r>
+          <w:rPr>
+            <w:color w:val="1A4D2E"/>
+            <w:u w:val="single"/>
+            <w:b/>
+          </w:rPr>
+          <w:t>Acessar materia</w:t>
+        </w:r>
+      </w:hyperlink>
+    </w:p>
+    <w:p>
+      <w:pPr>
+        <w:spacing w:after="120"/>
+      </w:pPr>
+      <w:r>
+        <w:rPr>
+          <w:i/>
+          <w:color w:val="888888"/>
+          <w:sz w:val="16"/>
+        </w:rPr>
+        <w:t>Legislação federal com impacto direto em direitos e remuneração de militares.</w:t>
+      </w:r>
+    </w:p>
+    <w:p>
+      <w:pPr>
+        <w:spacing w:before="160" w:after="40"/>
+      </w:pPr>
+      <w:r>
+        <w:rPr>
+          <w:b/>
+          <w:color w:val="1A1A1A"/>
+          <w:sz w:val="22"/>
+        </w:rPr>
+        <w:t xml:space="preserve">Decreto nº 13.051, de 3.7.2026 - Dispõe sobre a distribuição do quantitativo de Gratificação Temporária de Execução e Apoio a Atividades Técnicas e Administrativas – GTATA.   </w:t>
+      </w:r>
+      <w:r>
+        <w:rPr>
+          <w:b/>
+          <w:color w:val="D68910"/>
+          <w:sz w:val="16"/>
+        </w:rPr>
+        <w:t>[MÉDIA]</w:t>
+      </w:r>
+    </w:p>
+    <w:p>
+      <w:pPr>
+        <w:spacing w:after="40"/>
+      </w:pPr>
+      <w:r>
+        <w:rPr>
+          <w:color w:val="4A4A4A"/>
+          <w:sz w:val="20"/>
+        </w:rPr>
+        <w:t>Dispõe sobre a distribuição de Gratificação Temporária para atividades técnicas e administrativas (GTATA).</w:t>
+      </w:r>
+    </w:p>
+    <w:p>
+      <w:pPr>
+        <w:spacing w:after="40"/>
+      </w:pPr>
+      <w:r>
+        <w:rPr>
+          <w:b/>
+          <w:color w:val="888888"/>
+          <w:sz w:val="18"/>
+        </w:rPr>
+        <w:t xml:space="preserve">Publicado: </w:t>
+      </w:r>
+      <w:r>
+        <w:rPr>
+          <w:color w:val="888888"/>
+          <w:sz w:val="18"/>
+        </w:rPr>
+        <w:t xml:space="preserve">2026-07-03   </w:t>
       </w:r>
       <w:hyperlink r:id="rId16">
         <w:r>
@@ -988,61 +1140,8 @@
           <w:color w:val="888888"/>
           <w:sz w:val="16"/>
         </w:rPr>
-        <w:t>Ato de caráter simbólico e institucional, sem impacto regulatório ou econômico direto.</w:t>
+        <w:t>Ato administrativo que impacta a remuneração de servidores.</w:t>
       </w:r>
-    </w:p>
-    <w:p/>
-    <w:tbl>
-      <w:tblPr>
-        <w:tblW w:type="auto" w:w="0"/>
-        <w:tblLayout w:type="fixed"/>
-        <w:tblLook w:firstColumn="1" w:firstRow="1" w:lastColumn="0" w:lastRow="0" w:noHBand="0" w:noVBand="1" w:val="04A0"/>
-      </w:tblPr>
-      <w:tblGrid>
-        <w:gridCol w:w="9638"/>
-      </w:tblGrid>
-      <w:tr>
-        <w:tc>
-          <w:tcPr>
-            <w:tcW w:type="dxa" w:w="9638"/>
-            <w:shd w:val="clear" w:color="auto" w:fill="1A4D2E"/>
-          </w:tcPr>
-          <w:p>
-            <w:pPr>
-              <w:spacing w:before="120" w:after="40"/>
-            </w:pPr>
-            <w:r>
-              <w:rPr>
-                <w:b w:val="0"/>
-                <w:color w:val="FFFFFF"/>
-                <w:sz w:val="32"/>
-              </w:rPr>
-              <w:t>Regulatório e Setorial</w:t>
-            </w:r>
-          </w:p>
-        </w:tc>
-      </w:tr>
-    </w:tbl>
-    <w:p>
-      <w:pPr>
-        <w:spacing w:before="240" w:after="80"/>
-      </w:pPr>
-      <w:r>
-        <w:rPr>
-          <w:b/>
-          <w:color w:val="1A4D2E"/>
-          <w:sz w:val="20"/>
-        </w:rPr>
-        <w:t>ANPD | NOTÍCIAS</w:t>
-      </w:r>
-    </w:p>
-    <w:p>
-      <w:pPr>
-        <w:spacing w:before="0" w:after="40"/>
-        <w:pBdr>
-          <w:bottom w:val="single" w:sz="8" w:space="1" w:color="1A4D2E"/>
-        </w:pBdr>
-      </w:pPr>
     </w:p>
     <w:p>
       <w:pPr>
@@ -1054,7 +1153,7 @@
           <w:color w:val="1A1A1A"/>
           <w:sz w:val="22"/>
         </w:rPr>
-        <w:t xml:space="preserve">ANPD e Cade renovam Acordo de Cooperação Técnica por mais cinco anos   </w:t>
+        <w:t xml:space="preserve">Decreto nº 13.050, de 3.7.2026 - Altera o Decreto nº 9.226, de 6 de dezembro de 2017, que regulamenta a Lei nº 12.855, de 2 de setembro de 2013, que institui a indenização devida a ocupante de cargo efetivo das Carreiras e Planos Especiais de Cargos que especifica, em exercício nas unidades situadas em localidades estratégicas vinculadas à prevenção, controle, fiscalização e repressão dos delitos transfronteiriços.   </w:t>
       </w:r>
       <w:r>
         <w:rPr>
@@ -1074,7 +1173,7 @@
           <w:color w:val="4A4A4A"/>
           <w:sz w:val="20"/>
         </w:rPr>
-        <w:t>ANPD e Cade renovam Acordo de Cooperação Técnica por cinco anos, fortalecendo a atuação coordenada em proteção de dados pessoais, defesa da concorrência e governança digital.</w:t>
+        <w:t>Altera decreto sobre indenização a servidores em localidades estratégicas de combate a delitos transfronteiriços.</w:t>
       </w:r>
     </w:p>
     <w:p>
@@ -1094,9 +1193,9 @@
           <w:color w:val="888888"/>
           <w:sz w:val="18"/>
         </w:rPr>
-        <w:t xml:space="preserve">2026-07-02T18:34   </w:t>
+        <w:t xml:space="preserve">2026-07-03   </w:t>
       </w:r>
-      <w:hyperlink r:id="rId11">
+      <w:hyperlink r:id="rId13">
         <w:r>
           <w:rPr>
             <w:color w:val="1A4D2E"/>
@@ -1117,7 +1216,7 @@
           <w:color w:val="888888"/>
           <w:sz w:val="16"/>
         </w:rPr>
-        <w:t>Renovação de acordo entre órgãos reguladores chave, com impacto na proteção de dados e concorrência.</w:t>
+        <w:t>Legislação federal com impacto em direitos de servidores públicos.</w:t>
       </w:r>
     </w:p>
     <w:p>
@@ -1130,7 +1229,7 @@
           <w:color w:val="1A1A1A"/>
           <w:sz w:val="22"/>
         </w:rPr>
-        <w:t xml:space="preserve">Publicados primeiros resultados do Sandbox Regulatório em Inteligência Artificial   </w:t>
+        <w:t xml:space="preserve">Decreto nº 13.049, de 3.7.2026 - Regulamenta a Lei nº 12.855, de 2 de setembro de 2013, que institui a indenização devida a ocupante de cargo efetivo das Carreiras e Planos Especiais de Cargos que especifica, em exercício nas unidades situadas em localidades estratégicas vinculadas à prevenção, controle, fiscalização e repressão dos delitos transfronteiriços, quanto às Carreiras e aos Planos de Cargos que especifica.   </w:t>
       </w:r>
       <w:r>
         <w:rPr>
@@ -1150,7 +1249,7 @@
           <w:color w:val="4A4A4A"/>
           <w:sz w:val="20"/>
         </w:rPr>
-        <w:t>ANPD publica os primeiros resultados do Sandbox Regulatório em Inteligência Artificial, acompanhando três empresas de tecnologia em projetos inovadores.</w:t>
+        <w:t>Regulamenta lei sobre indenização a servidores em localidades estratégicas de combate a delitos transfronteiriços.</w:t>
       </w:r>
     </w:p>
     <w:p>
@@ -1170,104 +1269,7 @@
           <w:color w:val="888888"/>
           <w:sz w:val="18"/>
         </w:rPr>
-        <w:t xml:space="preserve">2026-07-02T08:47   </w:t>
-      </w:r>
-      <w:hyperlink r:id="rId12">
-        <w:r>
-          <w:rPr>
-            <w:color w:val="1A4D2E"/>
-            <w:u w:val="single"/>
-            <w:b/>
-          </w:rPr>
-          <w:t>Acessar materia</w:t>
-        </w:r>
-      </w:hyperlink>
-    </w:p>
-    <w:p>
-      <w:pPr>
-        <w:spacing w:after="120"/>
-      </w:pPr>
-      <w:r>
-        <w:rPr>
-          <w:i/>
-          <w:color w:val="888888"/>
-          <w:sz w:val="16"/>
-        </w:rPr>
-        <w:t>Publicação de resultados de sandbox regulatório, indicando tendências e direções para a regulação de IA.</w:t>
-      </w:r>
-    </w:p>
-    <w:p>
-      <w:pPr>
-        <w:spacing w:before="240" w:after="80"/>
-      </w:pPr>
-      <w:r>
-        <w:rPr>
-          <w:b/>
-          <w:color w:val="1A4D2E"/>
-          <w:sz w:val="20"/>
-        </w:rPr>
-        <w:t>ANVISA | NOTÍCIAS</w:t>
-      </w:r>
-    </w:p>
-    <w:p>
-      <w:pPr>
-        <w:spacing w:before="0" w:after="40"/>
-        <w:pBdr>
-          <w:bottom w:val="single" w:sz="8" w:space="1" w:color="1A4D2E"/>
-        </w:pBdr>
-      </w:pPr>
-    </w:p>
-    <w:p>
-      <w:pPr>
-        <w:spacing w:before="160" w:after="40"/>
-      </w:pPr>
-      <w:r>
-        <w:rPr>
-          <w:b/>
-          <w:color w:val="1A1A1A"/>
-          <w:sz w:val="22"/>
-        </w:rPr>
-        <w:t xml:space="preserve">Anvisa lança Programa de Combate à Desinformação com participação de plataformas digitais no 1º engaj@nvisa   </w:t>
-      </w:r>
-      <w:r>
-        <w:rPr>
-          <w:b/>
-          <w:color w:val="D68910"/>
-          <w:sz w:val="16"/>
-        </w:rPr>
-        <w:t>[MÉDIA]</w:t>
-      </w:r>
-    </w:p>
-    <w:p>
-      <w:pPr>
-        <w:spacing w:after="40"/>
-      </w:pPr>
-      <w:r>
-        <w:rPr>
-          <w:color w:val="4A4A4A"/>
-          <w:sz w:val="20"/>
-        </w:rPr>
-        <w:t>Anvisa lança programa de combate à desinformação com plataformas digitais, visando ampliar o acesso a informações confiáveis e proteger a saúde no Brasil.</w:t>
-      </w:r>
-    </w:p>
-    <w:p>
-      <w:pPr>
-        <w:spacing w:after="40"/>
-      </w:pPr>
-      <w:r>
-        <w:rPr>
-          <w:b/>
-          <w:color w:val="888888"/>
-          <w:sz w:val="18"/>
-        </w:rPr>
-        <w:t xml:space="preserve">Publicado: </w:t>
-      </w:r>
-      <w:r>
-        <w:rPr>
-          <w:color w:val="888888"/>
-          <w:sz w:val="18"/>
-        </w:rPr>
-        <w:t xml:space="preserve">2026-07-02   </w:t>
+        <w:t xml:space="preserve">2026-07-03   </w:t>
       </w:r>
       <w:hyperlink r:id="rId17">
         <w:r>
@@ -1290,7 +1292,7 @@
           <w:color w:val="888888"/>
           <w:sz w:val="16"/>
         </w:rPr>
-        <w:t>Lançamento de programa de combate à desinformação em saúde, com envolvimento de plataformas digitais.</w:t>
+        <w:t>Legislação federal com impacto em direitos de servidores públicos.</w:t>
       </w:r>
     </w:p>
     <w:p>
@@ -1303,7 +1305,7 @@
           <w:color w:val="1A1A1A"/>
           <w:sz w:val="22"/>
         </w:rPr>
-        <w:t xml:space="preserve">Medicamento vendido sem receita oferece risco?   </w:t>
+        <w:t xml:space="preserve">Decreto nº 13.048, de 3.7.2026 - Estabelece os critérios e os procedimentos para a concessão do Reconhecimento de Saberes e Competências aos servidores ocupantes dos cargos do Plano de Carreira dos Cargos Técnico-Administrativos em Educação.   </w:t>
       </w:r>
       <w:r>
         <w:rPr>
@@ -1323,7 +1325,7 @@
           <w:color w:val="4A4A4A"/>
           <w:sz w:val="20"/>
         </w:rPr>
-        <w:t>Anvisa alerta sobre os riscos de medicamentos vendidos sem receita, que podem causar efeitos colaterais e intoxicação, reforçando a importância da orientação médica.</w:t>
+        <w:t>Estabelece critérios para concessão de Reconhecimento de Saberes e Competências a servidores técnico-administrativos em Educação.</w:t>
       </w:r>
     </w:p>
     <w:p>
@@ -1343,7 +1345,7 @@
           <w:color w:val="888888"/>
           <w:sz w:val="18"/>
         </w:rPr>
-        <w:t xml:space="preserve">2026-07-02   </w:t>
+        <w:t xml:space="preserve">2026-07-03   </w:t>
       </w:r>
       <w:hyperlink r:id="rId18">
         <w:r>
@@ -1366,7 +1368,7 @@
           <w:color w:val="888888"/>
           <w:sz w:val="16"/>
         </w:rPr>
-        <w:t>Alerta de saúde pública sobre o uso de medicamentos, relevante para a segurança do consumidor.</w:t>
+        <w:t>Ato administrativo que impacta a carreira de servidores públicos.</w:t>
       </w:r>
     </w:p>
     <w:p>
@@ -1379,15 +1381,15 @@
           <w:color w:val="1A1A1A"/>
           <w:sz w:val="22"/>
         </w:rPr>
-        <w:t xml:space="preserve">Anvisa reforça segurança da vacina contra gripe e desmente boatos sobre componentes   </w:t>
+        <w:t xml:space="preserve">Lei nº 15.457, de 3.7.2026 - Cria a Universidade Federal do Esporte.   </w:t>
       </w:r>
       <w:r>
         <w:rPr>
           <w:b/>
-          <w:color w:val="D68910"/>
+          <w:color w:val="C0392B"/>
           <w:sz w:val="16"/>
         </w:rPr>
-        <w:t>[MÉDIA]</w:t>
+        <w:t>[ALTA]</w:t>
       </w:r>
     </w:p>
     <w:p>
@@ -1399,7 +1401,7 @@
           <w:color w:val="4A4A4A"/>
           <w:sz w:val="20"/>
         </w:rPr>
-        <w:t>Anvisa reforça a segurança da vacina contra gripe e desmente boatos sobre seus componentes, esclarecendo que as substâncias são usadas em doses seguras e eficazes.</w:t>
+        <w:t>Cria a Universidade Federal do Esporte.</w:t>
       </w:r>
     </w:p>
     <w:p>
@@ -1419,7 +1421,7 @@
           <w:color w:val="888888"/>
           <w:sz w:val="18"/>
         </w:rPr>
-        <w:t xml:space="preserve">2026-07-02   </w:t>
+        <w:t xml:space="preserve">2026-07-03   </w:t>
       </w:r>
       <w:hyperlink r:id="rId19">
         <w:r>
@@ -1442,7 +1444,7 @@
           <w:color w:val="888888"/>
           <w:sz w:val="16"/>
         </w:rPr>
-        <w:t>Esclarecimento de saúde pública para combater desinformação sobre vacinas, relevante para a saúde coletiva.</w:t>
+        <w:t>Legislação federal que cria uma nova instituição de ensino superior.</w:t>
       </w:r>
     </w:p>
     <w:p>
@@ -1455,15 +1457,15 @@
           <w:color w:val="1A1A1A"/>
           <w:sz w:val="22"/>
         </w:rPr>
-        <w:t xml:space="preserve">Vacina da dengue do Instituto Butantan NÃO é experimental   </w:t>
+        <w:t xml:space="preserve">Lei nº 15.456, de 3.7.2026 - Regulamenta a profissão de protesista/ortesista ortopédico.   </w:t>
       </w:r>
       <w:r>
         <w:rPr>
           <w:b/>
-          <w:color w:val="D68910"/>
+          <w:color w:val="C0392B"/>
           <w:sz w:val="16"/>
         </w:rPr>
-        <w:t>[MÉDIA]</w:t>
+        <w:t>[ALTA]</w:t>
       </w:r>
     </w:p>
     <w:p>
@@ -1475,7 +1477,7 @@
           <w:color w:val="4A4A4A"/>
           <w:sz w:val="20"/>
         </w:rPr>
-        <w:t>Anvisa esclarece que a vacina da dengue do Instituto Butantan não é experimental, tendo sido aprovada após todas as etapas de avaliação exigidas no Brasil.</w:t>
+        <w:t>Regulamenta a profissão de protesista/ortesista ortopédico.</w:t>
       </w:r>
     </w:p>
     <w:p>
@@ -1495,7 +1497,7 @@
           <w:color w:val="888888"/>
           <w:sz w:val="18"/>
         </w:rPr>
-        <w:t xml:space="preserve">2026-07-02   </w:t>
+        <w:t xml:space="preserve">2026-07-03   </w:t>
       </w:r>
       <w:hyperlink r:id="rId20">
         <w:r>
@@ -1518,505 +1520,7 @@
           <w:color w:val="888888"/>
           <w:sz w:val="16"/>
         </w:rPr>
-        <w:t>Esclarecimento de saúde pública para combater desinformação sobre vacinas, relevante para a saúde coletiva.</w:t>
-      </w:r>
-    </w:p>
-    <w:p>
-      <w:pPr>
-        <w:spacing w:before="160" w:after="40"/>
-      </w:pPr>
-      <w:r>
-        <w:rPr>
-          <w:b/>
-          <w:color w:val="1A1A1A"/>
-          <w:sz w:val="22"/>
-        </w:rPr>
-        <w:t xml:space="preserve">1º engaj@nvisa: Anvisa reúne 20 influenciadoras e influenciadores em imersão sobre os principais temas da vigilância sanitária   </w:t>
-      </w:r>
-      <w:r>
-        <w:rPr>
-          <w:b/>
-          <w:color w:val="7F8C8D"/>
-          <w:sz w:val="16"/>
-        </w:rPr>
-        <w:t>[BAIXA]</w:t>
-      </w:r>
-    </w:p>
-    <w:p>
-      <w:pPr>
-        <w:spacing w:after="40"/>
-      </w:pPr>
-      <w:r>
-        <w:rPr>
-          <w:color w:val="4A4A4A"/>
-          <w:sz w:val="20"/>
-        </w:rPr>
-        <w:t>Anvisa realiza o 1º engaj@nvisa, reunindo influenciadores para imersão em temas da vigilância sanitária, com oficinas e visita a laboratório público.</w:t>
-      </w:r>
-    </w:p>
-    <w:p>
-      <w:pPr>
-        <w:spacing w:after="40"/>
-      </w:pPr>
-      <w:r>
-        <w:rPr>
-          <w:b/>
-          <w:color w:val="888888"/>
-          <w:sz w:val="18"/>
-        </w:rPr>
-        <w:t xml:space="preserve">Publicado: </w:t>
-      </w:r>
-      <w:r>
-        <w:rPr>
-          <w:color w:val="888888"/>
-          <w:sz w:val="18"/>
-        </w:rPr>
-        <w:t xml:space="preserve">2026-07-02   </w:t>
-      </w:r>
-      <w:hyperlink r:id="rId21">
-        <w:r>
-          <w:rPr>
-            <w:color w:val="1A4D2E"/>
-            <w:u w:val="single"/>
-            <w:b/>
-          </w:rPr>
-          <w:t>Acessar materia</w:t>
-        </w:r>
-      </w:hyperlink>
-    </w:p>
-    <w:p>
-      <w:pPr>
-        <w:spacing w:after="120"/>
-      </w:pPr>
-      <w:r>
-        <w:rPr>
-          <w:i/>
-          <w:color w:val="888888"/>
-          <w:sz w:val="16"/>
-        </w:rPr>
-        <w:t>Evento institucional de comunicação e engajamento, sem impacto regulatório ou econômico direto.</w:t>
-      </w:r>
-    </w:p>
-    <w:p>
-      <w:pPr>
-        <w:spacing w:before="240" w:after="80"/>
-      </w:pPr>
-      <w:r>
-        <w:rPr>
-          <w:b/>
-          <w:color w:val="1A4D2E"/>
-          <w:sz w:val="20"/>
-        </w:rPr>
-        <w:t>INPI | NOTÍCIAS</w:t>
-      </w:r>
-    </w:p>
-    <w:p>
-      <w:pPr>
-        <w:spacing w:before="0" w:after="40"/>
-        <w:pBdr>
-          <w:bottom w:val="single" w:sz="8" w:space="1" w:color="1A4D2E"/>
-        </w:pBdr>
-      </w:pPr>
-    </w:p>
-    <w:p>
-      <w:pPr>
-        <w:spacing w:before="160" w:after="40"/>
-      </w:pPr>
-      <w:r>
-        <w:rPr>
-          <w:b/>
-          <w:color w:val="1A1A1A"/>
-          <w:sz w:val="22"/>
-        </w:rPr>
-        <w:t xml:space="preserve">INPI faz tomada de subsídios sobre reconhecimento de IGs argentinas   </w:t>
-      </w:r>
-      <w:r>
-        <w:rPr>
-          <w:b/>
-          <w:color w:val="D68910"/>
-          <w:sz w:val="16"/>
-        </w:rPr>
-        <w:t>[MÉDIA]</w:t>
-      </w:r>
-    </w:p>
-    <w:p>
-      <w:pPr>
-        <w:spacing w:after="40"/>
-      </w:pPr>
-      <w:r>
-        <w:rPr>
-          <w:color w:val="4A4A4A"/>
-          <w:sz w:val="20"/>
-        </w:rPr>
-        <w:t>INPI abre tomada de subsídios para o reconhecimento de Indicações Geográficas (IGs) argentinas, com impacto potencial na proteção de produtos e comércio internacional.</w:t>
-      </w:r>
-    </w:p>
-    <w:p>
-      <w:pPr>
-        <w:spacing w:after="40"/>
-      </w:pPr>
-      <w:r>
-        <w:rPr>
-          <w:b/>
-          <w:color w:val="888888"/>
-          <w:sz w:val="18"/>
-        </w:rPr>
-        <w:t xml:space="preserve">Publicado: </w:t>
-      </w:r>
-      <w:r>
-        <w:rPr>
-          <w:color w:val="888888"/>
-          <w:sz w:val="18"/>
-        </w:rPr>
-        <w:t xml:space="preserve">2026-07-02T15:43   </w:t>
-      </w:r>
-      <w:hyperlink r:id="rId22">
-        <w:r>
-          <w:rPr>
-            <w:color w:val="1A4D2E"/>
-            <w:u w:val="single"/>
-            <w:b/>
-          </w:rPr>
-          <w:t>Acessar materia</w:t>
-        </w:r>
-      </w:hyperlink>
-    </w:p>
-    <w:p>
-      <w:pPr>
-        <w:spacing w:after="120"/>
-      </w:pPr>
-      <w:r>
-        <w:rPr>
-          <w:i/>
-          <w:color w:val="888888"/>
-          <w:sz w:val="16"/>
-        </w:rPr>
-        <w:t>Consulta pública sobre reconhecimento de indicações geográficas, relevante para propriedade intelectual e comércio.</w:t>
-      </w:r>
-    </w:p>
-    <w:p>
-      <w:pPr>
-        <w:spacing w:before="160" w:after="40"/>
-      </w:pPr>
-      <w:r>
-        <w:rPr>
-          <w:b/>
-          <w:color w:val="1A1A1A"/>
-          <w:sz w:val="22"/>
-        </w:rPr>
-        <w:t xml:space="preserve">INPI divulga relatório para apoiar a internalização do Tratado de Budapeste no Brasil   </w:t>
-      </w:r>
-      <w:r>
-        <w:rPr>
-          <w:b/>
-          <w:color w:val="D68910"/>
-          <w:sz w:val="16"/>
-        </w:rPr>
-        <w:t>[MÉDIA]</w:t>
-      </w:r>
-    </w:p>
-    <w:p>
-      <w:pPr>
-        <w:spacing w:after="40"/>
-      </w:pPr>
-      <w:r>
-        <w:rPr>
-          <w:color w:val="4A4A4A"/>
-          <w:sz w:val="20"/>
-        </w:rPr>
-        <w:t>INPI divulga relatório para apoiar a internalização do Tratado de Budapeste no Brasil, facilitando o depósito internacional de microrganismos para fins de patente.</w:t>
-      </w:r>
-    </w:p>
-    <w:p>
-      <w:pPr>
-        <w:spacing w:after="40"/>
-      </w:pPr>
-      <w:r>
-        <w:rPr>
-          <w:b/>
-          <w:color w:val="888888"/>
-          <w:sz w:val="18"/>
-        </w:rPr>
-        <w:t xml:space="preserve">Publicado: </w:t>
-      </w:r>
-      <w:r>
-        <w:rPr>
-          <w:color w:val="888888"/>
-          <w:sz w:val="18"/>
-        </w:rPr>
-        <w:t xml:space="preserve">2026-07-02T11:07   </w:t>
-      </w:r>
-      <w:hyperlink r:id="rId23">
-        <w:r>
-          <w:rPr>
-            <w:color w:val="1A4D2E"/>
-            <w:u w:val="single"/>
-            <w:b/>
-          </w:rPr>
-          <w:t>Acessar materia</w:t>
-        </w:r>
-      </w:hyperlink>
-    </w:p>
-    <w:p>
-      <w:pPr>
-        <w:spacing w:after="120"/>
-      </w:pPr>
-      <w:r>
-        <w:rPr>
-          <w:i/>
-          <w:color w:val="888888"/>
-          <w:sz w:val="16"/>
-        </w:rPr>
-        <w:t>Publicação de relatório sobre tratado internacional, relevante para a propriedade intelectual e pesquisa científica.</w:t>
-      </w:r>
-    </w:p>
-    <w:p>
-      <w:pPr>
-        <w:spacing w:before="160" w:after="40"/>
-      </w:pPr>
-      <w:r>
-        <w:rPr>
-          <w:b/>
-          <w:color w:val="1A1A1A"/>
-          <w:sz w:val="22"/>
-        </w:rPr>
-        <w:t xml:space="preserve">INPI e ABIHPEC firmam parceria para impulsionar a inovação e proteger a PI no setor de beleza   </w:t>
-      </w:r>
-      <w:r>
-        <w:rPr>
-          <w:b/>
-          <w:color w:val="D68910"/>
-          <w:sz w:val="16"/>
-        </w:rPr>
-        <w:t>[MÉDIA]</w:t>
-      </w:r>
-    </w:p>
-    <w:p>
-      <w:pPr>
-        <w:spacing w:after="40"/>
-      </w:pPr>
-      <w:r>
-        <w:rPr>
-          <w:color w:val="4A4A4A"/>
-          <w:sz w:val="20"/>
-        </w:rPr>
-        <w:t>INPI e ABIHPEC firmam parceria para impulsionar a inovação e proteger a Propriedade Industrial (PI) no setor de beleza, promovendo o desenvolvimento e a segurança jurídica.</w:t>
-      </w:r>
-    </w:p>
-    <w:p>
-      <w:pPr>
-        <w:spacing w:after="40"/>
-      </w:pPr>
-      <w:r>
-        <w:rPr>
-          <w:b/>
-          <w:color w:val="888888"/>
-          <w:sz w:val="18"/>
-        </w:rPr>
-        <w:t xml:space="preserve">Publicado: </w:t>
-      </w:r>
-      <w:r>
-        <w:rPr>
-          <w:color w:val="888888"/>
-          <w:sz w:val="18"/>
-        </w:rPr>
-        <w:t xml:space="preserve">2026-07-02T10:45   </w:t>
-      </w:r>
-      <w:hyperlink r:id="rId24">
-        <w:r>
-          <w:rPr>
-            <w:color w:val="1A4D2E"/>
-            <w:u w:val="single"/>
-            <w:b/>
-          </w:rPr>
-          <w:t>Acessar materia</w:t>
-        </w:r>
-      </w:hyperlink>
-    </w:p>
-    <w:p>
-      <w:pPr>
-        <w:spacing w:after="120"/>
-      </w:pPr>
-      <w:r>
-        <w:rPr>
-          <w:i/>
-          <w:color w:val="888888"/>
-          <w:sz w:val="16"/>
-        </w:rPr>
-        <w:t>Parceria institucional para fomento à inovação e proteção de propriedade intelectual em setor específico.</w:t>
-      </w:r>
-    </w:p>
-    <w:p>
-      <w:pPr>
-        <w:spacing w:before="160" w:after="40"/>
-      </w:pPr>
-      <w:r>
-        <w:rPr>
-          <w:b/>
-          <w:color w:val="1A1A1A"/>
-          <w:sz w:val="22"/>
-        </w:rPr>
-        <w:t xml:space="preserve">INPI adota medidas de adequação à legislação eleitoral em seus canais de comunicação   </w:t>
-      </w:r>
-      <w:r>
-        <w:rPr>
-          <w:b/>
-          <w:color w:val="7F8C8D"/>
-          <w:sz w:val="16"/>
-        </w:rPr>
-        <w:t>[BAIXA]</w:t>
-      </w:r>
-    </w:p>
-    <w:p>
-      <w:pPr>
-        <w:spacing w:after="40"/>
-      </w:pPr>
-      <w:r>
-        <w:rPr>
-          <w:color w:val="4A4A4A"/>
-          <w:sz w:val="20"/>
-        </w:rPr>
-        <w:t>INPI adota medidas para adequar seus canais de comunicação à legislação eleitoral, garantindo a conformidade durante o período de defeso.</w:t>
-      </w:r>
-    </w:p>
-    <w:p>
-      <w:pPr>
-        <w:spacing w:after="40"/>
-      </w:pPr>
-      <w:r>
-        <w:rPr>
-          <w:b/>
-          <w:color w:val="888888"/>
-          <w:sz w:val="18"/>
-        </w:rPr>
-        <w:t xml:space="preserve">Publicado: </w:t>
-      </w:r>
-      <w:r>
-        <w:rPr>
-          <w:color w:val="888888"/>
-          <w:sz w:val="18"/>
-        </w:rPr>
-        <w:t xml:space="preserve">2026-07-02T13:34   </w:t>
-      </w:r>
-      <w:hyperlink r:id="rId25">
-        <w:r>
-          <w:rPr>
-            <w:color w:val="1A4D2E"/>
-            <w:u w:val="single"/>
-            <w:b/>
-          </w:rPr>
-          <w:t>Acessar materia</w:t>
-        </w:r>
-      </w:hyperlink>
-    </w:p>
-    <w:p>
-      <w:pPr>
-        <w:spacing w:after="120"/>
-      </w:pPr>
-      <w:r>
-        <w:rPr>
-          <w:i/>
-          <w:color w:val="888888"/>
-          <w:sz w:val="16"/>
-        </w:rPr>
-        <w:t>Atualização administrativa interna para conformidade com a legislação eleitoral.</w:t>
-      </w:r>
-    </w:p>
-    <w:p>
-      <w:pPr>
-        <w:spacing w:before="240" w:after="80"/>
-      </w:pPr>
-      <w:r>
-        <w:rPr>
-          <w:b/>
-          <w:color w:val="1A4D2E"/>
-          <w:sz w:val="20"/>
-        </w:rPr>
-        <w:t>SENACON | NOTÍCIAS</w:t>
-      </w:r>
-    </w:p>
-    <w:p>
-      <w:pPr>
-        <w:spacing w:before="0" w:after="40"/>
-        <w:pBdr>
-          <w:bottom w:val="single" w:sz="8" w:space="1" w:color="1A4D2E"/>
-        </w:pBdr>
-      </w:pPr>
-    </w:p>
-    <w:p>
-      <w:pPr>
-        <w:spacing w:before="160" w:after="40"/>
-      </w:pPr>
-      <w:r>
-        <w:rPr>
-          <w:b/>
-          <w:color w:val="1A1A1A"/>
-          <w:sz w:val="22"/>
-        </w:rPr>
-        <w:t xml:space="preserve">Senasp acelera transformação digital da segurança pública com novas ferramentas de inteligência e integração de dados   </w:t>
-      </w:r>
-      <w:r>
-        <w:rPr>
-          <w:b/>
-          <w:color w:val="D68910"/>
-          <w:sz w:val="16"/>
-        </w:rPr>
-        <w:t>[MÉDIA]</w:t>
-      </w:r>
-    </w:p>
-    <w:p>
-      <w:pPr>
-        <w:spacing w:after="40"/>
-      </w:pPr>
-      <w:r>
-        <w:rPr>
-          <w:color w:val="4A4A4A"/>
-          <w:sz w:val="20"/>
-        </w:rPr>
-        <w:t>Senasp acelera a transformação digital da segurança pública com novas ferramentas de inteligência e integração de dados, fortalecendo estatísticas e modernizando serviços.</w:t>
-      </w:r>
-    </w:p>
-    <w:p>
-      <w:pPr>
-        <w:spacing w:after="40"/>
-      </w:pPr>
-      <w:r>
-        <w:rPr>
-          <w:b/>
-          <w:color w:val="888888"/>
-          <w:sz w:val="18"/>
-        </w:rPr>
-        <w:t xml:space="preserve">Publicado: </w:t>
-      </w:r>
-      <w:r>
-        <w:rPr>
-          <w:color w:val="888888"/>
-          <w:sz w:val="18"/>
-        </w:rPr>
-        <w:t xml:space="preserve">2026-07-02   </w:t>
-      </w:r>
-      <w:hyperlink r:id="rId26">
-        <w:r>
-          <w:rPr>
-            <w:color w:val="1A4D2E"/>
-            <w:u w:val="single"/>
-            <w:b/>
-          </w:rPr>
-          <w:t>Acessar materia</w:t>
-        </w:r>
-      </w:hyperlink>
-    </w:p>
-    <w:p>
-      <w:pPr>
-        <w:spacing w:after="120"/>
-      </w:pPr>
-      <w:r>
-        <w:rPr>
-          <w:i/>
-          <w:color w:val="888888"/>
-          <w:sz w:val="16"/>
-        </w:rPr>
-        <w:t>Iniciativa de transformação digital na segurança pública, com impacto na gestão de dados e eficiência operacional.</w:t>
+        <w:t>Legislação federal que regulamenta uma profissão.</w:t>
       </w:r>
     </w:p>
     <w:p/>
@@ -2082,15 +1586,15 @@
           <w:color w:val="1A1A1A"/>
           <w:sz w:val="22"/>
         </w:rPr>
-        <w:t xml:space="preserve">CVM altera pontualmente Resolução 50 sobre PLD/FTP   </w:t>
+        <w:t xml:space="preserve">CVM adequa canais de comunicação para cumprir normas do período eleitoral   </w:t>
       </w:r>
       <w:r>
         <w:rPr>
           <w:b/>
-          <w:color w:val="C0392B"/>
+          <w:color w:val="7F8C8D"/>
           <w:sz w:val="16"/>
         </w:rPr>
-        <w:t>[ALTA]</w:t>
+        <w:t>[BAIXA]</w:t>
       </w:r>
     </w:p>
     <w:p>
@@ -2102,7 +1606,7 @@
           <w:color w:val="4A4A4A"/>
           <w:sz w:val="20"/>
         </w:rPr>
-        <w:t>CVM altera a Resolução 50, focando no tratamento de operações com investidores não residentes de países que não aplicam as recomendações do GAFI sobre PLD/FTP.</w:t>
+        <w:t>A CVM informa que os comentários em suas redes sociais estarão desativados até o fim das eleições, em adequação às normas eleitorais.</w:t>
       </w:r>
     </w:p>
     <w:p>
@@ -2122,9 +1626,9 @@
           <w:color w:val="888888"/>
           <w:sz w:val="18"/>
         </w:rPr>
-        <w:t xml:space="preserve">2026-07-02   </w:t>
+        <w:t xml:space="preserve">2026-07-03   </w:t>
       </w:r>
-      <w:hyperlink r:id="rId13">
+      <w:hyperlink r:id="rId21">
         <w:r>
           <w:rPr>
             <w:color w:val="1A4D2E"/>
@@ -2145,7 +1649,592 @@
           <w:color w:val="888888"/>
           <w:sz w:val="16"/>
         </w:rPr>
-        <w:t>Alteração de resolução com impacto direto na regulação do mercado financeiro e na prevenção à lavagem de dinheiro.</w:t>
+        <w:t>Notícia institucional sobre adequação a período eleitoral.</w:t>
+      </w:r>
+    </w:p>
+    <w:p>
+      <w:pPr>
+        <w:spacing w:before="160" w:after="40"/>
+      </w:pPr>
+      <w:r>
+        <w:rPr>
+          <w:b/>
+          <w:color w:val="1A1A1A"/>
+          <w:sz w:val="22"/>
+        </w:rPr>
+        <w:t xml:space="preserve">Plano Emergencial de Reestruturação da CVM é homologado pelo STF e reforça condições para atuação da Autarquia   </w:t>
+      </w:r>
+      <w:r>
+        <w:rPr>
+          <w:b/>
+          <w:color w:val="C0392B"/>
+          <w:sz w:val="16"/>
+        </w:rPr>
+        <w:t>[ALTA]</w:t>
+      </w:r>
+    </w:p>
+    <w:p>
+      <w:pPr>
+        <w:spacing w:after="40"/>
+      </w:pPr>
+      <w:r>
+        <w:rPr>
+          <w:color w:val="4A4A4A"/>
+          <w:sz w:val="20"/>
+        </w:rPr>
+        <w:t>Decisão do STF homologa o Plano Emergencial de Reestruturação da CVM, fortalecendo as condições para a atuação da Autarquia.</w:t>
+      </w:r>
+    </w:p>
+    <w:p>
+      <w:pPr>
+        <w:spacing w:after="40"/>
+      </w:pPr>
+      <w:r>
+        <w:rPr>
+          <w:b/>
+          <w:color w:val="888888"/>
+          <w:sz w:val="18"/>
+        </w:rPr>
+        <w:t xml:space="preserve">Publicado: </w:t>
+      </w:r>
+      <w:r>
+        <w:rPr>
+          <w:color w:val="888888"/>
+          <w:sz w:val="18"/>
+        </w:rPr>
+        <w:t xml:space="preserve">2026-07-03   </w:t>
+      </w:r>
+      <w:hyperlink r:id="rId22">
+        <w:r>
+          <w:rPr>
+            <w:color w:val="1A4D2E"/>
+            <w:u w:val="single"/>
+            <w:b/>
+          </w:rPr>
+          <w:t>Acessar materia</w:t>
+        </w:r>
+      </w:hyperlink>
+    </w:p>
+    <w:p>
+      <w:pPr>
+        <w:spacing w:after="120"/>
+      </w:pPr>
+      <w:r>
+        <w:rPr>
+          <w:i/>
+          <w:color w:val="888888"/>
+          <w:sz w:val="16"/>
+        </w:rPr>
+        <w:t>Decisão judicial com impacto na estrutura e atuação de autarquia reguladora do mercado de capitais.</w:t>
+      </w:r>
+    </w:p>
+    <w:p>
+      <w:pPr>
+        <w:spacing w:before="160" w:after="40"/>
+      </w:pPr>
+      <w:r>
+        <w:rPr>
+          <w:b/>
+          <w:color w:val="1A1A1A"/>
+          <w:sz w:val="22"/>
+        </w:rPr>
+        <w:t xml:space="preserve">Expediente na CVM-SP em 9/7   </w:t>
+      </w:r>
+      <w:r>
+        <w:rPr>
+          <w:b/>
+          <w:color w:val="7F8C8D"/>
+          <w:sz w:val="16"/>
+        </w:rPr>
+        <w:t>[BAIXA]</w:t>
+      </w:r>
+    </w:p>
+    <w:p>
+      <w:pPr>
+        <w:spacing w:after="40"/>
+      </w:pPr>
+      <w:r>
+        <w:rPr>
+          <w:color w:val="4A4A4A"/>
+          <w:sz w:val="20"/>
+        </w:rPr>
+        <w:t>A CVM-SP seguirá o disposto em Portaria do Ministério da Gestão e Inovação em Serviços Públicos (MGI) sobre o expediente em 9 de julho.</w:t>
+      </w:r>
+    </w:p>
+    <w:p>
+      <w:pPr>
+        <w:spacing w:after="40"/>
+      </w:pPr>
+      <w:r>
+        <w:rPr>
+          <w:b/>
+          <w:color w:val="888888"/>
+          <w:sz w:val="18"/>
+        </w:rPr>
+        <w:t xml:space="preserve">Publicado: </w:t>
+      </w:r>
+      <w:r>
+        <w:rPr>
+          <w:color w:val="888888"/>
+          <w:sz w:val="18"/>
+        </w:rPr>
+        <w:t xml:space="preserve">2026-07-03   </w:t>
+      </w:r>
+      <w:hyperlink r:id="rId23">
+        <w:r>
+          <w:rPr>
+            <w:color w:val="1A4D2E"/>
+            <w:u w:val="single"/>
+            <w:b/>
+          </w:rPr>
+          <w:t>Acessar materia</w:t>
+        </w:r>
+      </w:hyperlink>
+    </w:p>
+    <w:p>
+      <w:pPr>
+        <w:spacing w:after="120"/>
+      </w:pPr>
+      <w:r>
+        <w:rPr>
+          <w:i/>
+          <w:color w:val="888888"/>
+          <w:sz w:val="16"/>
+        </w:rPr>
+        <w:t>Notícia administrativa sobre funcionamento da autarquia.</w:t>
+      </w:r>
+    </w:p>
+    <w:p>
+      <w:pPr>
+        <w:spacing w:before="160" w:after="40"/>
+      </w:pPr>
+      <w:r>
+        <w:rPr>
+          <w:b/>
+          <w:color w:val="1A1A1A"/>
+          <w:sz w:val="22"/>
+        </w:rPr>
+        <w:t xml:space="preserve">Área técnica da CVM divulga lista com 11 companhias abertas inadimplentes   </w:t>
+      </w:r>
+      <w:r>
+        <w:rPr>
+          <w:b/>
+          <w:color w:val="D68910"/>
+          <w:sz w:val="16"/>
+        </w:rPr>
+        <w:t>[MÉDIA]</w:t>
+      </w:r>
+    </w:p>
+    <w:p>
+      <w:pPr>
+        <w:spacing w:after="40"/>
+      </w:pPr>
+      <w:r>
+        <w:rPr>
+          <w:color w:val="4A4A4A"/>
+          <w:sz w:val="20"/>
+        </w:rPr>
+        <w:t>CVM divulga lista de 11 companhias abertas que não enviaram documentos periódicos à Autarquia há no mínimo três meses.</w:t>
+      </w:r>
+    </w:p>
+    <w:p>
+      <w:pPr>
+        <w:spacing w:after="40"/>
+      </w:pPr>
+      <w:r>
+        <w:rPr>
+          <w:b/>
+          <w:color w:val="888888"/>
+          <w:sz w:val="18"/>
+        </w:rPr>
+        <w:t xml:space="preserve">Publicado: </w:t>
+      </w:r>
+      <w:r>
+        <w:rPr>
+          <w:color w:val="888888"/>
+          <w:sz w:val="18"/>
+        </w:rPr>
+        <w:t xml:space="preserve">2026-07-03   </w:t>
+      </w:r>
+      <w:hyperlink r:id="rId24">
+        <w:r>
+          <w:rPr>
+            <w:color w:val="1A4D2E"/>
+            <w:u w:val="single"/>
+            <w:b/>
+          </w:rPr>
+          <w:t>Acessar materia</w:t>
+        </w:r>
+      </w:hyperlink>
+    </w:p>
+    <w:p>
+      <w:pPr>
+        <w:spacing w:after="120"/>
+      </w:pPr>
+      <w:r>
+        <w:rPr>
+          <w:i/>
+          <w:color w:val="888888"/>
+          <w:sz w:val="16"/>
+        </w:rPr>
+        <w:t>Ação de fiscalização com impacto em companhias abertas e no mercado de capitais.</w:t>
+      </w:r>
+    </w:p>
+    <w:p/>
+    <w:tbl>
+      <w:tblPr>
+        <w:tblW w:type="auto" w:w="0"/>
+        <w:tblLayout w:type="fixed"/>
+        <w:tblLook w:firstColumn="1" w:firstRow="1" w:lastColumn="0" w:lastRow="0" w:noHBand="0" w:noVBand="1" w:val="04A0"/>
+      </w:tblPr>
+      <w:tblGrid>
+        <w:gridCol w:w="9638"/>
+      </w:tblGrid>
+      <w:tr>
+        <w:tc>
+          <w:tcPr>
+            <w:tcW w:type="dxa" w:w="9638"/>
+            <w:shd w:val="clear" w:color="auto" w:fill="1A4D2E"/>
+          </w:tcPr>
+          <w:p>
+            <w:pPr>
+              <w:spacing w:before="120" w:after="40"/>
+            </w:pPr>
+            <w:r>
+              <w:rPr>
+                <w:b w:val="0"/>
+                <w:color w:val="FFFFFF"/>
+                <w:sz w:val="32"/>
+              </w:rPr>
+              <w:t>Regulatório e Setorial</w:t>
+            </w:r>
+          </w:p>
+        </w:tc>
+      </w:tr>
+    </w:tbl>
+    <w:p>
+      <w:pPr>
+        <w:spacing w:before="240" w:after="80"/>
+      </w:pPr>
+      <w:r>
+        <w:rPr>
+          <w:b/>
+          <w:color w:val="1A4D2E"/>
+          <w:sz w:val="20"/>
+        </w:rPr>
+        <w:t>ANVISA | NOTÍCIAS</w:t>
+      </w:r>
+    </w:p>
+    <w:p>
+      <w:pPr>
+        <w:spacing w:before="0" w:after="40"/>
+        <w:pBdr>
+          <w:bottom w:val="single" w:sz="8" w:space="1" w:color="1A4D2E"/>
+        </w:pBdr>
+      </w:pPr>
+    </w:p>
+    <w:p>
+      <w:pPr>
+        <w:spacing w:before="160" w:after="40"/>
+      </w:pPr>
+      <w:r>
+        <w:rPr>
+          <w:b/>
+          <w:color w:val="1A1A1A"/>
+          <w:sz w:val="22"/>
+        </w:rPr>
+        <w:t xml:space="preserve">Entram em vigor os novos compêndios da Farmacopeia Brasileira   </w:t>
+      </w:r>
+      <w:r>
+        <w:rPr>
+          <w:b/>
+          <w:color w:val="C0392B"/>
+          <w:sz w:val="16"/>
+        </w:rPr>
+        <w:t>[ALTA]</w:t>
+      </w:r>
+    </w:p>
+    <w:p>
+      <w:pPr>
+        <w:spacing w:after="40"/>
+      </w:pPr>
+      <w:r>
+        <w:rPr>
+          <w:color w:val="4A4A4A"/>
+          <w:sz w:val="20"/>
+        </w:rPr>
+        <w:t>Os novos compêndios da Farmacopeia Brasileira, aprovados em junho, entram em vigor após lançamento no 16º Encontro Internacional das Farmacopeias Mundiais.</w:t>
+      </w:r>
+    </w:p>
+    <w:p>
+      <w:pPr>
+        <w:spacing w:after="40"/>
+      </w:pPr>
+      <w:r>
+        <w:rPr>
+          <w:b/>
+          <w:color w:val="888888"/>
+          <w:sz w:val="18"/>
+        </w:rPr>
+        <w:t xml:space="preserve">Publicado: </w:t>
+      </w:r>
+      <w:r>
+        <w:rPr>
+          <w:color w:val="888888"/>
+          <w:sz w:val="18"/>
+        </w:rPr>
+        <w:t xml:space="preserve">2026-07-06   </w:t>
+      </w:r>
+      <w:hyperlink r:id="rId25">
+        <w:r>
+          <w:rPr>
+            <w:color w:val="1A4D2E"/>
+            <w:u w:val="single"/>
+            <w:b/>
+          </w:rPr>
+          <w:t>Acessar materia</w:t>
+        </w:r>
+      </w:hyperlink>
+    </w:p>
+    <w:p>
+      <w:pPr>
+        <w:spacing w:after="120"/>
+      </w:pPr>
+      <w:r>
+        <w:rPr>
+          <w:i/>
+          <w:color w:val="888888"/>
+          <w:sz w:val="16"/>
+        </w:rPr>
+        <w:t>Notícia regulatória com impacto em padrões farmacêuticos e na indústria.</w:t>
+      </w:r>
+    </w:p>
+    <w:p>
+      <w:pPr>
+        <w:spacing w:before="160" w:after="40"/>
+      </w:pPr>
+      <w:r>
+        <w:rPr>
+          <w:b/>
+          <w:color w:val="1A1A1A"/>
+          <w:sz w:val="22"/>
+        </w:rPr>
+        <w:t xml:space="preserve">Canais de divulgação da Anvisa serão ajustados durante período do defeso eleitoral   </w:t>
+      </w:r>
+      <w:r>
+        <w:rPr>
+          <w:b/>
+          <w:color w:val="7F8C8D"/>
+          <w:sz w:val="16"/>
+        </w:rPr>
+        <w:t>[BAIXA]</w:t>
+      </w:r>
+    </w:p>
+    <w:p>
+      <w:pPr>
+        <w:spacing w:after="40"/>
+      </w:pPr>
+      <w:r>
+        <w:rPr>
+          <w:color w:val="4A4A4A"/>
+          <w:sz w:val="20"/>
+        </w:rPr>
+        <w:t>O portal e as redes sociais da Anvisa se adequarão à legislação eleitoral a partir de 4 de julho.</w:t>
+      </w:r>
+    </w:p>
+    <w:p>
+      <w:pPr>
+        <w:spacing w:after="40"/>
+      </w:pPr>
+      <w:r>
+        <w:rPr>
+          <w:b/>
+          <w:color w:val="888888"/>
+          <w:sz w:val="18"/>
+        </w:rPr>
+        <w:t xml:space="preserve">Publicado: </w:t>
+      </w:r>
+      <w:r>
+        <w:rPr>
+          <w:color w:val="888888"/>
+          <w:sz w:val="18"/>
+        </w:rPr>
+        <w:t xml:space="preserve">2026-07-04   </w:t>
+      </w:r>
+      <w:hyperlink r:id="rId26">
+        <w:r>
+          <w:rPr>
+            <w:color w:val="1A4D2E"/>
+            <w:u w:val="single"/>
+            <w:b/>
+          </w:rPr>
+          <w:t>Acessar materia</w:t>
+        </w:r>
+      </w:hyperlink>
+    </w:p>
+    <w:p>
+      <w:pPr>
+        <w:spacing w:after="120"/>
+      </w:pPr>
+      <w:r>
+        <w:rPr>
+          <w:i/>
+          <w:color w:val="888888"/>
+          <w:sz w:val="16"/>
+        </w:rPr>
+        <w:t>Notícia institucional sobre adequação a período eleitoral.</w:t>
+      </w:r>
+    </w:p>
+    <w:p>
+      <w:pPr>
+        <w:spacing w:before="160" w:after="40"/>
+      </w:pPr>
+      <w:r>
+        <w:rPr>
+          <w:b/>
+          <w:color w:val="1A1A1A"/>
+          <w:sz w:val="22"/>
+        </w:rPr>
+        <w:t xml:space="preserve">Anvisa atualiza listas de substâncias para uso em cosméticos   </w:t>
+      </w:r>
+      <w:r>
+        <w:rPr>
+          <w:b/>
+          <w:color w:val="C0392B"/>
+          <w:sz w:val="16"/>
+        </w:rPr>
+        <w:t>[ALTA]</w:t>
+      </w:r>
+    </w:p>
+    <w:p>
+      <w:pPr>
+        <w:spacing w:after="40"/>
+      </w:pPr>
+      <w:r>
+        <w:rPr>
+          <w:color w:val="4A4A4A"/>
+          <w:sz w:val="20"/>
+        </w:rPr>
+        <w:t>Novas regras da Anvisa para listas de substâncias em cosméticos alinham o mercado brasileiro a padrões internacionais e do Mercosul.</w:t>
+      </w:r>
+    </w:p>
+    <w:p>
+      <w:pPr>
+        <w:spacing w:after="40"/>
+      </w:pPr>
+      <w:r>
+        <w:rPr>
+          <w:b/>
+          <w:color w:val="888888"/>
+          <w:sz w:val="18"/>
+        </w:rPr>
+        <w:t xml:space="preserve">Publicado: </w:t>
+      </w:r>
+      <w:r>
+        <w:rPr>
+          <w:color w:val="888888"/>
+          <w:sz w:val="18"/>
+        </w:rPr>
+        <w:t xml:space="preserve">2026-07-03   </w:t>
+      </w:r>
+      <w:hyperlink r:id="rId27">
+        <w:r>
+          <w:rPr>
+            <w:color w:val="1A4D2E"/>
+            <w:u w:val="single"/>
+            <w:b/>
+          </w:rPr>
+          <w:t>Acessar materia</w:t>
+        </w:r>
+      </w:hyperlink>
+    </w:p>
+    <w:p>
+      <w:pPr>
+        <w:spacing w:after="120"/>
+      </w:pPr>
+      <w:r>
+        <w:rPr>
+          <w:i/>
+          <w:color w:val="888888"/>
+          <w:sz w:val="16"/>
+        </w:rPr>
+        <w:t>Atualização regulatória com impacto direto na indústria de cosméticos.</w:t>
+      </w:r>
+    </w:p>
+    <w:p>
+      <w:pPr>
+        <w:spacing w:before="160" w:after="40"/>
+      </w:pPr>
+      <w:r>
+        <w:rPr>
+          <w:b/>
+          <w:color w:val="1A1A1A"/>
+          <w:sz w:val="22"/>
+        </w:rPr>
+        <w:t xml:space="preserve">Anvisa determina apreensão de saneantes sem registro   </w:t>
+      </w:r>
+      <w:r>
+        <w:rPr>
+          <w:b/>
+          <w:color w:val="D68910"/>
+          <w:sz w:val="16"/>
+        </w:rPr>
+        <w:t>[MÉDIA]</w:t>
+      </w:r>
+    </w:p>
+    <w:p>
+      <w:pPr>
+        <w:spacing w:after="40"/>
+      </w:pPr>
+      <w:r>
+        <w:rPr>
+          <w:color w:val="4A4A4A"/>
+          <w:sz w:val="20"/>
+        </w:rPr>
+        <w:t>A Anvisa determinou a apreensão de saneantes fabricados por empresas sem autorização de funcionamento, visando a segurança sanitária.</w:t>
+      </w:r>
+    </w:p>
+    <w:p>
+      <w:pPr>
+        <w:spacing w:after="40"/>
+      </w:pPr>
+      <w:r>
+        <w:rPr>
+          <w:b/>
+          <w:color w:val="888888"/>
+          <w:sz w:val="18"/>
+        </w:rPr>
+        <w:t xml:space="preserve">Publicado: </w:t>
+      </w:r>
+      <w:r>
+        <w:rPr>
+          <w:color w:val="888888"/>
+          <w:sz w:val="18"/>
+        </w:rPr>
+        <w:t xml:space="preserve">2026-07-03   </w:t>
+      </w:r>
+      <w:hyperlink r:id="rId28">
+        <w:r>
+          <w:rPr>
+            <w:color w:val="1A4D2E"/>
+            <w:u w:val="single"/>
+            <w:b/>
+          </w:rPr>
+          <w:t>Acessar materia</w:t>
+        </w:r>
+      </w:hyperlink>
+    </w:p>
+    <w:p>
+      <w:pPr>
+        <w:spacing w:after="120"/>
+      </w:pPr>
+      <w:r>
+        <w:rPr>
+          <w:i/>
+          <w:color w:val="888888"/>
+          <w:sz w:val="16"/>
+        </w:rPr>
+        <w:t>Ação de fiscalização com impacto na segurança sanitária e empresas.</w:t>
       </w:r>
     </w:p>
     <w:p/>
@@ -2198,7 +2287,7 @@
           <w:color w:val="4A4A4A"/>
           <w:sz w:val="18"/>
         </w:rPr>
-        <w:t>ANP | Notícias - Nenhuma publicação encontrada na janela temporal de 2026-07-02T00:00 a 2026-07-03T09:57.</w:t>
+        <w:t>ANPD | Notícias - Nenhum resultado foi encontrado na janela temporal.</w:t>
       </w:r>
     </w:p>
     <w:p>
@@ -2210,7 +2299,7 @@
           <w:color w:val="4A4A4A"/>
           <w:sz w:val="18"/>
         </w:rPr>
-        <w:t>ONS | Notícias - A fonte explicitamente indica 'Nenhum item encontrado' para o período.</w:t>
+        <w:t>Secretaria de Prêmios e Apostas | Notícias - Nenhum resultado foi encontrado na janela temporal.</w:t>
       </w:r>
     </w:p>
     <w:p>
@@ -2222,7 +2311,7 @@
           <w:color w:val="4A4A4A"/>
           <w:sz w:val="18"/>
         </w:rPr>
-        <w:t>Secretaria de Prêmios e Apostas | Notícias - Nenhuma publicação encontrada na janela temporal de 2026-07-02T00:00 a 2026-07-03T09:57.</w:t>
+        <w:t>INPI | Notícias - Nenhuma publicação encontrada na janela temporal.</w:t>
       </w:r>
     </w:p>
     <w:p>
@@ -2244,7 +2333,7 @@
           <w:color w:val="4A4A4A"/>
           <w:sz w:val="18"/>
         </w:rPr>
-        <w:t>Destaques do D.O.U. - A fonte é uma interface de busca e não lista notícias ou atos diretamente para extração de itens.</w:t>
+        <w:t>Receita Federal | Normas - Página de busca, sem conteúdo direto ou resultados identificáveis na janela.</w:t>
       </w:r>
     </w:p>
     <w:p>
@@ -2256,7 +2345,7 @@
           <w:color w:val="4A4A4A"/>
           <w:sz w:val="18"/>
         </w:rPr>
-        <w:t>Receita Federal | Normas - A fonte é uma interface de busca e não lista normas diretamente para extração de itens.</w:t>
+        <w:t>CGU | Notícias - Conteúdo restrito, requer autenticação para visualização.</w:t>
       </w:r>
     </w:p>
     <w:p>
@@ -2268,7 +2357,41 @@
           <w:color w:val="4A4A4A"/>
           <w:sz w:val="18"/>
         </w:rPr>
-        <w:t>COAF | Notícias - A fonte exibe 'Carregando' e não apresenta notícias para extração de itens.</w:t>
+        <w:t>Ministério do Meio Ambiente | Notícias - Conteúdo restrito, requer autenticação para visualização.</w:t>
+      </w:r>
+    </w:p>
+    <w:p>
+      <w:pPr>
+        <w:pStyle w:val="ListBullet"/>
+      </w:pPr>
+      <w:r>
+        <w:rPr>
+          <w:color w:val="4A4A4A"/>
+          <w:sz w:val="18"/>
+        </w:rPr>
+        <w:t>SENACON | Notícias - Conteúdo restrito, requer autenticação para visualização.</w:t>
+      </w:r>
+    </w:p>
+    <w:p>
+      <w:r>
+        <w:rPr>
+          <w:b/>
+          <w:color w:val="C0392B"/>
+          <w:sz w:val="20"/>
+        </w:rPr>
+        <w:t>Fontes com erro tecnico:</w:t>
+      </w:r>
+    </w:p>
+    <w:p>
+      <w:pPr>
+        <w:pStyle w:val="ListBullet"/>
+      </w:pPr>
+      <w:r>
+        <w:rPr>
+          <w:color w:val="4A4A4A"/>
+          <w:sz w:val="18"/>
+        </w:rPr>
+        <w:t>Destaques do D.O.U. - Conteudo muito curto (15 chars) - pagina possivelmente vazia, fora do ar ou bloqueando scraping</w:t>
       </w:r>
     </w:p>
     <w:p/>
@@ -2316,7 +2439,7 @@
           <w:color w:val="888888"/>
           <w:sz w:val="16"/>
         </w:rPr>
-        <w:t>Janela analisada: 2026-07-02T00:00 ate 2026-07-03T09:57</w:t>
+        <w:t>Janela analisada: 2026-07-03T00:00 ate 2026-07-06T11:28</w:t>
       </w:r>
     </w:p>
     <w:sectPr>

--- a/output/boletim_propriedade-intelectual.docx
+++ b/output/boletim_propriedade-intelectual.docx
@@ -52,7 +52,7 @@
                 <w:color w:val="FFFFFF"/>
                 <w:sz w:val="28"/>
               </w:rPr>
-              <w:t>6 de julho de 2026</w:t>
+              <w:t>7 de julho de 2026</w:t>
             </w:r>
           </w:p>
         </w:tc>
@@ -87,7 +87,7 @@
                 <w:color w:val="1A4D2E"/>
                 <w:sz w:val="56"/>
               </w:rPr>
-              <w:t>20</w:t>
+              <w:t>13</w:t>
             </w:r>
           </w:p>
         </w:tc>
@@ -106,7 +106,7 @@
                 <w:color w:val="C0392B"/>
                 <w:sz w:val="56"/>
               </w:rPr>
-              <w:t>11</w:t>
+              <w:t>4</w:t>
             </w:r>
           </w:p>
         </w:tc>
@@ -307,7 +307,7 @@
                   <w:u w:val="single"/>
                   <w:b/>
                 </w:rPr>
-                <w:t>Lei nº 15.458, de 3.7.2026 - Abre crédito extraordinário em favor do Ministério da Integração e do Desenvolvimento Regional, no valor de R$ 266.512.000,00 (duzentos e sessenta e seis milhões quinhentos e doze mil reais), para os fins que especifica.</w:t>
+                <w:t>Decreto nº 13.056, de 6.7.2026 - Altera o Decreto nº 12.301, de 9 de dezembro de 2024, que dispõe sobre a aprovação de diretrizes e de estratégias relativas à governança corporativa nas empresas estatais federais e à administração das participações societárias da União.</w:t>
               </w:r>
             </w:hyperlink>
           </w:p>
@@ -320,7 +320,7 @@
                 <w:color w:val="4A4A4A"/>
                 <w:sz w:val="18"/>
               </w:rPr>
-              <w:t>Abre crédito extraordinário para o Ministério da Integração e do Desenvolvimento Regional, no valor de R$ 266.512.000,00.</w:t>
+              <w:t>Altera decreto sobre diretrizes e estratégias de governança corporativa e administração de participações societárias em empresas estatais federais.</w:t>
             </w:r>
           </w:p>
         </w:tc>
@@ -351,7 +351,7 @@
                 <w:color w:val="1A4D2E"/>
                 <w:sz w:val="16"/>
               </w:rPr>
-              <w:t>PLANALTO | RESENHA DIARIA</w:t>
+              <w:t>CVM | NOTÍCIAS</w:t>
             </w:r>
           </w:p>
           <w:p>
@@ -365,7 +365,7 @@
                   <w:u w:val="single"/>
                   <w:b/>
                 </w:rPr>
-                <w:t>Medida Provisória nº 1.375, de 3.7.2026 - Amplia o rol de Carreiras e Planos Especiais de Cargos cujos ocupantes fazem jus à indenização de que trata a Lei nº 12.855, de 2 de setembro de 2013, altera a Lei nº 15.367, de 30 de março de 2026, para admitir que as pessoas de que tratam o art. 6º da Emenda Constitucional nº 79, de 27 de maio de 2014, e o art. 6º da Emenda Constitucional nº 98, de 6 de dezembro de 2017, exerçam o direito de opção de que tratam os art. 52 a art. 54 da referida Lei, e transforma cargos efetivos vagos.</w:t>
+                <w:t>Colegiado da CVM aceita proposta de Termo de Compromisso com Pátria Investimentos Ltda. e seu diretor no valor de R$ 1.890.000,00</w:t>
               </w:r>
             </w:hyperlink>
           </w:p>
@@ -378,7 +378,7 @@
                 <w:color w:val="4A4A4A"/>
                 <w:sz w:val="18"/>
               </w:rPr>
-              <w:t>MP amplia rol de carreiras com direito a indenização, altera leis sobre opção de cargos e transforma cargos vagos.</w:t>
+              <w:t>Colegiado da CVM aceita Termo de Compromisso de R$ 1,89 milhão com Pátria Investimentos Ltda. e seu diretor.</w:t>
             </w:r>
           </w:p>
         </w:tc>
@@ -409,7 +409,7 @@
                 <w:color w:val="1A4D2E"/>
                 <w:sz w:val="16"/>
               </w:rPr>
-              <w:t>PLANALTO | RESENHA DIARIA</w:t>
+              <w:t>ANVISA | NOTÍCIAS</w:t>
             </w:r>
           </w:p>
           <w:p>
@@ -423,7 +423,7 @@
                   <w:u w:val="single"/>
                   <w:b/>
                 </w:rPr>
-                <w:t>Decreto nº 13.054, de 3.7.2026 - Altera o Regulamento da Previdência Social, aprovado pelo Decreto nº 3.048, de 6 de maio de 1999, para dispor sobre a condição de segurado especial dos associados em cooperativas.</w:t>
+                <w:t>Anvisa aprova nova indicação terapêutica para medicamento que trata câncer de mama</w:t>
               </w:r>
             </w:hyperlink>
           </w:p>
@@ -436,7 +436,7 @@
                 <w:color w:val="4A4A4A"/>
                 <w:sz w:val="18"/>
               </w:rPr>
-              <w:t>Altera o Regulamento da Previdência Social para incluir associados em cooperativas como segurados especiais.</w:t>
+              <w:t>Anvisa aprova nova indicação terapêutica para medicamento de câncer de mama, beneficiando pacientes com doença invasiva residual.</w:t>
             </w:r>
           </w:p>
         </w:tc>
@@ -467,7 +467,7 @@
                 <w:color w:val="1A4D2E"/>
                 <w:sz w:val="16"/>
               </w:rPr>
-              <w:t>PLANALTO | RESENHA DIARIA</w:t>
+              <w:t>ANVISA | NOTÍCIAS</w:t>
             </w:r>
           </w:p>
           <w:p>
@@ -481,7 +481,7 @@
                   <w:u w:val="single"/>
                   <w:b/>
                 </w:rPr>
-                <w:t>Decreto nº 13.052, de 3.7.2026 - Altera o Decreto nº 11.002, de 17 de março de 2022, que regulamenta a Lei nº 13.954, de 16 de dezembro de 2019, e a Medida Provisória nº 2.215-10, de 31 de agosto de 2001, para dispor sobre a remuneração dos militares na ativa, os proventos na inatividade e as pensões militares.</w:t>
+                <w:t>Entram em vigor os novos compêndios da Farmacopeia Brasileira</w:t>
               </w:r>
             </w:hyperlink>
           </w:p>
@@ -494,65 +494,7 @@
                 <w:color w:val="4A4A4A"/>
                 <w:sz w:val="18"/>
               </w:rPr>
-              <w:t>Altera decreto sobre remuneração, proventos e pensões de militares na ativa e inatividade.</w:t>
-            </w:r>
-          </w:p>
-        </w:tc>
-      </w:tr>
-    </w:tbl>
-    <w:tbl>
-      <w:tblPr>
-        <w:tblW w:type="auto" w:w="0"/>
-        <w:tblLayout w:type="fixed"/>
-        <w:tblLook w:firstColumn="1" w:firstRow="1" w:lastColumn="0" w:lastRow="0" w:noHBand="0" w:noVBand="1" w:val="04A0"/>
-      </w:tblPr>
-      <w:tblGrid>
-        <w:gridCol w:w="9638"/>
-      </w:tblGrid>
-      <w:tr>
-        <w:tc>
-          <w:tcPr>
-            <w:tcW w:type="dxa" w:w="9638"/>
-            <w:shd w:val="clear" w:color="auto" w:fill="F0F7F2"/>
-          </w:tcPr>
-          <w:p>
-            <w:pPr>
-              <w:spacing w:before="120" w:after="40"/>
-            </w:pPr>
-            <w:r>
-              <w:rPr>
-                <w:b/>
-                <w:color w:val="1A4D2E"/>
-                <w:sz w:val="16"/>
-              </w:rPr>
-              <w:t>PLANALTO | RESENHA DIARIA</w:t>
-            </w:r>
-          </w:p>
-          <w:p>
-            <w:pPr>
-              <w:spacing w:after="40"/>
-            </w:pPr>
-            <w:hyperlink r:id="rId13">
-              <w:r>
-                <w:rPr>
-                  <w:color w:val="1A1A1A"/>
-                  <w:u w:val="single"/>
-                  <w:b/>
-                </w:rPr>
-                <w:t>Decreto nº 13.050, de 3.7.2026 - Altera o Decreto nº 9.226, de 6 de dezembro de 2017, que regulamenta a Lei nº 12.855, de 2 de setembro de 2013, que institui a indenização devida a ocupante de cargo efetivo das Carreiras e Planos Especiais de Cargos que especifica, em exercício nas unidades situadas em localidades estratégicas vinculadas à prevenção, controle, fiscalização e repressão dos delitos transfronteiriços.</w:t>
-              </w:r>
-            </w:hyperlink>
-          </w:p>
-          <w:p>
-            <w:pPr>
-              <w:spacing w:after="120"/>
-            </w:pPr>
-            <w:r>
-              <w:rPr>
-                <w:color w:val="4A4A4A"/>
-                <w:sz w:val="18"/>
-              </w:rPr>
-              <w:t>Altera decreto sobre indenização a servidores em localidades estratégicas de combate a delitos transfronteiriços.</w:t>
+              <w:t>Novos compêndios da Farmacopeia Brasileira, aprovados em junho, entram em vigor, estabelecendo padrões para medicamentos.</w:t>
             </w:r>
           </w:p>
         </w:tc>
@@ -621,7 +563,7 @@
           <w:color w:val="1A1A1A"/>
           <w:sz w:val="22"/>
         </w:rPr>
-        <w:t xml:space="preserve">Lei nº 15.458, de 3.7.2026 - Abre crédito extraordinário em favor do Ministério da Integração e do Desenvolvimento Regional, no valor de R$ 266.512.000,00 (duzentos e sessenta e seis milhões quinhentos e doze mil reais), para os fins que especifica.   </w:t>
+        <w:t xml:space="preserve">Decreto nº 13.056, de 6.7.2026 - Altera o Decreto nº 12.301, de 9 de dezembro de 2024, que dispõe sobre a aprovação de diretrizes e de estratégias relativas à governança corporativa nas empresas estatais federais e à administração das participações societárias da União.   </w:t>
       </w:r>
       <w:r>
         <w:rPr>
@@ -641,7 +583,7 @@
           <w:color w:val="4A4A4A"/>
           <w:sz w:val="20"/>
         </w:rPr>
-        <w:t>Abre crédito extraordinário para o Ministério da Integração e do Desenvolvimento Regional, no valor de R$ 266.512.000,00.</w:t>
+        <w:t>Altera decreto sobre diretrizes e estratégias de governança corporativa e administração de participações societárias em empresas estatais federais.</w:t>
       </w:r>
     </w:p>
     <w:p>
@@ -684,7 +626,83 @@
           <w:color w:val="888888"/>
           <w:sz w:val="16"/>
         </w:rPr>
-        <w:t>Legislação federal com impacto orçamentário significativo.</w:t>
+        <w:t>Legislação nova com impacto direto em governança corporativa de estatais federais.</w:t>
+      </w:r>
+    </w:p>
+    <w:p>
+      <w:pPr>
+        <w:spacing w:before="160" w:after="40"/>
+      </w:pPr>
+      <w:r>
+        <w:rPr>
+          <w:b/>
+          <w:color w:val="1A1A1A"/>
+          <w:sz w:val="22"/>
+        </w:rPr>
+        <w:t xml:space="preserve">Lei nº 15.458, de 3.7.2026 - Abre crédito extraordinário em favor do Ministério da Integração e do Desenvolvimento Regional, no valor de R$ 266.512.000,00 (duzentos e sessenta e seis milhões quinhentos e doze mil reais), para os fins que especifica.   </w:t>
+      </w:r>
+      <w:r>
+        <w:rPr>
+          <w:b/>
+          <w:color w:val="D68910"/>
+          <w:sz w:val="16"/>
+        </w:rPr>
+        <w:t>[MÉDIA]</w:t>
+      </w:r>
+    </w:p>
+    <w:p>
+      <w:pPr>
+        <w:spacing w:after="40"/>
+      </w:pPr>
+      <w:r>
+        <w:rPr>
+          <w:color w:val="4A4A4A"/>
+          <w:sz w:val="20"/>
+        </w:rPr>
+        <w:t>Abre crédito extraordinário de R$ 266,5 milhões para o Ministério da Integração e do Desenvolvimento Regional.</w:t>
+      </w:r>
+    </w:p>
+    <w:p>
+      <w:pPr>
+        <w:spacing w:after="40"/>
+      </w:pPr>
+      <w:r>
+        <w:rPr>
+          <w:b/>
+          <w:color w:val="888888"/>
+          <w:sz w:val="18"/>
+        </w:rPr>
+        <w:t xml:space="preserve">Publicado: </w:t>
+      </w:r>
+      <w:r>
+        <w:rPr>
+          <w:color w:val="888888"/>
+          <w:sz w:val="18"/>
+        </w:rPr>
+        <w:t xml:space="preserve">2026-07-06   </w:t>
+      </w:r>
+      <w:hyperlink r:id="rId13">
+        <w:r>
+          <w:rPr>
+            <w:color w:val="1A4D2E"/>
+            <w:u w:val="single"/>
+            <w:b/>
+          </w:rPr>
+          <w:t>Acessar materia</w:t>
+        </w:r>
+      </w:hyperlink>
+    </w:p>
+    <w:p>
+      <w:pPr>
+        <w:spacing w:after="120"/>
+      </w:pPr>
+      <w:r>
+        <w:rPr>
+          <w:i/>
+          <w:color w:val="888888"/>
+          <w:sz w:val="16"/>
+        </w:rPr>
+        <w:t>Abertura de crédito extraordinário com impacto orçamentário.</w:t>
       </w:r>
     </w:p>
     <w:p>
@@ -760,767 +778,7 @@
           <w:color w:val="888888"/>
           <w:sz w:val="16"/>
         </w:rPr>
-        <w:t>Ato administrativo que impacta a gestão de órgãos públicos.</w:t>
-      </w:r>
-    </w:p>
-    <w:p>
-      <w:pPr>
-        <w:spacing w:before="160" w:after="40"/>
-      </w:pPr>
-      <w:r>
-        <w:rPr>
-          <w:b/>
-          <w:color w:val="1A1A1A"/>
-          <w:sz w:val="22"/>
-        </w:rPr>
-        <w:t xml:space="preserve">Medida Provisória nº 1.375, de 3.7.2026 - Amplia o rol de Carreiras e Planos Especiais de Cargos cujos ocupantes fazem jus à indenização de que trata a Lei nº 12.855, de 2 de setembro de 2013, altera a Lei nº 15.367, de 30 de março de 2026, para admitir que as pessoas de que tratam o art. 6º da Emenda Constitucional nº 79, de 27 de maio de 2014, e o art. 6º da Emenda Constitucional nº 98, de 6 de dezembro de 2017, exerçam o direito de opção de que tratam os art. 52 a art. 54 da referida Lei, e transforma cargos efetivos vagos.   </w:t>
-      </w:r>
-      <w:r>
-        <w:rPr>
-          <w:b/>
-          <w:color w:val="C0392B"/>
-          <w:sz w:val="16"/>
-        </w:rPr>
-        <w:t>[ALTA]</w:t>
-      </w:r>
-    </w:p>
-    <w:p>
-      <w:pPr>
-        <w:spacing w:after="40"/>
-      </w:pPr>
-      <w:r>
-        <w:rPr>
-          <w:color w:val="4A4A4A"/>
-          <w:sz w:val="20"/>
-        </w:rPr>
-        <w:t>MP amplia rol de carreiras com direito a indenização, altera leis sobre opção de cargos e transforma cargos vagos.</w:t>
-      </w:r>
-    </w:p>
-    <w:p>
-      <w:pPr>
-        <w:spacing w:after="40"/>
-      </w:pPr>
-      <w:r>
-        <w:rPr>
-          <w:b/>
-          <w:color w:val="888888"/>
-          <w:sz w:val="18"/>
-        </w:rPr>
-        <w:t xml:space="preserve">Publicado: </w:t>
-      </w:r>
-      <w:r>
-        <w:rPr>
-          <w:color w:val="888888"/>
-          <w:sz w:val="18"/>
-        </w:rPr>
-        <w:t xml:space="preserve">2026-07-03   </w:t>
-      </w:r>
-      <w:hyperlink r:id="rId10">
-        <w:r>
-          <w:rPr>
-            <w:color w:val="1A4D2E"/>
-            <w:u w:val="single"/>
-            <w:b/>
-          </w:rPr>
-          <w:t>Acessar materia</w:t>
-        </w:r>
-      </w:hyperlink>
-    </w:p>
-    <w:p>
-      <w:pPr>
-        <w:spacing w:after="120"/>
-      </w:pPr>
-      <w:r>
-        <w:rPr>
-          <w:i/>
-          <w:color w:val="888888"/>
-          <w:sz w:val="16"/>
-        </w:rPr>
-        <w:t>Legislação federal com impacto em carreiras e planos de cargos públicos.</w:t>
-      </w:r>
-    </w:p>
-    <w:p>
-      <w:pPr>
-        <w:spacing w:before="160" w:after="40"/>
-      </w:pPr>
-      <w:r>
-        <w:rPr>
-          <w:b/>
-          <w:color w:val="1A1A1A"/>
-          <w:sz w:val="22"/>
-        </w:rPr>
-        <w:t xml:space="preserve">Decreto nº 13.054, de 3.7.2026 - Altera o Regulamento da Previdência Social, aprovado pelo Decreto nº 3.048, de 6 de maio de 1999, para dispor sobre a condição de segurado especial dos associados em cooperativas.   </w:t>
-      </w:r>
-      <w:r>
-        <w:rPr>
-          <w:b/>
-          <w:color w:val="C0392B"/>
-          <w:sz w:val="16"/>
-        </w:rPr>
-        <w:t>[ALTA]</w:t>
-      </w:r>
-    </w:p>
-    <w:p>
-      <w:pPr>
-        <w:spacing w:after="40"/>
-      </w:pPr>
-      <w:r>
-        <w:rPr>
-          <w:color w:val="4A4A4A"/>
-          <w:sz w:val="20"/>
-        </w:rPr>
-        <w:t>Altera o Regulamento da Previdência Social para incluir associados em cooperativas como segurados especiais.</w:t>
-      </w:r>
-    </w:p>
-    <w:p>
-      <w:pPr>
-        <w:spacing w:after="40"/>
-      </w:pPr>
-      <w:r>
-        <w:rPr>
-          <w:b/>
-          <w:color w:val="888888"/>
-          <w:sz w:val="18"/>
-        </w:rPr>
-        <w:t xml:space="preserve">Publicado: </w:t>
-      </w:r>
-      <w:r>
-        <w:rPr>
-          <w:color w:val="888888"/>
-          <w:sz w:val="18"/>
-        </w:rPr>
-        <w:t xml:space="preserve">2026-07-03   </w:t>
-      </w:r>
-      <w:hyperlink r:id="rId11">
-        <w:r>
-          <w:rPr>
-            <w:color w:val="1A4D2E"/>
-            <w:u w:val="single"/>
-            <w:b/>
-          </w:rPr>
-          <w:t>Acessar materia</w:t>
-        </w:r>
-      </w:hyperlink>
-    </w:p>
-    <w:p>
-      <w:pPr>
-        <w:spacing w:after="120"/>
-      </w:pPr>
-      <w:r>
-        <w:rPr>
-          <w:i/>
-          <w:color w:val="888888"/>
-          <w:sz w:val="16"/>
-        </w:rPr>
-        <w:t>Legislação federal com impacto direto na previdência social e cooperativas.</w:t>
-      </w:r>
-    </w:p>
-    <w:p>
-      <w:pPr>
-        <w:spacing w:before="160" w:after="40"/>
-      </w:pPr>
-      <w:r>
-        <w:rPr>
-          <w:b/>
-          <w:color w:val="1A1A1A"/>
-          <w:sz w:val="22"/>
-        </w:rPr>
-        <w:t xml:space="preserve">Decreto nº 13.053, de 3.7.2026 - Altera o Decreto nº 11.329, de 1º de janeiro de 2023, que aprova a Estrutura Regimental e o Quadro Demonstrativo dos Cargos em Comissão, das Funções de Confiança e das Gratificações da Casa Civil da Presidência da República e remaneja e transforma cargos em comissão, funções de confiança e gratificações.   </w:t>
-      </w:r>
-      <w:r>
-        <w:rPr>
-          <w:b/>
-          <w:color w:val="D68910"/>
-          <w:sz w:val="16"/>
-        </w:rPr>
-        <w:t>[MÉDIA]</w:t>
-      </w:r>
-    </w:p>
-    <w:p>
-      <w:pPr>
-        <w:spacing w:after="40"/>
-      </w:pPr>
-      <w:r>
-        <w:rPr>
-          <w:color w:val="4A4A4A"/>
-          <w:sz w:val="20"/>
-        </w:rPr>
-        <w:t>Altera estrutura regimental e quadro de cargos da Casa Civil da Presidência da República.</w:t>
-      </w:r>
-    </w:p>
-    <w:p>
-      <w:pPr>
-        <w:spacing w:after="40"/>
-      </w:pPr>
-      <w:r>
-        <w:rPr>
-          <w:b/>
-          <w:color w:val="888888"/>
-          <w:sz w:val="18"/>
-        </w:rPr>
-        <w:t xml:space="preserve">Publicado: </w:t>
-      </w:r>
-      <w:r>
-        <w:rPr>
-          <w:color w:val="888888"/>
-          <w:sz w:val="18"/>
-        </w:rPr>
-        <w:t xml:space="preserve">2026-07-03   </w:t>
-      </w:r>
-      <w:hyperlink r:id="rId15">
-        <w:r>
-          <w:rPr>
-            <w:color w:val="1A4D2E"/>
-            <w:u w:val="single"/>
-            <w:b/>
-          </w:rPr>
-          <w:t>Acessar materia</w:t>
-        </w:r>
-      </w:hyperlink>
-    </w:p>
-    <w:p>
-      <w:pPr>
-        <w:spacing w:after="120"/>
-      </w:pPr>
-      <w:r>
-        <w:rPr>
-          <w:i/>
-          <w:color w:val="888888"/>
-          <w:sz w:val="16"/>
-        </w:rPr>
-        <w:t>Ato administrativo que reorganiza a estrutura de cargos na administração pública.</w:t>
-      </w:r>
-    </w:p>
-    <w:p>
-      <w:pPr>
-        <w:spacing w:before="160" w:after="40"/>
-      </w:pPr>
-      <w:r>
-        <w:rPr>
-          <w:b/>
-          <w:color w:val="1A1A1A"/>
-          <w:sz w:val="22"/>
-        </w:rPr>
-        <w:t xml:space="preserve">Decreto nº 13.052, de 3.7.2026 - Altera o Decreto nº 11.002, de 17 de março de 2022, que regulamenta a Lei nº 13.954, de 16 de dezembro de 2019, e a Medida Provisória nº 2.215-10, de 31 de agosto de 2001, para dispor sobre a remuneração dos militares na ativa, os proventos na inatividade e as pensões militares.   </w:t>
-      </w:r>
-      <w:r>
-        <w:rPr>
-          <w:b/>
-          <w:color w:val="C0392B"/>
-          <w:sz w:val="16"/>
-        </w:rPr>
-        <w:t>[ALTA]</w:t>
-      </w:r>
-    </w:p>
-    <w:p>
-      <w:pPr>
-        <w:spacing w:after="40"/>
-      </w:pPr>
-      <w:r>
-        <w:rPr>
-          <w:color w:val="4A4A4A"/>
-          <w:sz w:val="20"/>
-        </w:rPr>
-        <w:t>Altera decreto sobre remuneração, proventos e pensões de militares na ativa e inatividade.</w:t>
-      </w:r>
-    </w:p>
-    <w:p>
-      <w:pPr>
-        <w:spacing w:after="40"/>
-      </w:pPr>
-      <w:r>
-        <w:rPr>
-          <w:b/>
-          <w:color w:val="888888"/>
-          <w:sz w:val="18"/>
-        </w:rPr>
-        <w:t xml:space="preserve">Publicado: </w:t>
-      </w:r>
-      <w:r>
-        <w:rPr>
-          <w:color w:val="888888"/>
-          <w:sz w:val="18"/>
-        </w:rPr>
-        <w:t xml:space="preserve">2026-07-03   </w:t>
-      </w:r>
-      <w:hyperlink r:id="rId12">
-        <w:r>
-          <w:rPr>
-            <w:color w:val="1A4D2E"/>
-            <w:u w:val="single"/>
-            <w:b/>
-          </w:rPr>
-          <w:t>Acessar materia</w:t>
-        </w:r>
-      </w:hyperlink>
-    </w:p>
-    <w:p>
-      <w:pPr>
-        <w:spacing w:after="120"/>
-      </w:pPr>
-      <w:r>
-        <w:rPr>
-          <w:i/>
-          <w:color w:val="888888"/>
-          <w:sz w:val="16"/>
-        </w:rPr>
-        <w:t>Legislação federal com impacto direto em direitos e remuneração de militares.</w:t>
-      </w:r>
-    </w:p>
-    <w:p>
-      <w:pPr>
-        <w:spacing w:before="160" w:after="40"/>
-      </w:pPr>
-      <w:r>
-        <w:rPr>
-          <w:b/>
-          <w:color w:val="1A1A1A"/>
-          <w:sz w:val="22"/>
-        </w:rPr>
-        <w:t xml:space="preserve">Decreto nº 13.051, de 3.7.2026 - Dispõe sobre a distribuição do quantitativo de Gratificação Temporária de Execução e Apoio a Atividades Técnicas e Administrativas – GTATA.   </w:t>
-      </w:r>
-      <w:r>
-        <w:rPr>
-          <w:b/>
-          <w:color w:val="D68910"/>
-          <w:sz w:val="16"/>
-        </w:rPr>
-        <w:t>[MÉDIA]</w:t>
-      </w:r>
-    </w:p>
-    <w:p>
-      <w:pPr>
-        <w:spacing w:after="40"/>
-      </w:pPr>
-      <w:r>
-        <w:rPr>
-          <w:color w:val="4A4A4A"/>
-          <w:sz w:val="20"/>
-        </w:rPr>
-        <w:t>Dispõe sobre a distribuição de Gratificação Temporária para atividades técnicas e administrativas (GTATA).</w:t>
-      </w:r>
-    </w:p>
-    <w:p>
-      <w:pPr>
-        <w:spacing w:after="40"/>
-      </w:pPr>
-      <w:r>
-        <w:rPr>
-          <w:b/>
-          <w:color w:val="888888"/>
-          <w:sz w:val="18"/>
-        </w:rPr>
-        <w:t xml:space="preserve">Publicado: </w:t>
-      </w:r>
-      <w:r>
-        <w:rPr>
-          <w:color w:val="888888"/>
-          <w:sz w:val="18"/>
-        </w:rPr>
-        <w:t xml:space="preserve">2026-07-03   </w:t>
-      </w:r>
-      <w:hyperlink r:id="rId16">
-        <w:r>
-          <w:rPr>
-            <w:color w:val="1A4D2E"/>
-            <w:u w:val="single"/>
-            <w:b/>
-          </w:rPr>
-          <w:t>Acessar materia</w:t>
-        </w:r>
-      </w:hyperlink>
-    </w:p>
-    <w:p>
-      <w:pPr>
-        <w:spacing w:after="120"/>
-      </w:pPr>
-      <w:r>
-        <w:rPr>
-          <w:i/>
-          <w:color w:val="888888"/>
-          <w:sz w:val="16"/>
-        </w:rPr>
-        <w:t>Ato administrativo que impacta a remuneração de servidores.</w:t>
-      </w:r>
-    </w:p>
-    <w:p>
-      <w:pPr>
-        <w:spacing w:before="160" w:after="40"/>
-      </w:pPr>
-      <w:r>
-        <w:rPr>
-          <w:b/>
-          <w:color w:val="1A1A1A"/>
-          <w:sz w:val="22"/>
-        </w:rPr>
-        <w:t xml:space="preserve">Decreto nº 13.050, de 3.7.2026 - Altera o Decreto nº 9.226, de 6 de dezembro de 2017, que regulamenta a Lei nº 12.855, de 2 de setembro de 2013, que institui a indenização devida a ocupante de cargo efetivo das Carreiras e Planos Especiais de Cargos que especifica, em exercício nas unidades situadas em localidades estratégicas vinculadas à prevenção, controle, fiscalização e repressão dos delitos transfronteiriços.   </w:t>
-      </w:r>
-      <w:r>
-        <w:rPr>
-          <w:b/>
-          <w:color w:val="C0392B"/>
-          <w:sz w:val="16"/>
-        </w:rPr>
-        <w:t>[ALTA]</w:t>
-      </w:r>
-    </w:p>
-    <w:p>
-      <w:pPr>
-        <w:spacing w:after="40"/>
-      </w:pPr>
-      <w:r>
-        <w:rPr>
-          <w:color w:val="4A4A4A"/>
-          <w:sz w:val="20"/>
-        </w:rPr>
-        <w:t>Altera decreto sobre indenização a servidores em localidades estratégicas de combate a delitos transfronteiriços.</w:t>
-      </w:r>
-    </w:p>
-    <w:p>
-      <w:pPr>
-        <w:spacing w:after="40"/>
-      </w:pPr>
-      <w:r>
-        <w:rPr>
-          <w:b/>
-          <w:color w:val="888888"/>
-          <w:sz w:val="18"/>
-        </w:rPr>
-        <w:t xml:space="preserve">Publicado: </w:t>
-      </w:r>
-      <w:r>
-        <w:rPr>
-          <w:color w:val="888888"/>
-          <w:sz w:val="18"/>
-        </w:rPr>
-        <w:t xml:space="preserve">2026-07-03   </w:t>
-      </w:r>
-      <w:hyperlink r:id="rId13">
-        <w:r>
-          <w:rPr>
-            <w:color w:val="1A4D2E"/>
-            <w:u w:val="single"/>
-            <w:b/>
-          </w:rPr>
-          <w:t>Acessar materia</w:t>
-        </w:r>
-      </w:hyperlink>
-    </w:p>
-    <w:p>
-      <w:pPr>
-        <w:spacing w:after="120"/>
-      </w:pPr>
-      <w:r>
-        <w:rPr>
-          <w:i/>
-          <w:color w:val="888888"/>
-          <w:sz w:val="16"/>
-        </w:rPr>
-        <w:t>Legislação federal com impacto em direitos de servidores públicos.</w:t>
-      </w:r>
-    </w:p>
-    <w:p>
-      <w:pPr>
-        <w:spacing w:before="160" w:after="40"/>
-      </w:pPr>
-      <w:r>
-        <w:rPr>
-          <w:b/>
-          <w:color w:val="1A1A1A"/>
-          <w:sz w:val="22"/>
-        </w:rPr>
-        <w:t xml:space="preserve">Decreto nº 13.049, de 3.7.2026 - Regulamenta a Lei nº 12.855, de 2 de setembro de 2013, que institui a indenização devida a ocupante de cargo efetivo das Carreiras e Planos Especiais de Cargos que especifica, em exercício nas unidades situadas em localidades estratégicas vinculadas à prevenção, controle, fiscalização e repressão dos delitos transfronteiriços, quanto às Carreiras e aos Planos de Cargos que especifica.   </w:t>
-      </w:r>
-      <w:r>
-        <w:rPr>
-          <w:b/>
-          <w:color w:val="C0392B"/>
-          <w:sz w:val="16"/>
-        </w:rPr>
-        <w:t>[ALTA]</w:t>
-      </w:r>
-    </w:p>
-    <w:p>
-      <w:pPr>
-        <w:spacing w:after="40"/>
-      </w:pPr>
-      <w:r>
-        <w:rPr>
-          <w:color w:val="4A4A4A"/>
-          <w:sz w:val="20"/>
-        </w:rPr>
-        <w:t>Regulamenta lei sobre indenização a servidores em localidades estratégicas de combate a delitos transfronteiriços.</w:t>
-      </w:r>
-    </w:p>
-    <w:p>
-      <w:pPr>
-        <w:spacing w:after="40"/>
-      </w:pPr>
-      <w:r>
-        <w:rPr>
-          <w:b/>
-          <w:color w:val="888888"/>
-          <w:sz w:val="18"/>
-        </w:rPr>
-        <w:t xml:space="preserve">Publicado: </w:t>
-      </w:r>
-      <w:r>
-        <w:rPr>
-          <w:color w:val="888888"/>
-          <w:sz w:val="18"/>
-        </w:rPr>
-        <w:t xml:space="preserve">2026-07-03   </w:t>
-      </w:r>
-      <w:hyperlink r:id="rId17">
-        <w:r>
-          <w:rPr>
-            <w:color w:val="1A4D2E"/>
-            <w:u w:val="single"/>
-            <w:b/>
-          </w:rPr>
-          <w:t>Acessar materia</w:t>
-        </w:r>
-      </w:hyperlink>
-    </w:p>
-    <w:p>
-      <w:pPr>
-        <w:spacing w:after="120"/>
-      </w:pPr>
-      <w:r>
-        <w:rPr>
-          <w:i/>
-          <w:color w:val="888888"/>
-          <w:sz w:val="16"/>
-        </w:rPr>
-        <w:t>Legislação federal com impacto em direitos de servidores públicos.</w:t>
-      </w:r>
-    </w:p>
-    <w:p>
-      <w:pPr>
-        <w:spacing w:before="160" w:after="40"/>
-      </w:pPr>
-      <w:r>
-        <w:rPr>
-          <w:b/>
-          <w:color w:val="1A1A1A"/>
-          <w:sz w:val="22"/>
-        </w:rPr>
-        <w:t xml:space="preserve">Decreto nº 13.048, de 3.7.2026 - Estabelece os critérios e os procedimentos para a concessão do Reconhecimento de Saberes e Competências aos servidores ocupantes dos cargos do Plano de Carreira dos Cargos Técnico-Administrativos em Educação.   </w:t>
-      </w:r>
-      <w:r>
-        <w:rPr>
-          <w:b/>
-          <w:color w:val="D68910"/>
-          <w:sz w:val="16"/>
-        </w:rPr>
-        <w:t>[MÉDIA]</w:t>
-      </w:r>
-    </w:p>
-    <w:p>
-      <w:pPr>
-        <w:spacing w:after="40"/>
-      </w:pPr>
-      <w:r>
-        <w:rPr>
-          <w:color w:val="4A4A4A"/>
-          <w:sz w:val="20"/>
-        </w:rPr>
-        <w:t>Estabelece critérios para concessão de Reconhecimento de Saberes e Competências a servidores técnico-administrativos em Educação.</w:t>
-      </w:r>
-    </w:p>
-    <w:p>
-      <w:pPr>
-        <w:spacing w:after="40"/>
-      </w:pPr>
-      <w:r>
-        <w:rPr>
-          <w:b/>
-          <w:color w:val="888888"/>
-          <w:sz w:val="18"/>
-        </w:rPr>
-        <w:t xml:space="preserve">Publicado: </w:t>
-      </w:r>
-      <w:r>
-        <w:rPr>
-          <w:color w:val="888888"/>
-          <w:sz w:val="18"/>
-        </w:rPr>
-        <w:t xml:space="preserve">2026-07-03   </w:t>
-      </w:r>
-      <w:hyperlink r:id="rId18">
-        <w:r>
-          <w:rPr>
-            <w:color w:val="1A4D2E"/>
-            <w:u w:val="single"/>
-            <w:b/>
-          </w:rPr>
-          <w:t>Acessar materia</w:t>
-        </w:r>
-      </w:hyperlink>
-    </w:p>
-    <w:p>
-      <w:pPr>
-        <w:spacing w:after="120"/>
-      </w:pPr>
-      <w:r>
-        <w:rPr>
-          <w:i/>
-          <w:color w:val="888888"/>
-          <w:sz w:val="16"/>
-        </w:rPr>
-        <w:t>Ato administrativo que impacta a carreira de servidores públicos.</w:t>
-      </w:r>
-    </w:p>
-    <w:p>
-      <w:pPr>
-        <w:spacing w:before="160" w:after="40"/>
-      </w:pPr>
-      <w:r>
-        <w:rPr>
-          <w:b/>
-          <w:color w:val="1A1A1A"/>
-          <w:sz w:val="22"/>
-        </w:rPr>
-        <w:t xml:space="preserve">Lei nº 15.457, de 3.7.2026 - Cria a Universidade Federal do Esporte.   </w:t>
-      </w:r>
-      <w:r>
-        <w:rPr>
-          <w:b/>
-          <w:color w:val="C0392B"/>
-          <w:sz w:val="16"/>
-        </w:rPr>
-        <w:t>[ALTA]</w:t>
-      </w:r>
-    </w:p>
-    <w:p>
-      <w:pPr>
-        <w:spacing w:after="40"/>
-      </w:pPr>
-      <w:r>
-        <w:rPr>
-          <w:color w:val="4A4A4A"/>
-          <w:sz w:val="20"/>
-        </w:rPr>
-        <w:t>Cria a Universidade Federal do Esporte.</w:t>
-      </w:r>
-    </w:p>
-    <w:p>
-      <w:pPr>
-        <w:spacing w:after="40"/>
-      </w:pPr>
-      <w:r>
-        <w:rPr>
-          <w:b/>
-          <w:color w:val="888888"/>
-          <w:sz w:val="18"/>
-        </w:rPr>
-        <w:t xml:space="preserve">Publicado: </w:t>
-      </w:r>
-      <w:r>
-        <w:rPr>
-          <w:color w:val="888888"/>
-          <w:sz w:val="18"/>
-        </w:rPr>
-        <w:t xml:space="preserve">2026-07-03   </w:t>
-      </w:r>
-      <w:hyperlink r:id="rId19">
-        <w:r>
-          <w:rPr>
-            <w:color w:val="1A4D2E"/>
-            <w:u w:val="single"/>
-            <w:b/>
-          </w:rPr>
-          <w:t>Acessar materia</w:t>
-        </w:r>
-      </w:hyperlink>
-    </w:p>
-    <w:p>
-      <w:pPr>
-        <w:spacing w:after="120"/>
-      </w:pPr>
-      <w:r>
-        <w:rPr>
-          <w:i/>
-          <w:color w:val="888888"/>
-          <w:sz w:val="16"/>
-        </w:rPr>
-        <w:t>Legislação federal que cria uma nova instituição de ensino superior.</w:t>
-      </w:r>
-    </w:p>
-    <w:p>
-      <w:pPr>
-        <w:spacing w:before="160" w:after="40"/>
-      </w:pPr>
-      <w:r>
-        <w:rPr>
-          <w:b/>
-          <w:color w:val="1A1A1A"/>
-          <w:sz w:val="22"/>
-        </w:rPr>
-        <w:t xml:space="preserve">Lei nº 15.456, de 3.7.2026 - Regulamenta a profissão de protesista/ortesista ortopédico.   </w:t>
-      </w:r>
-      <w:r>
-        <w:rPr>
-          <w:b/>
-          <w:color w:val="C0392B"/>
-          <w:sz w:val="16"/>
-        </w:rPr>
-        <w:t>[ALTA]</w:t>
-      </w:r>
-    </w:p>
-    <w:p>
-      <w:pPr>
-        <w:spacing w:after="40"/>
-      </w:pPr>
-      <w:r>
-        <w:rPr>
-          <w:color w:val="4A4A4A"/>
-          <w:sz w:val="20"/>
-        </w:rPr>
-        <w:t>Regulamenta a profissão de protesista/ortesista ortopédico.</w:t>
-      </w:r>
-    </w:p>
-    <w:p>
-      <w:pPr>
-        <w:spacing w:after="40"/>
-      </w:pPr>
-      <w:r>
-        <w:rPr>
-          <w:b/>
-          <w:color w:val="888888"/>
-          <w:sz w:val="18"/>
-        </w:rPr>
-        <w:t xml:space="preserve">Publicado: </w:t>
-      </w:r>
-      <w:r>
-        <w:rPr>
-          <w:color w:val="888888"/>
-          <w:sz w:val="18"/>
-        </w:rPr>
-        <w:t xml:space="preserve">2026-07-03   </w:t>
-      </w:r>
-      <w:hyperlink r:id="rId20">
-        <w:r>
-          <w:rPr>
-            <w:color w:val="1A4D2E"/>
-            <w:u w:val="single"/>
-            <w:b/>
-          </w:rPr>
-          <w:t>Acessar materia</w:t>
-        </w:r>
-      </w:hyperlink>
-    </w:p>
-    <w:p>
-      <w:pPr>
-        <w:spacing w:after="120"/>
-      </w:pPr>
-      <w:r>
-        <w:rPr>
-          <w:i/>
-          <w:color w:val="888888"/>
-          <w:sz w:val="16"/>
-        </w:rPr>
-        <w:t>Legislação federal que regulamenta uma profissão.</w:t>
+        <w:t>Alteração de decreto administrativo com impacto na gestão de organizações militares.</w:t>
       </w:r>
     </w:p>
     <w:p/>
@@ -1586,15 +844,15 @@
           <w:color w:val="1A1A1A"/>
           <w:sz w:val="22"/>
         </w:rPr>
-        <w:t xml:space="preserve">CVM adequa canais de comunicação para cumprir normas do período eleitoral   </w:t>
+        <w:t xml:space="preserve">Colegiado da CVM aceita proposta de Termo de Compromisso com Pátria Investimentos Ltda. e seu diretor no valor de R$ 1.890.000,00   </w:t>
       </w:r>
       <w:r>
         <w:rPr>
           <w:b/>
-          <w:color w:val="7F8C8D"/>
+          <w:color w:val="C0392B"/>
           <w:sz w:val="16"/>
         </w:rPr>
-        <w:t>[BAIXA]</w:t>
+        <w:t>[ALTA]</w:t>
       </w:r>
     </w:p>
     <w:p>
@@ -1606,7 +864,7 @@
           <w:color w:val="4A4A4A"/>
           <w:sz w:val="20"/>
         </w:rPr>
-        <w:t>A CVM informa que os comentários em suas redes sociais estarão desativados até o fim das eleições, em adequação às normas eleitorais.</w:t>
+        <w:t>Colegiado da CVM aceita Termo de Compromisso de R$ 1,89 milhão com Pátria Investimentos Ltda. e seu diretor.</w:t>
       </w:r>
     </w:p>
     <w:p>
@@ -1626,9 +884,9 @@
           <w:color w:val="888888"/>
           <w:sz w:val="18"/>
         </w:rPr>
-        <w:t xml:space="preserve">2026-07-03   </w:t>
+        <w:t xml:space="preserve">2026-07-06   </w:t>
       </w:r>
-      <w:hyperlink r:id="rId21">
+      <w:hyperlink r:id="rId10">
         <w:r>
           <w:rPr>
             <w:color w:val="1A4D2E"/>
@@ -1649,7 +907,7 @@
           <w:color w:val="888888"/>
           <w:sz w:val="16"/>
         </w:rPr>
-        <w:t>Notícia institucional sobre adequação a período eleitoral.</w:t>
+        <w:t>Decisão regulatória com valor significativo e impacto em mercado de capitais.</w:t>
       </w:r>
     </w:p>
     <w:p>
@@ -1662,15 +920,15 @@
           <w:color w:val="1A1A1A"/>
           <w:sz w:val="22"/>
         </w:rPr>
-        <w:t xml:space="preserve">Plano Emergencial de Reestruturação da CVM é homologado pelo STF e reforça condições para atuação da Autarquia   </w:t>
+        <w:t xml:space="preserve">Prorrogadas inscrições para edição 2026 do Programa TOP até 13/7   </w:t>
       </w:r>
       <w:r>
         <w:rPr>
           <w:b/>
-          <w:color w:val="C0392B"/>
+          <w:color w:val="7F8C8D"/>
           <w:sz w:val="16"/>
         </w:rPr>
-        <w:t>[ALTA]</w:t>
+        <w:t>[BAIXA]</w:t>
       </w:r>
     </w:p>
     <w:p>
@@ -1682,7 +940,7 @@
           <w:color w:val="4A4A4A"/>
           <w:sz w:val="20"/>
         </w:rPr>
-        <w:t>Decisão do STF homologa o Plano Emergencial de Reestruturação da CVM, fortalecendo as condições para a atuação da Autarquia.</w:t>
+        <w:t>Inscrições para o Programa TOP 2026, curso gratuito e online para professores, são prorrogadas até 13 de julho.</w:t>
       </w:r>
     </w:p>
     <w:p>
@@ -1702,9 +960,9 @@
           <w:color w:val="888888"/>
           <w:sz w:val="18"/>
         </w:rPr>
-        <w:t xml:space="preserve">2026-07-03   </w:t>
+        <w:t xml:space="preserve">2026-07-06   </w:t>
       </w:r>
-      <w:hyperlink r:id="rId22">
+      <w:hyperlink r:id="rId15">
         <w:r>
           <w:rPr>
             <w:color w:val="1A4D2E"/>
@@ -1725,159 +983,7 @@
           <w:color w:val="888888"/>
           <w:sz w:val="16"/>
         </w:rPr>
-        <w:t>Decisão judicial com impacto na estrutura e atuação de autarquia reguladora do mercado de capitais.</w:t>
-      </w:r>
-    </w:p>
-    <w:p>
-      <w:pPr>
-        <w:spacing w:before="160" w:after="40"/>
-      </w:pPr>
-      <w:r>
-        <w:rPr>
-          <w:b/>
-          <w:color w:val="1A1A1A"/>
-          <w:sz w:val="22"/>
-        </w:rPr>
-        <w:t xml:space="preserve">Expediente na CVM-SP em 9/7   </w:t>
-      </w:r>
-      <w:r>
-        <w:rPr>
-          <w:b/>
-          <w:color w:val="7F8C8D"/>
-          <w:sz w:val="16"/>
-        </w:rPr>
-        <w:t>[BAIXA]</w:t>
-      </w:r>
-    </w:p>
-    <w:p>
-      <w:pPr>
-        <w:spacing w:after="40"/>
-      </w:pPr>
-      <w:r>
-        <w:rPr>
-          <w:color w:val="4A4A4A"/>
-          <w:sz w:val="20"/>
-        </w:rPr>
-        <w:t>A CVM-SP seguirá o disposto em Portaria do Ministério da Gestão e Inovação em Serviços Públicos (MGI) sobre o expediente em 9 de julho.</w:t>
-      </w:r>
-    </w:p>
-    <w:p>
-      <w:pPr>
-        <w:spacing w:after="40"/>
-      </w:pPr>
-      <w:r>
-        <w:rPr>
-          <w:b/>
-          <w:color w:val="888888"/>
-          <w:sz w:val="18"/>
-        </w:rPr>
-        <w:t xml:space="preserve">Publicado: </w:t>
-      </w:r>
-      <w:r>
-        <w:rPr>
-          <w:color w:val="888888"/>
-          <w:sz w:val="18"/>
-        </w:rPr>
-        <w:t xml:space="preserve">2026-07-03   </w:t>
-      </w:r>
-      <w:hyperlink r:id="rId23">
-        <w:r>
-          <w:rPr>
-            <w:color w:val="1A4D2E"/>
-            <w:u w:val="single"/>
-            <w:b/>
-          </w:rPr>
-          <w:t>Acessar materia</w:t>
-        </w:r>
-      </w:hyperlink>
-    </w:p>
-    <w:p>
-      <w:pPr>
-        <w:spacing w:after="120"/>
-      </w:pPr>
-      <w:r>
-        <w:rPr>
-          <w:i/>
-          <w:color w:val="888888"/>
-          <w:sz w:val="16"/>
-        </w:rPr>
-        <w:t>Notícia administrativa sobre funcionamento da autarquia.</w:t>
-      </w:r>
-    </w:p>
-    <w:p>
-      <w:pPr>
-        <w:spacing w:before="160" w:after="40"/>
-      </w:pPr>
-      <w:r>
-        <w:rPr>
-          <w:b/>
-          <w:color w:val="1A1A1A"/>
-          <w:sz w:val="22"/>
-        </w:rPr>
-        <w:t xml:space="preserve">Área técnica da CVM divulga lista com 11 companhias abertas inadimplentes   </w:t>
-      </w:r>
-      <w:r>
-        <w:rPr>
-          <w:b/>
-          <w:color w:val="D68910"/>
-          <w:sz w:val="16"/>
-        </w:rPr>
-        <w:t>[MÉDIA]</w:t>
-      </w:r>
-    </w:p>
-    <w:p>
-      <w:pPr>
-        <w:spacing w:after="40"/>
-      </w:pPr>
-      <w:r>
-        <w:rPr>
-          <w:color w:val="4A4A4A"/>
-          <w:sz w:val="20"/>
-        </w:rPr>
-        <w:t>CVM divulga lista de 11 companhias abertas que não enviaram documentos periódicos à Autarquia há no mínimo três meses.</w:t>
-      </w:r>
-    </w:p>
-    <w:p>
-      <w:pPr>
-        <w:spacing w:after="40"/>
-      </w:pPr>
-      <w:r>
-        <w:rPr>
-          <w:b/>
-          <w:color w:val="888888"/>
-          <w:sz w:val="18"/>
-        </w:rPr>
-        <w:t xml:space="preserve">Publicado: </w:t>
-      </w:r>
-      <w:r>
-        <w:rPr>
-          <w:color w:val="888888"/>
-          <w:sz w:val="18"/>
-        </w:rPr>
-        <w:t xml:space="preserve">2026-07-03   </w:t>
-      </w:r>
-      <w:hyperlink r:id="rId24">
-        <w:r>
-          <w:rPr>
-            <w:color w:val="1A4D2E"/>
-            <w:u w:val="single"/>
-            <w:b/>
-          </w:rPr>
-          <w:t>Acessar materia</w:t>
-        </w:r>
-      </w:hyperlink>
-    </w:p>
-    <w:p>
-      <w:pPr>
-        <w:spacing w:after="120"/>
-      </w:pPr>
-      <w:r>
-        <w:rPr>
-          <w:i/>
-          <w:color w:val="888888"/>
-          <w:sz w:val="16"/>
-        </w:rPr>
-        <w:t>Ação de fiscalização com impacto em companhias abertas e no mercado de capitais.</w:t>
+        <w:t>Notícia sobre evento/capacitação, de interesse institucional.</w:t>
       </w:r>
     </w:p>
     <w:p/>
@@ -1943,15 +1049,15 @@
           <w:color w:val="1A1A1A"/>
           <w:sz w:val="22"/>
         </w:rPr>
-        <w:t xml:space="preserve">Entram em vigor os novos compêndios da Farmacopeia Brasileira   </w:t>
+        <w:t xml:space="preserve">Canetas do Paraguai NÃO demonstraram equivalência com medicamentos registrados no Brasil   </w:t>
       </w:r>
       <w:r>
         <w:rPr>
           <w:b/>
-          <w:color w:val="C0392B"/>
+          <w:color w:val="D68910"/>
           <w:sz w:val="16"/>
         </w:rPr>
-        <w:t>[ALTA]</w:t>
+        <w:t>[MÉDIA]</w:t>
       </w:r>
     </w:p>
     <w:p>
@@ -1963,7 +1069,7 @@
           <w:color w:val="4A4A4A"/>
           <w:sz w:val="20"/>
         </w:rPr>
-        <w:t>Os novos compêndios da Farmacopeia Brasileira, aprovados em junho, entram em vigor após lançamento no 16º Encontro Internacional das Farmacopeias Mundiais.</w:t>
+        <w:t>Anvisa alerta que canetas do Paraguai não têm equivalência comprovada com medicamentos registrados no Brasil, exigindo testes específicos.</w:t>
       </w:r>
     </w:p>
     <w:p>
@@ -1985,7 +1091,7 @@
         </w:rPr>
         <w:t xml:space="preserve">2026-07-06   </w:t>
       </w:r>
-      <w:hyperlink r:id="rId25">
+      <w:hyperlink r:id="rId16">
         <w:r>
           <w:rPr>
             <w:color w:val="1A4D2E"/>
@@ -2006,7 +1112,7 @@
           <w:color w:val="888888"/>
           <w:sz w:val="16"/>
         </w:rPr>
-        <w:t>Notícia regulatória com impacto em padrões farmacêuticos e na indústria.</w:t>
+        <w:t>Alerta sanitário e checagem de fatos sobre produtos de saúde, relevante para consumidores e setor farmacêutico.</w:t>
       </w:r>
     </w:p>
     <w:p>
@@ -2019,15 +1125,15 @@
           <w:color w:val="1A1A1A"/>
           <w:sz w:val="22"/>
         </w:rPr>
-        <w:t xml:space="preserve">Canais de divulgação da Anvisa serão ajustados durante período do defeso eleitoral   </w:t>
+        <w:t xml:space="preserve">Anvisa aprova nova indicação terapêutica para medicamento que trata câncer de mama   </w:t>
       </w:r>
       <w:r>
         <w:rPr>
           <w:b/>
-          <w:color w:val="7F8C8D"/>
+          <w:color w:val="C0392B"/>
           <w:sz w:val="16"/>
         </w:rPr>
-        <w:t>[BAIXA]</w:t>
+        <w:t>[ALTA]</w:t>
       </w:r>
     </w:p>
     <w:p>
@@ -2039,7 +1145,7 @@
           <w:color w:val="4A4A4A"/>
           <w:sz w:val="20"/>
         </w:rPr>
-        <w:t>O portal e as redes sociais da Anvisa se adequarão à legislação eleitoral a partir de 4 de julho.</w:t>
+        <w:t>Anvisa aprova nova indicação terapêutica para medicamento de câncer de mama, beneficiando pacientes com doença invasiva residual.</w:t>
       </w:r>
     </w:p>
     <w:p>
@@ -2059,9 +1165,9 @@
           <w:color w:val="888888"/>
           <w:sz w:val="18"/>
         </w:rPr>
-        <w:t xml:space="preserve">2026-07-04   </w:t>
+        <w:t xml:space="preserve">2026-07-06   </w:t>
       </w:r>
-      <w:hyperlink r:id="rId26">
+      <w:hyperlink r:id="rId11">
         <w:r>
           <w:rPr>
             <w:color w:val="1A4D2E"/>
@@ -2082,7 +1188,7 @@
           <w:color w:val="888888"/>
           <w:sz w:val="16"/>
         </w:rPr>
-        <w:t>Notícia institucional sobre adequação a período eleitoral.</w:t>
+        <w:t>Aprovação de nova indicação terapêutica para medicamento, com impacto direto na saúde pública e indústria farmacêutica.</w:t>
       </w:r>
     </w:p>
     <w:p>
@@ -2095,15 +1201,15 @@
           <w:color w:val="1A1A1A"/>
           <w:sz w:val="22"/>
         </w:rPr>
-        <w:t xml:space="preserve">Anvisa atualiza listas de substâncias para uso em cosméticos   </w:t>
+        <w:t xml:space="preserve">Anvisa disponibiliza nova ferramenta para consulta de alertas sanitários   </w:t>
       </w:r>
       <w:r>
         <w:rPr>
           <w:b/>
-          <w:color w:val="C0392B"/>
+          <w:color w:val="D68910"/>
           <w:sz w:val="16"/>
         </w:rPr>
-        <w:t>[ALTA]</w:t>
+        <w:t>[MÉDIA]</w:t>
       </w:r>
     </w:p>
     <w:p>
@@ -2115,7 +1221,7 @@
           <w:color w:val="4A4A4A"/>
           <w:sz w:val="20"/>
         </w:rPr>
-        <w:t>Novas regras da Anvisa para listas de substâncias em cosméticos alinham o mercado brasileiro a padrões internacionais e do Mercosul.</w:t>
+        <w:t>Anvisa lança nova ferramenta no portal de consultas para facilitar o acesso a alertas sanitários, substituindo o Sistec.</w:t>
       </w:r>
     </w:p>
     <w:p>
@@ -2135,9 +1241,9 @@
           <w:color w:val="888888"/>
           <w:sz w:val="18"/>
         </w:rPr>
-        <w:t xml:space="preserve">2026-07-03   </w:t>
+        <w:t xml:space="preserve">2026-07-06   </w:t>
       </w:r>
-      <w:hyperlink r:id="rId27">
+      <w:hyperlink r:id="rId17">
         <w:r>
           <w:rPr>
             <w:color w:val="1A4D2E"/>
@@ -2158,7 +1264,7 @@
           <w:color w:val="888888"/>
           <w:sz w:val="16"/>
         </w:rPr>
-        <w:t>Atualização regulatória com impacto direto na indústria de cosméticos.</w:t>
+        <w:t>Melhoria em ferramenta de consulta pública de alertas sanitários, facilitando o acesso à informação regulatória.</w:t>
       </w:r>
     </w:p>
     <w:p>
@@ -2171,15 +1277,15 @@
           <w:color w:val="1A1A1A"/>
           <w:sz w:val="22"/>
         </w:rPr>
-        <w:t xml:space="preserve">Anvisa determina apreensão de saneantes sem registro   </w:t>
+        <w:t xml:space="preserve">Entram em vigor os novos compêndios da Farmacopeia Brasileira   </w:t>
       </w:r>
       <w:r>
         <w:rPr>
           <w:b/>
-          <w:color w:val="D68910"/>
+          <w:color w:val="C0392B"/>
           <w:sz w:val="16"/>
         </w:rPr>
-        <w:t>[MÉDIA]</w:t>
+        <w:t>[ALTA]</w:t>
       </w:r>
     </w:p>
     <w:p>
@@ -2191,7 +1297,7 @@
           <w:color w:val="4A4A4A"/>
           <w:sz w:val="20"/>
         </w:rPr>
-        <w:t>A Anvisa determinou a apreensão de saneantes fabricados por empresas sem autorização de funcionamento, visando a segurança sanitária.</w:t>
+        <w:t>Novos compêndios da Farmacopeia Brasileira, aprovados em junho, entram em vigor, estabelecendo padrões para medicamentos.</w:t>
       </w:r>
     </w:p>
     <w:p>
@@ -2211,9 +1317,9 @@
           <w:color w:val="888888"/>
           <w:sz w:val="18"/>
         </w:rPr>
-        <w:t xml:space="preserve">2026-07-03   </w:t>
+        <w:t xml:space="preserve">2026-07-06   </w:t>
       </w:r>
-      <w:hyperlink r:id="rId28">
+      <w:hyperlink r:id="rId12">
         <w:r>
           <w:rPr>
             <w:color w:val="1A4D2E"/>
@@ -2234,7 +1340,332 @@
           <w:color w:val="888888"/>
           <w:sz w:val="16"/>
         </w:rPr>
-        <w:t>Ação de fiscalização com impacto na segurança sanitária e empresas.</w:t>
+        <w:t>Entrada em vigor de normas que estabelecem padrões para medicamentos, com impacto direto na indústria farmacêutica.</w:t>
+      </w:r>
+    </w:p>
+    <w:p>
+      <w:pPr>
+        <w:spacing w:before="240" w:after="80"/>
+      </w:pPr>
+      <w:r>
+        <w:rPr>
+          <w:b/>
+          <w:color w:val="1A4D2E"/>
+          <w:sz w:val="20"/>
+        </w:rPr>
+        <w:t>INPI | NOTÍCIAS</w:t>
+      </w:r>
+    </w:p>
+    <w:p>
+      <w:pPr>
+        <w:spacing w:before="0" w:after="40"/>
+        <w:pBdr>
+          <w:bottom w:val="single" w:sz="8" w:space="1" w:color="1A4D2E"/>
+        </w:pBdr>
+      </w:pPr>
+    </w:p>
+    <w:p>
+      <w:pPr>
+        <w:spacing w:before="160" w:after="40"/>
+      </w:pPr>
+      <w:r>
+        <w:rPr>
+          <w:b/>
+          <w:color w:val="1A1A1A"/>
+          <w:sz w:val="22"/>
+        </w:rPr>
+        <w:t xml:space="preserve">INPI esclarece dúvidas sobre acesso com CNPJ na conta Gov.br   </w:t>
+      </w:r>
+      <w:r>
+        <w:rPr>
+          <w:b/>
+          <w:color w:val="D68910"/>
+          <w:sz w:val="16"/>
+        </w:rPr>
+        <w:t>[MÉDIA]</w:t>
+      </w:r>
+    </w:p>
+    <w:p>
+      <w:pPr>
+        <w:spacing w:after="40"/>
+      </w:pPr>
+      <w:r>
+        <w:rPr>
+          <w:color w:val="4A4A4A"/>
+          <w:sz w:val="20"/>
+        </w:rPr>
+        <w:t>O INPI publica esclarecimentos sobre o acesso de pessoas jurídicas (CNPJ) aos serviços da conta Gov.br.</w:t>
+      </w:r>
+    </w:p>
+    <w:p>
+      <w:pPr>
+        <w:spacing w:after="40"/>
+      </w:pPr>
+      <w:r>
+        <w:rPr>
+          <w:b/>
+          <w:color w:val="888888"/>
+          <w:sz w:val="18"/>
+        </w:rPr>
+        <w:t xml:space="preserve">Publicado: </w:t>
+      </w:r>
+      <w:r>
+        <w:rPr>
+          <w:color w:val="888888"/>
+          <w:sz w:val="18"/>
+        </w:rPr>
+        <w:t xml:space="preserve">2026-07-06T16:59   </w:t>
+      </w:r>
+      <w:hyperlink r:id="rId18">
+        <w:r>
+          <w:rPr>
+            <w:color w:val="1A4D2E"/>
+            <w:u w:val="single"/>
+            <w:b/>
+          </w:rPr>
+          <w:t>Acessar materia</w:t>
+        </w:r>
+      </w:hyperlink>
+    </w:p>
+    <w:p>
+      <w:pPr>
+        <w:spacing w:after="120"/>
+      </w:pPr>
+      <w:r>
+        <w:rPr>
+          <w:i/>
+          <w:color w:val="888888"/>
+          <w:sz w:val="16"/>
+        </w:rPr>
+        <w:t>Esclarecimento administrativo sobre acesso a serviços públicos, relevante para empresas.</w:t>
+      </w:r>
+    </w:p>
+    <w:p>
+      <w:pPr>
+        <w:spacing w:before="160" w:after="40"/>
+      </w:pPr>
+      <w:r>
+        <w:rPr>
+          <w:b/>
+          <w:color w:val="1A1A1A"/>
+          <w:sz w:val="22"/>
+        </w:rPr>
+        <w:t xml:space="preserve">Encerradas as inscrições para a Oficina de PCT em julho   </w:t>
+      </w:r>
+      <w:r>
+        <w:rPr>
+          <w:b/>
+          <w:color w:val="7F8C8D"/>
+          <w:sz w:val="16"/>
+        </w:rPr>
+        <w:t>[BAIXA]</w:t>
+      </w:r>
+    </w:p>
+    <w:p>
+      <w:pPr>
+        <w:spacing w:after="40"/>
+      </w:pPr>
+      <w:r>
+        <w:rPr>
+          <w:color w:val="4A4A4A"/>
+          <w:sz w:val="20"/>
+        </w:rPr>
+        <w:t>As inscrições para a Oficina de PCT (Tratado de Cooperação em Matéria de Patentes) de julho foram encerradas.</w:t>
+      </w:r>
+    </w:p>
+    <w:p>
+      <w:pPr>
+        <w:spacing w:after="40"/>
+      </w:pPr>
+      <w:r>
+        <w:rPr>
+          <w:b/>
+          <w:color w:val="888888"/>
+          <w:sz w:val="18"/>
+        </w:rPr>
+        <w:t xml:space="preserve">Publicado: </w:t>
+      </w:r>
+      <w:r>
+        <w:rPr>
+          <w:color w:val="888888"/>
+          <w:sz w:val="18"/>
+        </w:rPr>
+        <w:t xml:space="preserve">2026-07-06T15:11   </w:t>
+      </w:r>
+      <w:hyperlink r:id="rId19">
+        <w:r>
+          <w:rPr>
+            <w:color w:val="1A4D2E"/>
+            <w:u w:val="single"/>
+            <w:b/>
+          </w:rPr>
+          <w:t>Acessar materia</w:t>
+        </w:r>
+      </w:hyperlink>
+    </w:p>
+    <w:p>
+      <w:pPr>
+        <w:spacing w:after="120"/>
+      </w:pPr>
+      <w:r>
+        <w:rPr>
+          <w:i/>
+          <w:color w:val="888888"/>
+          <w:sz w:val="16"/>
+        </w:rPr>
+        <w:t>Notícia sobre o encerramento de inscrições para um evento de capacitação.</w:t>
+      </w:r>
+    </w:p>
+    <w:p>
+      <w:pPr>
+        <w:spacing w:before="160" w:after="40"/>
+      </w:pPr>
+      <w:r>
+        <w:rPr>
+          <w:b/>
+          <w:color w:val="1A1A1A"/>
+          <w:sz w:val="22"/>
+        </w:rPr>
+        <w:t xml:space="preserve">Inscrições para Chamamento Público sobre casos de sucesso vão até 31/7   </w:t>
+      </w:r>
+      <w:r>
+        <w:rPr>
+          <w:b/>
+          <w:color w:val="7F8C8D"/>
+          <w:sz w:val="16"/>
+        </w:rPr>
+        <w:t>[BAIXA]</w:t>
+      </w:r>
+    </w:p>
+    <w:p>
+      <w:pPr>
+        <w:spacing w:after="40"/>
+      </w:pPr>
+      <w:r>
+        <w:rPr>
+          <w:color w:val="4A4A4A"/>
+          <w:sz w:val="20"/>
+        </w:rPr>
+        <w:t>O INPI abriu inscrições para um chamamento público de casos de sucesso, com prazo até 31 de julho.</w:t>
+      </w:r>
+    </w:p>
+    <w:p>
+      <w:pPr>
+        <w:spacing w:after="40"/>
+      </w:pPr>
+      <w:r>
+        <w:rPr>
+          <w:b/>
+          <w:color w:val="888888"/>
+          <w:sz w:val="18"/>
+        </w:rPr>
+        <w:t xml:space="preserve">Publicado: </w:t>
+      </w:r>
+      <w:r>
+        <w:rPr>
+          <w:color w:val="888888"/>
+          <w:sz w:val="18"/>
+        </w:rPr>
+        <w:t xml:space="preserve">2026-07-06T13:04   </w:t>
+      </w:r>
+      <w:hyperlink r:id="rId20">
+        <w:r>
+          <w:rPr>
+            <w:color w:val="1A4D2E"/>
+            <w:u w:val="single"/>
+            <w:b/>
+          </w:rPr>
+          <w:t>Acessar materia</w:t>
+        </w:r>
+      </w:hyperlink>
+    </w:p>
+    <w:p>
+      <w:pPr>
+        <w:spacing w:after="120"/>
+      </w:pPr>
+      <w:r>
+        <w:rPr>
+          <w:i/>
+          <w:color w:val="888888"/>
+          <w:sz w:val="16"/>
+        </w:rPr>
+        <w:t>Chamamento público para coleta de informações, de interesse institucional.</w:t>
+      </w:r>
+    </w:p>
+    <w:p>
+      <w:pPr>
+        <w:spacing w:before="160" w:after="40"/>
+      </w:pPr>
+      <w:r>
+        <w:rPr>
+          <w:b/>
+          <w:color w:val="1A1A1A"/>
+          <w:sz w:val="22"/>
+        </w:rPr>
+        <w:t xml:space="preserve">Edital de credenciamento para buscas de anterioridades de patentes está aberto   </w:t>
+      </w:r>
+      <w:r>
+        <w:rPr>
+          <w:b/>
+          <w:color w:val="D68910"/>
+          <w:sz w:val="16"/>
+        </w:rPr>
+        <w:t>[MÉDIA]</w:t>
+      </w:r>
+    </w:p>
+    <w:p>
+      <w:pPr>
+        <w:spacing w:after="40"/>
+      </w:pPr>
+      <w:r>
+        <w:rPr>
+          <w:color w:val="4A4A4A"/>
+          <w:sz w:val="20"/>
+        </w:rPr>
+        <w:t>Edital de credenciamento para profissionais realizarem buscas de anterioridades de patentes está aberto no INPI.</w:t>
+      </w:r>
+    </w:p>
+    <w:p>
+      <w:pPr>
+        <w:spacing w:after="40"/>
+      </w:pPr>
+      <w:r>
+        <w:rPr>
+          <w:b/>
+          <w:color w:val="888888"/>
+          <w:sz w:val="18"/>
+        </w:rPr>
+        <w:t xml:space="preserve">Publicado: </w:t>
+      </w:r>
+      <w:r>
+        <w:rPr>
+          <w:color w:val="888888"/>
+          <w:sz w:val="18"/>
+        </w:rPr>
+        <w:t xml:space="preserve">2026-07-06T12:49   </w:t>
+      </w:r>
+      <w:hyperlink r:id="rId21">
+        <w:r>
+          <w:rPr>
+            <w:color w:val="1A4D2E"/>
+            <w:u w:val="single"/>
+            <w:b/>
+          </w:rPr>
+          <w:t>Acessar materia</w:t>
+        </w:r>
+      </w:hyperlink>
+    </w:p>
+    <w:p>
+      <w:pPr>
+        <w:spacing w:after="120"/>
+      </w:pPr>
+      <w:r>
+        <w:rPr>
+          <w:i/>
+          <w:color w:val="888888"/>
+          <w:sz w:val="16"/>
+        </w:rPr>
+        <w:t>Edital de credenciamento para serviço técnico, relevante para profissionais da área de patentes.</w:t>
       </w:r>
     </w:p>
     <w:p/>
@@ -2299,6 +1730,54 @@
           <w:color w:val="4A4A4A"/>
           <w:sz w:val="18"/>
         </w:rPr>
+        <w:t>B3 | Ofícios e Comunicados - Todos os itens encontrados estão fora da janela temporal.</w:t>
+      </w:r>
+    </w:p>
+    <w:p>
+      <w:pPr>
+        <w:pStyle w:val="ListBullet"/>
+      </w:pPr>
+      <w:r>
+        <w:rPr>
+          <w:color w:val="4A4A4A"/>
+          <w:sz w:val="18"/>
+        </w:rPr>
+        <w:t>MME | Notícias - Todos os itens encontrados estão fora da janela temporal.</w:t>
+      </w:r>
+    </w:p>
+    <w:p>
+      <w:pPr>
+        <w:pStyle w:val="ListBullet"/>
+      </w:pPr>
+      <w:r>
+        <w:rPr>
+          <w:color w:val="4A4A4A"/>
+          <w:sz w:val="18"/>
+        </w:rPr>
+        <w:t>ONS | Notícias - Nenhum item encontrado na janela temporal.</w:t>
+      </w:r>
+    </w:p>
+    <w:p>
+      <w:pPr>
+        <w:pStyle w:val="ListBullet"/>
+      </w:pPr>
+      <w:r>
+        <w:rPr>
+          <w:color w:val="4A4A4A"/>
+          <w:sz w:val="18"/>
+        </w:rPr>
+        <w:t>ANEEL | Últimas Notícias - Todos os itens encontrados estão fora da janela temporal.</w:t>
+      </w:r>
+    </w:p>
+    <w:p>
+      <w:pPr>
+        <w:pStyle w:val="ListBullet"/>
+      </w:pPr>
+      <w:r>
+        <w:rPr>
+          <w:color w:val="4A4A4A"/>
+          <w:sz w:val="18"/>
+        </w:rPr>
         <w:t>Secretaria de Prêmios e Apostas | Notícias - Nenhum resultado foi encontrado na janela temporal.</w:t>
       </w:r>
     </w:p>
@@ -2311,7 +1790,31 @@
           <w:color w:val="4A4A4A"/>
           <w:sz w:val="18"/>
         </w:rPr>
-        <w:t>INPI | Notícias - Nenhuma publicação encontrada na janela temporal.</w:t>
+        <w:t>Ministério da Agricultura | Notícias - Todos os itens encontrados estão fora da janela temporal.</w:t>
+      </w:r>
+    </w:p>
+    <w:p>
+      <w:pPr>
+        <w:pStyle w:val="ListBullet"/>
+      </w:pPr>
+      <w:r>
+        <w:rPr>
+          <w:color w:val="4A4A4A"/>
+          <w:sz w:val="18"/>
+        </w:rPr>
+        <w:t>ANM | Notícias - Todos os itens encontrados estão fora da janela temporal.</w:t>
+      </w:r>
+    </w:p>
+    <w:p>
+      <w:pPr>
+        <w:pStyle w:val="ListBullet"/>
+      </w:pPr>
+      <w:r>
+        <w:rPr>
+          <w:color w:val="4A4A4A"/>
+          <w:sz w:val="18"/>
+        </w:rPr>
+        <w:t>EPE | Notícias - Todos os itens encontrados estão fora da janela temporal.</w:t>
       </w:r>
     </w:p>
     <w:p>
@@ -2333,7 +1836,7 @@
           <w:color w:val="4A4A4A"/>
           <w:sz w:val="18"/>
         </w:rPr>
-        <w:t>Receita Federal | Normas - Página de busca, sem conteúdo direto ou resultados identificáveis na janela.</w:t>
+        <w:t>Receita Federal | Normas - Conteúdo da fonte é um formulário de busca, não listagem de normas recentes.</w:t>
       </w:r>
     </w:p>
     <w:p>
@@ -2358,18 +1861,6 @@
           <w:sz w:val="18"/>
         </w:rPr>
         <w:t>Ministério do Meio Ambiente | Notícias - Conteúdo restrito, requer autenticação para visualização.</w:t>
-      </w:r>
-    </w:p>
-    <w:p>
-      <w:pPr>
-        <w:pStyle w:val="ListBullet"/>
-      </w:pPr>
-      <w:r>
-        <w:rPr>
-          <w:color w:val="4A4A4A"/>
-          <w:sz w:val="18"/>
-        </w:rPr>
-        <w:t>SENACON | Notícias - Conteúdo restrito, requer autenticação para visualização.</w:t>
       </w:r>
     </w:p>
     <w:p>
@@ -2439,7 +1930,7 @@
           <w:color w:val="888888"/>
           <w:sz w:val="16"/>
         </w:rPr>
-        <w:t>Janela analisada: 2026-07-03T00:00 ate 2026-07-06T11:28</w:t>
+        <w:t>Janela analisada: 2026-07-06T00:00 ate 2026-07-07T10:22</w:t>
       </w:r>
     </w:p>
     <w:sectPr>

--- a/output/boletim_propriedade-intelectual.docx
+++ b/output/boletim_propriedade-intelectual.docx
@@ -52,7 +52,7 @@
                 <w:color w:val="FFFFFF"/>
                 <w:sz w:val="28"/>
               </w:rPr>
-              <w:t>7 de julho de 2026</w:t>
+              <w:t>8 de julho de 2026</w:t>
             </w:r>
           </w:p>
         </w:tc>
@@ -87,7 +87,7 @@
                 <w:color w:val="1A4D2E"/>
                 <w:sz w:val="56"/>
               </w:rPr>
-              <w:t>13</w:t>
+              <w:t>17</w:t>
             </w:r>
           </w:p>
         </w:tc>
@@ -106,7 +106,7 @@
                 <w:color w:val="C0392B"/>
                 <w:sz w:val="56"/>
               </w:rPr>
-              <w:t>4</w:t>
+              <w:t>2</w:t>
             </w:r>
           </w:p>
         </w:tc>
@@ -125,7 +125,7 @@
                 <w:color w:val="D68910"/>
                 <w:sz w:val="56"/>
               </w:rPr>
-              <w:t>6</w:t>
+              <w:t>8</w:t>
             </w:r>
           </w:p>
         </w:tc>
@@ -144,7 +144,7 @@
                 <w:color w:val="7F8C8D"/>
                 <w:sz w:val="56"/>
               </w:rPr>
-              <w:t>3</w:t>
+              <w:t>7</w:t>
             </w:r>
           </w:p>
         </w:tc>
@@ -293,7 +293,7 @@
                 <w:color w:val="1A4D2E"/>
                 <w:sz w:val="16"/>
               </w:rPr>
-              <w:t>PLANALTO | RESENHA DIARIA</w:t>
+              <w:t>CVM | NOTÍCIAS</w:t>
             </w:r>
           </w:p>
           <w:p>
@@ -307,7 +307,7 @@
                   <w:u w:val="single"/>
                   <w:b/>
                 </w:rPr>
-                <w:t>Decreto nº 13.056, de 6.7.2026 - Altera o Decreto nº 12.301, de 9 de dezembro de 2024, que dispõe sobre a aprovação de diretrizes e de estratégias relativas à governança corporativa nas empresas estatais federais e à administração das participações societárias da União.</w:t>
+                <w:t>Colegiado da CVM aprova acordo de cooperação com ANBIMA</w:t>
               </w:r>
             </w:hyperlink>
           </w:p>
@@ -320,7 +320,7 @@
                 <w:color w:val="4A4A4A"/>
                 <w:sz w:val="18"/>
               </w:rPr>
-              <w:t>Altera decreto sobre diretrizes e estratégias de governança corporativa e administração de participações societárias em empresas estatais federais.</w:t>
+              <w:t>CVM e ANBIMA aprovam parceria para manutenção evolutiva do sistema de registro de ofertas públicas.</w:t>
             </w:r>
           </w:p>
         </w:tc>
@@ -351,7 +351,7 @@
                 <w:color w:val="1A4D2E"/>
                 <w:sz w:val="16"/>
               </w:rPr>
-              <w:t>CVM | NOTÍCIAS</w:t>
+              <w:t>INPI | NOTÍCIAS</w:t>
             </w:r>
           </w:p>
           <w:p>
@@ -365,7 +365,7 @@
                   <w:u w:val="single"/>
                   <w:b/>
                 </w:rPr>
-                <w:t>Colegiado da CVM aceita proposta de Termo de Compromisso com Pátria Investimentos Ltda. e seu diretor no valor de R$ 1.890.000,00</w:t>
+                <w:t>INPI publica atualização da Agenda Regulatória 2026-2028</w:t>
               </w:r>
             </w:hyperlink>
           </w:p>
@@ -378,123 +378,7 @@
                 <w:color w:val="4A4A4A"/>
                 <w:sz w:val="18"/>
               </w:rPr>
-              <w:t>Colegiado da CVM aceita Termo de Compromisso de R$ 1,89 milhão com Pátria Investimentos Ltda. e seu diretor.</w:t>
-            </w:r>
-          </w:p>
-        </w:tc>
-      </w:tr>
-    </w:tbl>
-    <w:tbl>
-      <w:tblPr>
-        <w:tblW w:type="auto" w:w="0"/>
-        <w:tblLayout w:type="fixed"/>
-        <w:tblLook w:firstColumn="1" w:firstRow="1" w:lastColumn="0" w:lastRow="0" w:noHBand="0" w:noVBand="1" w:val="04A0"/>
-      </w:tblPr>
-      <w:tblGrid>
-        <w:gridCol w:w="9638"/>
-      </w:tblGrid>
-      <w:tr>
-        <w:tc>
-          <w:tcPr>
-            <w:tcW w:type="dxa" w:w="9638"/>
-            <w:shd w:val="clear" w:color="auto" w:fill="F0F7F2"/>
-          </w:tcPr>
-          <w:p>
-            <w:pPr>
-              <w:spacing w:before="120" w:after="40"/>
-            </w:pPr>
-            <w:r>
-              <w:rPr>
-                <w:b/>
-                <w:color w:val="1A4D2E"/>
-                <w:sz w:val="16"/>
-              </w:rPr>
-              <w:t>ANVISA | NOTÍCIAS</w:t>
-            </w:r>
-          </w:p>
-          <w:p>
-            <w:pPr>
-              <w:spacing w:after="40"/>
-            </w:pPr>
-            <w:hyperlink r:id="rId11">
-              <w:r>
-                <w:rPr>
-                  <w:color w:val="1A1A1A"/>
-                  <w:u w:val="single"/>
-                  <w:b/>
-                </w:rPr>
-                <w:t>Anvisa aprova nova indicação terapêutica para medicamento que trata câncer de mama</w:t>
-              </w:r>
-            </w:hyperlink>
-          </w:p>
-          <w:p>
-            <w:pPr>
-              <w:spacing w:after="120"/>
-            </w:pPr>
-            <w:r>
-              <w:rPr>
-                <w:color w:val="4A4A4A"/>
-                <w:sz w:val="18"/>
-              </w:rPr>
-              <w:t>Anvisa aprova nova indicação terapêutica para medicamento de câncer de mama, beneficiando pacientes com doença invasiva residual.</w:t>
-            </w:r>
-          </w:p>
-        </w:tc>
-      </w:tr>
-    </w:tbl>
-    <w:tbl>
-      <w:tblPr>
-        <w:tblW w:type="auto" w:w="0"/>
-        <w:tblLayout w:type="fixed"/>
-        <w:tblLook w:firstColumn="1" w:firstRow="1" w:lastColumn="0" w:lastRow="0" w:noHBand="0" w:noVBand="1" w:val="04A0"/>
-      </w:tblPr>
-      <w:tblGrid>
-        <w:gridCol w:w="9638"/>
-      </w:tblGrid>
-      <w:tr>
-        <w:tc>
-          <w:tcPr>
-            <w:tcW w:type="dxa" w:w="9638"/>
-            <w:shd w:val="clear" w:color="auto" w:fill="F0F7F2"/>
-          </w:tcPr>
-          <w:p>
-            <w:pPr>
-              <w:spacing w:before="120" w:after="40"/>
-            </w:pPr>
-            <w:r>
-              <w:rPr>
-                <w:b/>
-                <w:color w:val="1A4D2E"/>
-                <w:sz w:val="16"/>
-              </w:rPr>
-              <w:t>ANVISA | NOTÍCIAS</w:t>
-            </w:r>
-          </w:p>
-          <w:p>
-            <w:pPr>
-              <w:spacing w:after="40"/>
-            </w:pPr>
-            <w:hyperlink r:id="rId12">
-              <w:r>
-                <w:rPr>
-                  <w:color w:val="1A1A1A"/>
-                  <w:u w:val="single"/>
-                  <w:b/>
-                </w:rPr>
-                <w:t>Entram em vigor os novos compêndios da Farmacopeia Brasileira</w:t>
-              </w:r>
-            </w:hyperlink>
-          </w:p>
-          <w:p>
-            <w:pPr>
-              <w:spacing w:after="120"/>
-            </w:pPr>
-            <w:r>
-              <w:rPr>
-                <w:color w:val="4A4A4A"/>
-                <w:sz w:val="18"/>
-              </w:rPr>
-              <w:t>Novos compêndios da Farmacopeia Brasileira, aprovados em junho, entram em vigor, estabelecendo padrões para medicamentos.</w:t>
+              <w:t>O INPI publicou a atualização de sua Agenda Regulatória para o período de 2026-2028, detalhando as prioridades do órgão.</w:t>
             </w:r>
           </w:p>
         </w:tc>
@@ -563,15 +447,15 @@
           <w:color w:val="1A1A1A"/>
           <w:sz w:val="22"/>
         </w:rPr>
-        <w:t xml:space="preserve">Decreto nº 13.056, de 6.7.2026 - Altera o Decreto nº 12.301, de 9 de dezembro de 2024, que dispõe sobre a aprovação de diretrizes e de estratégias relativas à governança corporativa nas empresas estatais federais e à administração das participações societárias da União.   </w:t>
+        <w:t xml:space="preserve">Lei nº 15.461, de 7.7.2026 - Confere o título de Capital Nacional da Maior Onda do Brasil ao Município de Jaguaruna, no Estado de Santa Catarina.   </w:t>
       </w:r>
       <w:r>
         <w:rPr>
           <w:b/>
-          <w:color w:val="C0392B"/>
+          <w:color w:val="7F8C8D"/>
           <w:sz w:val="16"/>
         </w:rPr>
-        <w:t>[ALTA]</w:t>
+        <w:t>[BAIXA]</w:t>
       </w:r>
     </w:p>
     <w:p>
@@ -583,7 +467,7 @@
           <w:color w:val="4A4A4A"/>
           <w:sz w:val="20"/>
         </w:rPr>
-        <w:t>Altera decreto sobre diretrizes e estratégias de governança corporativa e administração de participações societárias em empresas estatais federais.</w:t>
+        <w:t>Confere o título de Capital Nacional da Maior Onda do Brasil ao Município de Jaguaruna, no Estado de Santa Catarina.</w:t>
       </w:r>
     </w:p>
     <w:p>
@@ -603,9 +487,9 @@
           <w:color w:val="888888"/>
           <w:sz w:val="18"/>
         </w:rPr>
-        <w:t xml:space="preserve">2026-07-06   </w:t>
+        <w:t xml:space="preserve">2026-07-08   </w:t>
       </w:r>
-      <w:hyperlink r:id="rId9">
+      <w:hyperlink r:id="rId11">
         <w:r>
           <w:rPr>
             <w:color w:val="1A4D2E"/>
@@ -626,7 +510,7 @@
           <w:color w:val="888888"/>
           <w:sz w:val="16"/>
         </w:rPr>
-        <w:t>Legislação nova com impacto direto em governança corporativa de estatais federais.</w:t>
+        <w:t>Lei com caráter honorífico, sem impacto direto a clientes corporativos.</w:t>
       </w:r>
     </w:p>
     <w:p>
@@ -639,7 +523,83 @@
           <w:color w:val="1A1A1A"/>
           <w:sz w:val="22"/>
         </w:rPr>
-        <w:t xml:space="preserve">Lei nº 15.458, de 3.7.2026 - Abre crédito extraordinário em favor do Ministério da Integração e do Desenvolvimento Regional, no valor de R$ 266.512.000,00 (duzentos e sessenta e seis milhões quinhentos e doze mil reais), para os fins que especifica.   </w:t>
+        <w:t xml:space="preserve">Lei nº 15.460, de 7.7.2026 - Institui o Dia Nacional do Vinho, a ser comemorado no primeiro domingo do mês de junho.   </w:t>
+      </w:r>
+      <w:r>
+        <w:rPr>
+          <w:b/>
+          <w:color w:val="7F8C8D"/>
+          <w:sz w:val="16"/>
+        </w:rPr>
+        <w:t>[BAIXA]</w:t>
+      </w:r>
+    </w:p>
+    <w:p>
+      <w:pPr>
+        <w:spacing w:after="40"/>
+      </w:pPr>
+      <w:r>
+        <w:rPr>
+          <w:color w:val="4A4A4A"/>
+          <w:sz w:val="20"/>
+        </w:rPr>
+        <w:t>Institui o Dia Nacional do Vinho, a ser comemorado no primeiro domingo do mês de junho.</w:t>
+      </w:r>
+    </w:p>
+    <w:p>
+      <w:pPr>
+        <w:spacing w:after="40"/>
+      </w:pPr>
+      <w:r>
+        <w:rPr>
+          <w:b/>
+          <w:color w:val="888888"/>
+          <w:sz w:val="18"/>
+        </w:rPr>
+        <w:t xml:space="preserve">Publicado: </w:t>
+      </w:r>
+      <w:r>
+        <w:rPr>
+          <w:color w:val="888888"/>
+          <w:sz w:val="18"/>
+        </w:rPr>
+        <w:t xml:space="preserve">2026-07-08   </w:t>
+      </w:r>
+      <w:hyperlink r:id="rId12">
+        <w:r>
+          <w:rPr>
+            <w:color w:val="1A4D2E"/>
+            <w:u w:val="single"/>
+            <w:b/>
+          </w:rPr>
+          <w:t>Acessar materia</w:t>
+        </w:r>
+      </w:hyperlink>
+    </w:p>
+    <w:p>
+      <w:pPr>
+        <w:spacing w:after="120"/>
+      </w:pPr>
+      <w:r>
+        <w:rPr>
+          <w:i/>
+          <w:color w:val="888888"/>
+          <w:sz w:val="16"/>
+        </w:rPr>
+        <w:t>Lei com caráter comemorativo, sem impacto direto a clientes corporativos.</w:t>
+      </w:r>
+    </w:p>
+    <w:p>
+      <w:pPr>
+        <w:spacing w:before="160" w:after="40"/>
+      </w:pPr>
+      <w:r>
+        <w:rPr>
+          <w:b/>
+          <w:color w:val="1A1A1A"/>
+          <w:sz w:val="22"/>
+        </w:rPr>
+        <w:t xml:space="preserve">Lei nº 15.459, de 7.7.2026 - Altera a Lei nº 7.405, de 12 de novembro de 1985, para estabelecer a utilização do Símbolo Internacional de Acessibilidade.   </w:t>
       </w:r>
       <w:r>
         <w:rPr>
@@ -659,7 +619,7 @@
           <w:color w:val="4A4A4A"/>
           <w:sz w:val="20"/>
         </w:rPr>
-        <w:t>Abre crédito extraordinário de R$ 266,5 milhões para o Ministério da Integração e do Desenvolvimento Regional.</w:t>
+        <w:t>Altera a Lei nº 7.405, de 1985, para estabelecer a utilização do Símbolo Internacional de Acessibilidade.</w:t>
       </w:r>
     </w:p>
     <w:p>
@@ -679,7 +639,7 @@
           <w:color w:val="888888"/>
           <w:sz w:val="18"/>
         </w:rPr>
-        <w:t xml:space="preserve">2026-07-06   </w:t>
+        <w:t xml:space="preserve">2026-07-08   </w:t>
       </w:r>
       <w:hyperlink r:id="rId13">
         <w:r>
@@ -702,7 +662,7 @@
           <w:color w:val="888888"/>
           <w:sz w:val="16"/>
         </w:rPr>
-        <w:t>Abertura de crédito extraordinário com impacto orçamentário.</w:t>
+        <w:t>Alteração de lei que pode ter implicações para empresas em termos de acessibilidade e conformidade.</w:t>
       </w:r>
     </w:p>
     <w:p>
@@ -715,15 +675,15 @@
           <w:color w:val="1A1A1A"/>
           <w:sz w:val="22"/>
         </w:rPr>
-        <w:t xml:space="preserve">Decreto nº 13.055, de 3.7.2026 - Altera o Decreto nº 11.712, de 20 de setembro de 2023, que qualifica organizações militares da Marinha como Organizações Militares Prestadoras de Serviços, com autonomia de gestão.   </w:t>
+        <w:t xml:space="preserve">Decreto nº 13.060, de 7.7.2026 - Altera o Decreto nº 10.172, de 11 de dezembro de 2019, para alterar a composição do Conselho Fiscal do Serviço Autônomo Embratur – Agência Brasileira de Promoção Internacional do Turismo.   </w:t>
       </w:r>
       <w:r>
         <w:rPr>
           <w:b/>
-          <w:color w:val="D68910"/>
+          <w:color w:val="7F8C8D"/>
           <w:sz w:val="16"/>
         </w:rPr>
-        <w:t>[MÉDIA]</w:t>
+        <w:t>[BAIXA]</w:t>
       </w:r>
     </w:p>
     <w:p>
@@ -735,7 +695,7 @@
           <w:color w:val="4A4A4A"/>
           <w:sz w:val="20"/>
         </w:rPr>
-        <w:t>Altera decreto que qualifica organizações militares da Marinha como prestadoras de serviços com autonomia de gestão.</w:t>
+        <w:t>Altera a composição do Conselho Fiscal do Serviço Autônomo Embratur – Agência Brasileira de Promoção Internacional do Turismo.</w:t>
       </w:r>
     </w:p>
     <w:p>
@@ -755,7 +715,7 @@
           <w:color w:val="888888"/>
           <w:sz w:val="18"/>
         </w:rPr>
-        <w:t xml:space="preserve">2026-07-06   </w:t>
+        <w:t xml:space="preserve">2026-07-08   </w:t>
       </w:r>
       <w:hyperlink r:id="rId14">
         <w:r>
@@ -778,7 +738,917 @@
           <w:color w:val="888888"/>
           <w:sz w:val="16"/>
         </w:rPr>
-        <w:t>Alteração de decreto administrativo com impacto na gestão de organizações militares.</w:t>
+        <w:t>Alteração administrativa interna de órgão público, com baixo impacto corporativo direto.</w:t>
+      </w:r>
+    </w:p>
+    <w:p>
+      <w:pPr>
+        <w:spacing w:before="160" w:after="40"/>
+      </w:pPr>
+      <w:r>
+        <w:rPr>
+          <w:b/>
+          <w:color w:val="1A1A1A"/>
+          <w:sz w:val="22"/>
+        </w:rPr>
+        <w:t xml:space="preserve">Decreto nº 13.059, de 7.7.2026 - Remaneja, em caráter temporário, cargo em comissão e funções de confiança para o Ministério das Relações Exteriores.   </w:t>
+      </w:r>
+      <w:r>
+        <w:rPr>
+          <w:b/>
+          <w:color w:val="7F8C8D"/>
+          <w:sz w:val="16"/>
+        </w:rPr>
+        <w:t>[BAIXA]</w:t>
+      </w:r>
+    </w:p>
+    <w:p>
+      <w:pPr>
+        <w:spacing w:after="40"/>
+      </w:pPr>
+      <w:r>
+        <w:rPr>
+          <w:color w:val="4A4A4A"/>
+          <w:sz w:val="20"/>
+        </w:rPr>
+        <w:t>Remaneja, em caráter temporário, cargo em comissão e funções de confiança para o Ministério das Relações Exteriores.</w:t>
+      </w:r>
+    </w:p>
+    <w:p>
+      <w:pPr>
+        <w:spacing w:after="40"/>
+      </w:pPr>
+      <w:r>
+        <w:rPr>
+          <w:b/>
+          <w:color w:val="888888"/>
+          <w:sz w:val="18"/>
+        </w:rPr>
+        <w:t xml:space="preserve">Publicado: </w:t>
+      </w:r>
+      <w:r>
+        <w:rPr>
+          <w:color w:val="888888"/>
+          <w:sz w:val="18"/>
+        </w:rPr>
+        <w:t xml:space="preserve">2026-07-08   </w:t>
+      </w:r>
+      <w:hyperlink r:id="rId15">
+        <w:r>
+          <w:rPr>
+            <w:color w:val="1A4D2E"/>
+            <w:u w:val="single"/>
+            <w:b/>
+          </w:rPr>
+          <w:t>Acessar materia</w:t>
+        </w:r>
+      </w:hyperlink>
+    </w:p>
+    <w:p>
+      <w:pPr>
+        <w:spacing w:after="120"/>
+      </w:pPr>
+      <w:r>
+        <w:rPr>
+          <w:i/>
+          <w:color w:val="888888"/>
+          <w:sz w:val="16"/>
+        </w:rPr>
+        <w:t>Alteração administrativa interna de órgão público, com baixo impacto corporativo direto.</w:t>
+      </w:r>
+    </w:p>
+    <w:p>
+      <w:pPr>
+        <w:spacing w:before="160" w:after="40"/>
+      </w:pPr>
+      <w:r>
+        <w:rPr>
+          <w:b/>
+          <w:color w:val="1A1A1A"/>
+          <w:sz w:val="22"/>
+        </w:rPr>
+        <w:t xml:space="preserve">Decreto nº 13.058, de 7.7.2026 - Altera o Decreto nº 11.198, de 15 de setembro de 2022, que aprova a Estrutura Regimental e o Quadro Demonstrativo dos Cargos em Comissão e das Funções de Confiança do Departamento Nacional de Obras Contra as Secas, e remaneja e transforma cargos em comissão e funções de confiança.   </w:t>
+      </w:r>
+      <w:r>
+        <w:rPr>
+          <w:b/>
+          <w:color w:val="7F8C8D"/>
+          <w:sz w:val="16"/>
+        </w:rPr>
+        <w:t>[BAIXA]</w:t>
+      </w:r>
+    </w:p>
+    <w:p>
+      <w:pPr>
+        <w:spacing w:after="40"/>
+      </w:pPr>
+      <w:r>
+        <w:rPr>
+          <w:color w:val="4A4A4A"/>
+          <w:sz w:val="20"/>
+        </w:rPr>
+        <w:t>Altera a Estrutura Regimental e o Quadro Demonstrativo de Cargos e Funções do Departamento Nacional de Obras Contra as Secas (DNOCS).</w:t>
+      </w:r>
+    </w:p>
+    <w:p>
+      <w:pPr>
+        <w:spacing w:after="40"/>
+      </w:pPr>
+      <w:r>
+        <w:rPr>
+          <w:b/>
+          <w:color w:val="888888"/>
+          <w:sz w:val="18"/>
+        </w:rPr>
+        <w:t xml:space="preserve">Publicado: </w:t>
+      </w:r>
+      <w:r>
+        <w:rPr>
+          <w:color w:val="888888"/>
+          <w:sz w:val="18"/>
+        </w:rPr>
+        <w:t xml:space="preserve">2026-07-08   </w:t>
+      </w:r>
+      <w:hyperlink r:id="rId16">
+        <w:r>
+          <w:rPr>
+            <w:color w:val="1A4D2E"/>
+            <w:u w:val="single"/>
+            <w:b/>
+          </w:rPr>
+          <w:t>Acessar materia</w:t>
+        </w:r>
+      </w:hyperlink>
+    </w:p>
+    <w:p>
+      <w:pPr>
+        <w:spacing w:after="120"/>
+      </w:pPr>
+      <w:r>
+        <w:rPr>
+          <w:i/>
+          <w:color w:val="888888"/>
+          <w:sz w:val="16"/>
+        </w:rPr>
+        <w:t>Alteração administrativa interna de órgão público, com baixo impacto corporativo direto.</w:t>
+      </w:r>
+    </w:p>
+    <w:p>
+      <w:pPr>
+        <w:spacing w:before="160" w:after="40"/>
+      </w:pPr>
+      <w:r>
+        <w:rPr>
+          <w:b/>
+          <w:color w:val="1A1A1A"/>
+          <w:sz w:val="22"/>
+        </w:rPr>
+        <w:t xml:space="preserve">Decreto nº 13.057, de 7.7.2026 - Altera o Decreto nº 2.338, de 7 de outubro de 1997, que aprova o Regulamento da Agência Nacional de Telecomunicações, e remaneja e transforma cargos em comissão e funções de confiança.   </w:t>
+      </w:r>
+      <w:r>
+        <w:rPr>
+          <w:b/>
+          <w:color w:val="D68910"/>
+          <w:sz w:val="16"/>
+        </w:rPr>
+        <w:t>[MÉDIA]</w:t>
+      </w:r>
+    </w:p>
+    <w:p>
+      <w:pPr>
+        <w:spacing w:after="40"/>
+      </w:pPr>
+      <w:r>
+        <w:rPr>
+          <w:color w:val="4A4A4A"/>
+          <w:sz w:val="20"/>
+        </w:rPr>
+        <w:t>Altera o Regulamento da Agência Nacional de Telecomunicações (ANATEL) e remaneja cargos e funções de confiança.</w:t>
+      </w:r>
+    </w:p>
+    <w:p>
+      <w:pPr>
+        <w:spacing w:after="40"/>
+      </w:pPr>
+      <w:r>
+        <w:rPr>
+          <w:b/>
+          <w:color w:val="888888"/>
+          <w:sz w:val="18"/>
+        </w:rPr>
+        <w:t xml:space="preserve">Publicado: </w:t>
+      </w:r>
+      <w:r>
+        <w:rPr>
+          <w:color w:val="888888"/>
+          <w:sz w:val="18"/>
+        </w:rPr>
+        <w:t xml:space="preserve">2026-07-08   </w:t>
+      </w:r>
+      <w:hyperlink r:id="rId17">
+        <w:r>
+          <w:rPr>
+            <w:color w:val="1A4D2E"/>
+            <w:u w:val="single"/>
+            <w:b/>
+          </w:rPr>
+          <w:t>Acessar materia</w:t>
+        </w:r>
+      </w:hyperlink>
+    </w:p>
+    <w:p>
+      <w:pPr>
+        <w:spacing w:after="120"/>
+      </w:pPr>
+      <w:r>
+        <w:rPr>
+          <w:i/>
+          <w:color w:val="888888"/>
+          <w:sz w:val="16"/>
+        </w:rPr>
+        <w:t>Alteração no regulamento de uma agência reguladora, podendo ter impacto setorial.</w:t>
+      </w:r>
+    </w:p>
+    <w:p/>
+    <w:tbl>
+      <w:tblPr>
+        <w:tblW w:type="auto" w:w="0"/>
+        <w:tblLayout w:type="fixed"/>
+        <w:tblLook w:firstColumn="1" w:firstRow="1" w:lastColumn="0" w:lastRow="0" w:noHBand="0" w:noVBand="1" w:val="04A0"/>
+      </w:tblPr>
+      <w:tblGrid>
+        <w:gridCol w:w="9638"/>
+      </w:tblGrid>
+      <w:tr>
+        <w:tc>
+          <w:tcPr>
+            <w:tcW w:type="dxa" w:w="9638"/>
+            <w:shd w:val="clear" w:color="auto" w:fill="1A4D2E"/>
+          </w:tcPr>
+          <w:p>
+            <w:pPr>
+              <w:spacing w:before="120" w:after="40"/>
+            </w:pPr>
+            <w:r>
+              <w:rPr>
+                <w:b w:val="0"/>
+                <w:color w:val="FFFFFF"/>
+                <w:sz w:val="32"/>
+              </w:rPr>
+              <w:t>Regulatório e Setorial</w:t>
+            </w:r>
+          </w:p>
+        </w:tc>
+      </w:tr>
+    </w:tbl>
+    <w:p>
+      <w:pPr>
+        <w:spacing w:before="240" w:after="80"/>
+      </w:pPr>
+      <w:r>
+        <w:rPr>
+          <w:b/>
+          <w:color w:val="1A4D2E"/>
+          <w:sz w:val="20"/>
+        </w:rPr>
+        <w:t>ANPD | NOTÍCIAS</w:t>
+      </w:r>
+    </w:p>
+    <w:p>
+      <w:pPr>
+        <w:spacing w:before="0" w:after="40"/>
+        <w:pBdr>
+          <w:bottom w:val="single" w:sz="8" w:space="1" w:color="1A4D2E"/>
+        </w:pBdr>
+      </w:pPr>
+    </w:p>
+    <w:p>
+      <w:pPr>
+        <w:spacing w:before="160" w:after="40"/>
+      </w:pPr>
+      <w:r>
+        <w:rPr>
+          <w:b/>
+          <w:color w:val="1A1A1A"/>
+          <w:sz w:val="22"/>
+        </w:rPr>
+        <w:t xml:space="preserve">ANPD e PNUD selecionam consultores para realização de estudos sobre IA, proteção de dados e publicidade digital voltada a crianças e adolescentes   </w:t>
+      </w:r>
+      <w:r>
+        <w:rPr>
+          <w:b/>
+          <w:color w:val="D68910"/>
+          <w:sz w:val="16"/>
+        </w:rPr>
+        <w:t>[MÉDIA]</w:t>
+      </w:r>
+    </w:p>
+    <w:p>
+      <w:pPr>
+        <w:spacing w:after="40"/>
+      </w:pPr>
+      <w:r>
+        <w:rPr>
+          <w:color w:val="4A4A4A"/>
+          <w:sz w:val="20"/>
+        </w:rPr>
+        <w:t>ANPD e PNUD abrem seleção para consultores para estudos sobre IA, proteção de dados e publicidade digital para crianças e adolescentes.</w:t>
+      </w:r>
+    </w:p>
+    <w:p>
+      <w:pPr>
+        <w:spacing w:after="40"/>
+      </w:pPr>
+      <w:r>
+        <w:rPr>
+          <w:b/>
+          <w:color w:val="888888"/>
+          <w:sz w:val="18"/>
+        </w:rPr>
+        <w:t xml:space="preserve">Publicado: </w:t>
+      </w:r>
+      <w:r>
+        <w:rPr>
+          <w:color w:val="888888"/>
+          <w:sz w:val="18"/>
+        </w:rPr>
+        <w:t xml:space="preserve">2026-07-07T13:49   </w:t>
+      </w:r>
+      <w:hyperlink r:id="rId18">
+        <w:r>
+          <w:rPr>
+            <w:color w:val="1A4D2E"/>
+            <w:u w:val="single"/>
+            <w:b/>
+          </w:rPr>
+          <w:t>Acessar materia</w:t>
+        </w:r>
+      </w:hyperlink>
+    </w:p>
+    <w:p>
+      <w:pPr>
+        <w:spacing w:after="120"/>
+      </w:pPr>
+      <w:r>
+        <w:rPr>
+          <w:i/>
+          <w:color w:val="888888"/>
+          <w:sz w:val="16"/>
+        </w:rPr>
+        <w:t>Iniciativa de pesquisa e desenvolvimento em temas regulatórios importantes para proteção de dados e IA.</w:t>
+      </w:r>
+    </w:p>
+    <w:p>
+      <w:pPr>
+        <w:spacing w:before="240" w:after="80"/>
+      </w:pPr>
+      <w:r>
+        <w:rPr>
+          <w:b/>
+          <w:color w:val="1A4D2E"/>
+          <w:sz w:val="20"/>
+        </w:rPr>
+        <w:t>INPI | NOTÍCIAS</w:t>
+      </w:r>
+    </w:p>
+    <w:p>
+      <w:pPr>
+        <w:spacing w:before="0" w:after="40"/>
+        <w:pBdr>
+          <w:bottom w:val="single" w:sz="8" w:space="1" w:color="1A4D2E"/>
+        </w:pBdr>
+      </w:pPr>
+    </w:p>
+    <w:p>
+      <w:pPr>
+        <w:spacing w:before="160" w:after="40"/>
+      </w:pPr>
+      <w:r>
+        <w:rPr>
+          <w:b/>
+          <w:color w:val="1A1A1A"/>
+          <w:sz w:val="22"/>
+        </w:rPr>
+        <w:t xml:space="preserve">Sistema de peticionamento de programa de computador volta a funcionar   </w:t>
+      </w:r>
+      <w:r>
+        <w:rPr>
+          <w:b/>
+          <w:color w:val="D68910"/>
+          <w:sz w:val="16"/>
+        </w:rPr>
+        <w:t>[MÉDIA]</w:t>
+      </w:r>
+    </w:p>
+    <w:p>
+      <w:pPr>
+        <w:spacing w:after="40"/>
+      </w:pPr>
+      <w:r>
+        <w:rPr>
+          <w:color w:val="4A4A4A"/>
+          <w:sz w:val="20"/>
+        </w:rPr>
+        <w:t>O sistema de peticionamento de programa de computador do INPI foi restabelecido, permitindo novamente o registro de propriedade intelectual.</w:t>
+      </w:r>
+    </w:p>
+    <w:p>
+      <w:pPr>
+        <w:spacing w:after="40"/>
+      </w:pPr>
+      <w:r>
+        <w:rPr>
+          <w:b/>
+          <w:color w:val="888888"/>
+          <w:sz w:val="18"/>
+        </w:rPr>
+        <w:t xml:space="preserve">Publicado: </w:t>
+      </w:r>
+      <w:r>
+        <w:rPr>
+          <w:color w:val="888888"/>
+          <w:sz w:val="18"/>
+        </w:rPr>
+        <w:t xml:space="preserve">2026-07-07T16:00   </w:t>
+      </w:r>
+      <w:hyperlink r:id="rId19">
+        <w:r>
+          <w:rPr>
+            <w:color w:val="1A4D2E"/>
+            <w:u w:val="single"/>
+            <w:b/>
+          </w:rPr>
+          <w:t>Acessar materia</w:t>
+        </w:r>
+      </w:hyperlink>
+    </w:p>
+    <w:p>
+      <w:pPr>
+        <w:spacing w:after="120"/>
+      </w:pPr>
+      <w:r>
+        <w:rPr>
+          <w:i/>
+          <w:color w:val="888888"/>
+          <w:sz w:val="16"/>
+        </w:rPr>
+        <w:t>Restabelecimento de serviço essencial para o registro de propriedade intelectual, importante para empresas de tecnologia.</w:t>
+      </w:r>
+    </w:p>
+    <w:p>
+      <w:pPr>
+        <w:spacing w:before="160" w:after="40"/>
+      </w:pPr>
+      <w:r>
+        <w:rPr>
+          <w:b/>
+          <w:color w:val="1A1A1A"/>
+          <w:sz w:val="22"/>
+        </w:rPr>
+        <w:t xml:space="preserve">Sistema de restituição de taxas está disponível   </w:t>
+      </w:r>
+      <w:r>
+        <w:rPr>
+          <w:b/>
+          <w:color w:val="D68910"/>
+          <w:sz w:val="16"/>
+        </w:rPr>
+        <w:t>[MÉDIA]</w:t>
+      </w:r>
+    </w:p>
+    <w:p>
+      <w:pPr>
+        <w:spacing w:after="40"/>
+      </w:pPr>
+      <w:r>
+        <w:rPr>
+          <w:color w:val="4A4A4A"/>
+          <w:sz w:val="20"/>
+        </w:rPr>
+        <w:t>O sistema de restituição de taxas do INPI agora está disponível, facilitando o processo para os usuários.</w:t>
+      </w:r>
+    </w:p>
+    <w:p>
+      <w:pPr>
+        <w:spacing w:after="40"/>
+      </w:pPr>
+      <w:r>
+        <w:rPr>
+          <w:b/>
+          <w:color w:val="888888"/>
+          <w:sz w:val="18"/>
+        </w:rPr>
+        <w:t xml:space="preserve">Publicado: </w:t>
+      </w:r>
+      <w:r>
+        <w:rPr>
+          <w:color w:val="888888"/>
+          <w:sz w:val="18"/>
+        </w:rPr>
+        <w:t xml:space="preserve">2026-07-07T13:07   </w:t>
+      </w:r>
+      <w:hyperlink r:id="rId20">
+        <w:r>
+          <w:rPr>
+            <w:color w:val="1A4D2E"/>
+            <w:u w:val="single"/>
+            <w:b/>
+          </w:rPr>
+          <w:t>Acessar materia</w:t>
+        </w:r>
+      </w:hyperlink>
+    </w:p>
+    <w:p>
+      <w:pPr>
+        <w:spacing w:after="120"/>
+      </w:pPr>
+      <w:r>
+        <w:rPr>
+          <w:i/>
+          <w:color w:val="888888"/>
+          <w:sz w:val="16"/>
+        </w:rPr>
+        <w:t>Disponibilização de serviço para restituição de taxas, relevante para empresas que interagem com o INPI.</w:t>
+      </w:r>
+    </w:p>
+    <w:p>
+      <w:pPr>
+        <w:spacing w:before="160" w:after="40"/>
+      </w:pPr>
+      <w:r>
+        <w:rPr>
+          <w:b/>
+          <w:color w:val="1A1A1A"/>
+          <w:sz w:val="22"/>
+        </w:rPr>
+        <w:t xml:space="preserve">Tomada pública de subsídios sobre Indicações Geográficas argentinas está aberta   </w:t>
+      </w:r>
+      <w:r>
+        <w:rPr>
+          <w:b/>
+          <w:color w:val="D68910"/>
+          <w:sz w:val="16"/>
+        </w:rPr>
+        <w:t>[MÉDIA]</w:t>
+      </w:r>
+    </w:p>
+    <w:p>
+      <w:pPr>
+        <w:spacing w:after="40"/>
+      </w:pPr>
+      <w:r>
+        <w:rPr>
+          <w:color w:val="4A4A4A"/>
+          <w:sz w:val="20"/>
+        </w:rPr>
+        <w:t>O INPI abriu tomada pública de subsídios sobre Indicações Geográficas argentinas, buscando contribuições da sociedade.</w:t>
+      </w:r>
+    </w:p>
+    <w:p>
+      <w:pPr>
+        <w:spacing w:after="40"/>
+      </w:pPr>
+      <w:r>
+        <w:rPr>
+          <w:b/>
+          <w:color w:val="888888"/>
+          <w:sz w:val="18"/>
+        </w:rPr>
+        <w:t xml:space="preserve">Publicado: </w:t>
+      </w:r>
+      <w:r>
+        <w:rPr>
+          <w:color w:val="888888"/>
+          <w:sz w:val="18"/>
+        </w:rPr>
+        <w:t xml:space="preserve">2026-07-07T13:04   </w:t>
+      </w:r>
+      <w:hyperlink r:id="rId21">
+        <w:r>
+          <w:rPr>
+            <w:color w:val="1A4D2E"/>
+            <w:u w:val="single"/>
+            <w:b/>
+          </w:rPr>
+          <w:t>Acessar materia</w:t>
+        </w:r>
+      </w:hyperlink>
+    </w:p>
+    <w:p>
+      <w:pPr>
+        <w:spacing w:after="120"/>
+      </w:pPr>
+      <w:r>
+        <w:rPr>
+          <w:i/>
+          <w:color w:val="888888"/>
+          <w:sz w:val="16"/>
+        </w:rPr>
+        <w:t>Consulta pública sobre propriedade intelectual internacional, relevante para empresas com interesses em mercados externos.</w:t>
+      </w:r>
+    </w:p>
+    <w:p>
+      <w:pPr>
+        <w:spacing w:before="160" w:after="40"/>
+      </w:pPr>
+      <w:r>
+        <w:rPr>
+          <w:b/>
+          <w:color w:val="1A1A1A"/>
+          <w:sz w:val="22"/>
+        </w:rPr>
+        <w:t xml:space="preserve">Consulta pública sobre marcas de posição recebe contribuições até 24/7   </w:t>
+      </w:r>
+      <w:r>
+        <w:rPr>
+          <w:b/>
+          <w:color w:val="D68910"/>
+          <w:sz w:val="16"/>
+        </w:rPr>
+        <w:t>[MÉDIA]</w:t>
+      </w:r>
+    </w:p>
+    <w:p>
+      <w:pPr>
+        <w:spacing w:after="40"/>
+      </w:pPr>
+      <w:r>
+        <w:rPr>
+          <w:color w:val="4A4A4A"/>
+          <w:sz w:val="20"/>
+        </w:rPr>
+        <w:t>O INPI abriu consulta pública para receber contribuições sobre marcas de posição até 24 de julho.</w:t>
+      </w:r>
+    </w:p>
+    <w:p>
+      <w:pPr>
+        <w:spacing w:after="40"/>
+      </w:pPr>
+      <w:r>
+        <w:rPr>
+          <w:b/>
+          <w:color w:val="888888"/>
+          <w:sz w:val="18"/>
+        </w:rPr>
+        <w:t xml:space="preserve">Publicado: </w:t>
+      </w:r>
+      <w:r>
+        <w:rPr>
+          <w:color w:val="888888"/>
+          <w:sz w:val="18"/>
+        </w:rPr>
+        <w:t xml:space="preserve">2026-07-07T13:01   </w:t>
+      </w:r>
+      <w:hyperlink r:id="rId22">
+        <w:r>
+          <w:rPr>
+            <w:color w:val="1A4D2E"/>
+            <w:u w:val="single"/>
+            <w:b/>
+          </w:rPr>
+          <w:t>Acessar materia</w:t>
+        </w:r>
+      </w:hyperlink>
+    </w:p>
+    <w:p>
+      <w:pPr>
+        <w:spacing w:after="120"/>
+      </w:pPr>
+      <w:r>
+        <w:rPr>
+          <w:i/>
+          <w:color w:val="888888"/>
+          <w:sz w:val="16"/>
+        </w:rPr>
+        <w:t>Consulta pública sobre regulamentação de marcas, importante para empresas que buscam proteção de propriedade intelectual.</w:t>
+      </w:r>
+    </w:p>
+    <w:p>
+      <w:pPr>
+        <w:spacing w:before="160" w:after="40"/>
+      </w:pPr>
+      <w:r>
+        <w:rPr>
+          <w:b/>
+          <w:color w:val="1A1A1A"/>
+          <w:sz w:val="22"/>
+        </w:rPr>
+        <w:t xml:space="preserve">INPI realiza seleção com duas vagas para atuar na área de promoção e eventos   </w:t>
+      </w:r>
+      <w:r>
+        <w:rPr>
+          <w:b/>
+          <w:color w:val="7F8C8D"/>
+          <w:sz w:val="16"/>
+        </w:rPr>
+        <w:t>[BAIXA]</w:t>
+      </w:r>
+    </w:p>
+    <w:p>
+      <w:pPr>
+        <w:spacing w:after="40"/>
+      </w:pPr>
+      <w:r>
+        <w:rPr>
+          <w:color w:val="4A4A4A"/>
+          <w:sz w:val="20"/>
+        </w:rPr>
+        <w:t>O INPI está realizando um processo seletivo para preencher duas vagas na área de promoção e eventos.</w:t>
+      </w:r>
+    </w:p>
+    <w:p>
+      <w:pPr>
+        <w:spacing w:after="40"/>
+      </w:pPr>
+      <w:r>
+        <w:rPr>
+          <w:b/>
+          <w:color w:val="888888"/>
+          <w:sz w:val="18"/>
+        </w:rPr>
+        <w:t xml:space="preserve">Publicado: </w:t>
+      </w:r>
+      <w:r>
+        <w:rPr>
+          <w:color w:val="888888"/>
+          <w:sz w:val="18"/>
+        </w:rPr>
+        <w:t xml:space="preserve">2026-07-07T12:59   </w:t>
+      </w:r>
+      <w:hyperlink r:id="rId23">
+        <w:r>
+          <w:rPr>
+            <w:color w:val="1A4D2E"/>
+            <w:u w:val="single"/>
+            <w:b/>
+          </w:rPr>
+          <w:t>Acessar materia</w:t>
+        </w:r>
+      </w:hyperlink>
+    </w:p>
+    <w:p>
+      <w:pPr>
+        <w:spacing w:after="120"/>
+      </w:pPr>
+      <w:r>
+        <w:rPr>
+          <w:i/>
+          <w:color w:val="888888"/>
+          <w:sz w:val="16"/>
+        </w:rPr>
+        <w:t>Notícia institucional de recrutamento, com baixo impacto direto a clientes corporativos.</w:t>
+      </w:r>
+    </w:p>
+    <w:p>
+      <w:pPr>
+        <w:spacing w:before="160" w:after="40"/>
+      </w:pPr>
+      <w:r>
+        <w:rPr>
+          <w:b/>
+          <w:color w:val="1A1A1A"/>
+          <w:sz w:val="22"/>
+        </w:rPr>
+        <w:t xml:space="preserve">INPI seleciona bolsista na área de direito da Propriedade Intelectual   </w:t>
+      </w:r>
+      <w:r>
+        <w:rPr>
+          <w:b/>
+          <w:color w:val="7F8C8D"/>
+          <w:sz w:val="16"/>
+        </w:rPr>
+        <w:t>[BAIXA]</w:t>
+      </w:r>
+    </w:p>
+    <w:p>
+      <w:pPr>
+        <w:spacing w:after="40"/>
+      </w:pPr>
+      <w:r>
+        <w:rPr>
+          <w:color w:val="4A4A4A"/>
+          <w:sz w:val="20"/>
+        </w:rPr>
+        <w:t>O INPI está selecionando um bolsista para atuar na área de direito da Propriedade Intelectual.</w:t>
+      </w:r>
+    </w:p>
+    <w:p>
+      <w:pPr>
+        <w:spacing w:after="40"/>
+      </w:pPr>
+      <w:r>
+        <w:rPr>
+          <w:b/>
+          <w:color w:val="888888"/>
+          <w:sz w:val="18"/>
+        </w:rPr>
+        <w:t xml:space="preserve">Publicado: </w:t>
+      </w:r>
+      <w:r>
+        <w:rPr>
+          <w:color w:val="888888"/>
+          <w:sz w:val="18"/>
+        </w:rPr>
+        <w:t xml:space="preserve">2026-07-07T10:46   </w:t>
+      </w:r>
+      <w:hyperlink r:id="rId24">
+        <w:r>
+          <w:rPr>
+            <w:color w:val="1A4D2E"/>
+            <w:u w:val="single"/>
+            <w:b/>
+          </w:rPr>
+          <w:t>Acessar materia</w:t>
+        </w:r>
+      </w:hyperlink>
+    </w:p>
+    <w:p>
+      <w:pPr>
+        <w:spacing w:after="120"/>
+      </w:pPr>
+      <w:r>
+        <w:rPr>
+          <w:i/>
+          <w:color w:val="888888"/>
+          <w:sz w:val="16"/>
+        </w:rPr>
+        <w:t>Notícia institucional de recrutamento, com baixo impacto direto a clientes corporativos.</w:t>
+      </w:r>
+    </w:p>
+    <w:p>
+      <w:pPr>
+        <w:spacing w:before="160" w:after="40"/>
+      </w:pPr>
+      <w:r>
+        <w:rPr>
+          <w:b/>
+          <w:color w:val="1A1A1A"/>
+          <w:sz w:val="22"/>
+        </w:rPr>
+        <w:t xml:space="preserve">INPI publica atualização da Agenda Regulatória 2026-2028   </w:t>
+      </w:r>
+      <w:r>
+        <w:rPr>
+          <w:b/>
+          <w:color w:val="C0392B"/>
+          <w:sz w:val="16"/>
+        </w:rPr>
+        <w:t>[ALTA]</w:t>
+      </w:r>
+    </w:p>
+    <w:p>
+      <w:pPr>
+        <w:spacing w:after="40"/>
+      </w:pPr>
+      <w:r>
+        <w:rPr>
+          <w:color w:val="4A4A4A"/>
+          <w:sz w:val="20"/>
+        </w:rPr>
+        <w:t>O INPI publicou a atualização de sua Agenda Regulatória para o período de 2026-2028, detalhando as prioridades do órgão.</w:t>
+      </w:r>
+    </w:p>
+    <w:p>
+      <w:pPr>
+        <w:spacing w:after="40"/>
+      </w:pPr>
+      <w:r>
+        <w:rPr>
+          <w:b/>
+          <w:color w:val="888888"/>
+          <w:sz w:val="18"/>
+        </w:rPr>
+        <w:t xml:space="preserve">Publicado: </w:t>
+      </w:r>
+      <w:r>
+        <w:rPr>
+          <w:color w:val="888888"/>
+          <w:sz w:val="18"/>
+        </w:rPr>
+        <w:t xml:space="preserve">2026-07-07T15:33   </w:t>
+      </w:r>
+      <w:hyperlink r:id="rId10">
+        <w:r>
+          <w:rPr>
+            <w:color w:val="1A4D2E"/>
+            <w:u w:val="single"/>
+            <w:b/>
+          </w:rPr>
+          <w:t>Acessar materia</w:t>
+        </w:r>
+      </w:hyperlink>
+    </w:p>
+    <w:p>
+      <w:pPr>
+        <w:spacing w:after="120"/>
+      </w:pPr>
+      <w:r>
+        <w:rPr>
+          <w:i/>
+          <w:color w:val="888888"/>
+          <w:sz w:val="16"/>
+        </w:rPr>
+        <w:t>Documento estratégico que define as prioridades regulatórias do órgão, com impacto potencial em futuras normas e procedimentos.</w:t>
       </w:r>
     </w:p>
     <w:p/>
@@ -844,15 +1714,15 @@
           <w:color w:val="1A1A1A"/>
           <w:sz w:val="22"/>
         </w:rPr>
-        <w:t xml:space="preserve">Colegiado da CVM aceita proposta de Termo de Compromisso com Pátria Investimentos Ltda. e seu diretor no valor de R$ 1.890.000,00   </w:t>
+        <w:t xml:space="preserve">Até 14/7, participe da pesquisa do TCU sobre Termo de Compromisso   </w:t>
       </w:r>
       <w:r>
         <w:rPr>
           <w:b/>
-          <w:color w:val="C0392B"/>
+          <w:color w:val="D68910"/>
           <w:sz w:val="16"/>
         </w:rPr>
-        <w:t>[ALTA]</w:t>
+        <w:t>[MÉDIA]</w:t>
       </w:r>
     </w:p>
     <w:p>
@@ -864,7 +1734,7 @@
           <w:color w:val="4A4A4A"/>
           <w:sz w:val="20"/>
         </w:rPr>
-        <w:t>Colegiado da CVM aceita Termo de Compromisso de R$ 1,89 milhão com Pátria Investimentos Ltda. e seu diretor.</w:t>
+        <w:t>Consulta pública do TCU sobre Termo de Compromisso no âmbito de auditoria operacional sobre a governança da CVM.</w:t>
       </w:r>
     </w:p>
     <w:p>
@@ -884,9 +1754,9 @@
           <w:color w:val="888888"/>
           <w:sz w:val="18"/>
         </w:rPr>
-        <w:t xml:space="preserve">2026-07-06   </w:t>
+        <w:t xml:space="preserve">2026-07-07   </w:t>
       </w:r>
-      <w:hyperlink r:id="rId10">
+      <w:hyperlink r:id="rId25">
         <w:r>
           <w:rPr>
             <w:color w:val="1A4D2E"/>
@@ -907,7 +1777,7 @@
           <w:color w:val="888888"/>
           <w:sz w:val="16"/>
         </w:rPr>
-        <w:t>Decisão regulatória com valor significativo e impacto em mercado de capitais.</w:t>
+        <w:t>Pesquisa sobre governança de órgão regulador, podendo influenciar futuras práticas.</w:t>
       </w:r>
     </w:p>
     <w:p>
@@ -920,15 +1790,15 @@
           <w:color w:val="1A1A1A"/>
           <w:sz w:val="22"/>
         </w:rPr>
-        <w:t xml:space="preserve">Prorrogadas inscrições para edição 2026 do Programa TOP até 13/7   </w:t>
+        <w:t xml:space="preserve">Colegiado da CVM aprova acordo de cooperação com ANBIMA   </w:t>
       </w:r>
       <w:r>
         <w:rPr>
           <w:b/>
-          <w:color w:val="7F8C8D"/>
+          <w:color w:val="C0392B"/>
           <w:sz w:val="16"/>
         </w:rPr>
-        <w:t>[BAIXA]</w:t>
+        <w:t>[ALTA]</w:t>
       </w:r>
     </w:p>
     <w:p>
@@ -940,7 +1810,7 @@
           <w:color w:val="4A4A4A"/>
           <w:sz w:val="20"/>
         </w:rPr>
-        <w:t>Inscrições para o Programa TOP 2026, curso gratuito e online para professores, são prorrogadas até 13 de julho.</w:t>
+        <w:t>CVM e ANBIMA aprovam parceria para manutenção evolutiva do sistema de registro de ofertas públicas.</w:t>
       </w:r>
     </w:p>
     <w:p>
@@ -960,9 +1830,9 @@
           <w:color w:val="888888"/>
           <w:sz w:val="18"/>
         </w:rPr>
-        <w:t xml:space="preserve">2026-07-06   </w:t>
+        <w:t xml:space="preserve">2026-07-07   </w:t>
       </w:r>
-      <w:hyperlink r:id="rId15">
+      <w:hyperlink r:id="rId9">
         <w:r>
           <w:rPr>
             <w:color w:val="1A4D2E"/>
@@ -983,689 +1853,7 @@
           <w:color w:val="888888"/>
           <w:sz w:val="16"/>
         </w:rPr>
-        <w:t>Notícia sobre evento/capacitação, de interesse institucional.</w:t>
-      </w:r>
-    </w:p>
-    <w:p/>
-    <w:tbl>
-      <w:tblPr>
-        <w:tblW w:type="auto" w:w="0"/>
-        <w:tblLayout w:type="fixed"/>
-        <w:tblLook w:firstColumn="1" w:firstRow="1" w:lastColumn="0" w:lastRow="0" w:noHBand="0" w:noVBand="1" w:val="04A0"/>
-      </w:tblPr>
-      <w:tblGrid>
-        <w:gridCol w:w="9638"/>
-      </w:tblGrid>
-      <w:tr>
-        <w:tc>
-          <w:tcPr>
-            <w:tcW w:type="dxa" w:w="9638"/>
-            <w:shd w:val="clear" w:color="auto" w:fill="1A4D2E"/>
-          </w:tcPr>
-          <w:p>
-            <w:pPr>
-              <w:spacing w:before="120" w:after="40"/>
-            </w:pPr>
-            <w:r>
-              <w:rPr>
-                <w:b w:val="0"/>
-                <w:color w:val="FFFFFF"/>
-                <w:sz w:val="32"/>
-              </w:rPr>
-              <w:t>Regulatório e Setorial</w:t>
-            </w:r>
-          </w:p>
-        </w:tc>
-      </w:tr>
-    </w:tbl>
-    <w:p>
-      <w:pPr>
-        <w:spacing w:before="240" w:after="80"/>
-      </w:pPr>
-      <w:r>
-        <w:rPr>
-          <w:b/>
-          <w:color w:val="1A4D2E"/>
-          <w:sz w:val="20"/>
-        </w:rPr>
-        <w:t>ANVISA | NOTÍCIAS</w:t>
-      </w:r>
-    </w:p>
-    <w:p>
-      <w:pPr>
-        <w:spacing w:before="0" w:after="40"/>
-        <w:pBdr>
-          <w:bottom w:val="single" w:sz="8" w:space="1" w:color="1A4D2E"/>
-        </w:pBdr>
-      </w:pPr>
-    </w:p>
-    <w:p>
-      <w:pPr>
-        <w:spacing w:before="160" w:after="40"/>
-      </w:pPr>
-      <w:r>
-        <w:rPr>
-          <w:b/>
-          <w:color w:val="1A1A1A"/>
-          <w:sz w:val="22"/>
-        </w:rPr>
-        <w:t xml:space="preserve">Canetas do Paraguai NÃO demonstraram equivalência com medicamentos registrados no Brasil   </w:t>
-      </w:r>
-      <w:r>
-        <w:rPr>
-          <w:b/>
-          <w:color w:val="D68910"/>
-          <w:sz w:val="16"/>
-        </w:rPr>
-        <w:t>[MÉDIA]</w:t>
-      </w:r>
-    </w:p>
-    <w:p>
-      <w:pPr>
-        <w:spacing w:after="40"/>
-      </w:pPr>
-      <w:r>
-        <w:rPr>
-          <w:color w:val="4A4A4A"/>
-          <w:sz w:val="20"/>
-        </w:rPr>
-        <w:t>Anvisa alerta que canetas do Paraguai não têm equivalência comprovada com medicamentos registrados no Brasil, exigindo testes específicos.</w:t>
-      </w:r>
-    </w:p>
-    <w:p>
-      <w:pPr>
-        <w:spacing w:after="40"/>
-      </w:pPr>
-      <w:r>
-        <w:rPr>
-          <w:b/>
-          <w:color w:val="888888"/>
-          <w:sz w:val="18"/>
-        </w:rPr>
-        <w:t xml:space="preserve">Publicado: </w:t>
-      </w:r>
-      <w:r>
-        <w:rPr>
-          <w:color w:val="888888"/>
-          <w:sz w:val="18"/>
-        </w:rPr>
-        <w:t xml:space="preserve">2026-07-06   </w:t>
-      </w:r>
-      <w:hyperlink r:id="rId16">
-        <w:r>
-          <w:rPr>
-            <w:color w:val="1A4D2E"/>
-            <w:u w:val="single"/>
-            <w:b/>
-          </w:rPr>
-          <w:t>Acessar materia</w:t>
-        </w:r>
-      </w:hyperlink>
-    </w:p>
-    <w:p>
-      <w:pPr>
-        <w:spacing w:after="120"/>
-      </w:pPr>
-      <w:r>
-        <w:rPr>
-          <w:i/>
-          <w:color w:val="888888"/>
-          <w:sz w:val="16"/>
-        </w:rPr>
-        <w:t>Alerta sanitário e checagem de fatos sobre produtos de saúde, relevante para consumidores e setor farmacêutico.</w:t>
-      </w:r>
-    </w:p>
-    <w:p>
-      <w:pPr>
-        <w:spacing w:before="160" w:after="40"/>
-      </w:pPr>
-      <w:r>
-        <w:rPr>
-          <w:b/>
-          <w:color w:val="1A1A1A"/>
-          <w:sz w:val="22"/>
-        </w:rPr>
-        <w:t xml:space="preserve">Anvisa aprova nova indicação terapêutica para medicamento que trata câncer de mama   </w:t>
-      </w:r>
-      <w:r>
-        <w:rPr>
-          <w:b/>
-          <w:color w:val="C0392B"/>
-          <w:sz w:val="16"/>
-        </w:rPr>
-        <w:t>[ALTA]</w:t>
-      </w:r>
-    </w:p>
-    <w:p>
-      <w:pPr>
-        <w:spacing w:after="40"/>
-      </w:pPr>
-      <w:r>
-        <w:rPr>
-          <w:color w:val="4A4A4A"/>
-          <w:sz w:val="20"/>
-        </w:rPr>
-        <w:t>Anvisa aprova nova indicação terapêutica para medicamento de câncer de mama, beneficiando pacientes com doença invasiva residual.</w:t>
-      </w:r>
-    </w:p>
-    <w:p>
-      <w:pPr>
-        <w:spacing w:after="40"/>
-      </w:pPr>
-      <w:r>
-        <w:rPr>
-          <w:b/>
-          <w:color w:val="888888"/>
-          <w:sz w:val="18"/>
-        </w:rPr>
-        <w:t xml:space="preserve">Publicado: </w:t>
-      </w:r>
-      <w:r>
-        <w:rPr>
-          <w:color w:val="888888"/>
-          <w:sz w:val="18"/>
-        </w:rPr>
-        <w:t xml:space="preserve">2026-07-06   </w:t>
-      </w:r>
-      <w:hyperlink r:id="rId11">
-        <w:r>
-          <w:rPr>
-            <w:color w:val="1A4D2E"/>
-            <w:u w:val="single"/>
-            <w:b/>
-          </w:rPr>
-          <w:t>Acessar materia</w:t>
-        </w:r>
-      </w:hyperlink>
-    </w:p>
-    <w:p>
-      <w:pPr>
-        <w:spacing w:after="120"/>
-      </w:pPr>
-      <w:r>
-        <w:rPr>
-          <w:i/>
-          <w:color w:val="888888"/>
-          <w:sz w:val="16"/>
-        </w:rPr>
-        <w:t>Aprovação de nova indicação terapêutica para medicamento, com impacto direto na saúde pública e indústria farmacêutica.</w:t>
-      </w:r>
-    </w:p>
-    <w:p>
-      <w:pPr>
-        <w:spacing w:before="160" w:after="40"/>
-      </w:pPr>
-      <w:r>
-        <w:rPr>
-          <w:b/>
-          <w:color w:val="1A1A1A"/>
-          <w:sz w:val="22"/>
-        </w:rPr>
-        <w:t xml:space="preserve">Anvisa disponibiliza nova ferramenta para consulta de alertas sanitários   </w:t>
-      </w:r>
-      <w:r>
-        <w:rPr>
-          <w:b/>
-          <w:color w:val="D68910"/>
-          <w:sz w:val="16"/>
-        </w:rPr>
-        <w:t>[MÉDIA]</w:t>
-      </w:r>
-    </w:p>
-    <w:p>
-      <w:pPr>
-        <w:spacing w:after="40"/>
-      </w:pPr>
-      <w:r>
-        <w:rPr>
-          <w:color w:val="4A4A4A"/>
-          <w:sz w:val="20"/>
-        </w:rPr>
-        <w:t>Anvisa lança nova ferramenta no portal de consultas para facilitar o acesso a alertas sanitários, substituindo o Sistec.</w:t>
-      </w:r>
-    </w:p>
-    <w:p>
-      <w:pPr>
-        <w:spacing w:after="40"/>
-      </w:pPr>
-      <w:r>
-        <w:rPr>
-          <w:b/>
-          <w:color w:val="888888"/>
-          <w:sz w:val="18"/>
-        </w:rPr>
-        <w:t xml:space="preserve">Publicado: </w:t>
-      </w:r>
-      <w:r>
-        <w:rPr>
-          <w:color w:val="888888"/>
-          <w:sz w:val="18"/>
-        </w:rPr>
-        <w:t xml:space="preserve">2026-07-06   </w:t>
-      </w:r>
-      <w:hyperlink r:id="rId17">
-        <w:r>
-          <w:rPr>
-            <w:color w:val="1A4D2E"/>
-            <w:u w:val="single"/>
-            <w:b/>
-          </w:rPr>
-          <w:t>Acessar materia</w:t>
-        </w:r>
-      </w:hyperlink>
-    </w:p>
-    <w:p>
-      <w:pPr>
-        <w:spacing w:after="120"/>
-      </w:pPr>
-      <w:r>
-        <w:rPr>
-          <w:i/>
-          <w:color w:val="888888"/>
-          <w:sz w:val="16"/>
-        </w:rPr>
-        <w:t>Melhoria em ferramenta de consulta pública de alertas sanitários, facilitando o acesso à informação regulatória.</w:t>
-      </w:r>
-    </w:p>
-    <w:p>
-      <w:pPr>
-        <w:spacing w:before="160" w:after="40"/>
-      </w:pPr>
-      <w:r>
-        <w:rPr>
-          <w:b/>
-          <w:color w:val="1A1A1A"/>
-          <w:sz w:val="22"/>
-        </w:rPr>
-        <w:t xml:space="preserve">Entram em vigor os novos compêndios da Farmacopeia Brasileira   </w:t>
-      </w:r>
-      <w:r>
-        <w:rPr>
-          <w:b/>
-          <w:color w:val="C0392B"/>
-          <w:sz w:val="16"/>
-        </w:rPr>
-        <w:t>[ALTA]</w:t>
-      </w:r>
-    </w:p>
-    <w:p>
-      <w:pPr>
-        <w:spacing w:after="40"/>
-      </w:pPr>
-      <w:r>
-        <w:rPr>
-          <w:color w:val="4A4A4A"/>
-          <w:sz w:val="20"/>
-        </w:rPr>
-        <w:t>Novos compêndios da Farmacopeia Brasileira, aprovados em junho, entram em vigor, estabelecendo padrões para medicamentos.</w:t>
-      </w:r>
-    </w:p>
-    <w:p>
-      <w:pPr>
-        <w:spacing w:after="40"/>
-      </w:pPr>
-      <w:r>
-        <w:rPr>
-          <w:b/>
-          <w:color w:val="888888"/>
-          <w:sz w:val="18"/>
-        </w:rPr>
-        <w:t xml:space="preserve">Publicado: </w:t>
-      </w:r>
-      <w:r>
-        <w:rPr>
-          <w:color w:val="888888"/>
-          <w:sz w:val="18"/>
-        </w:rPr>
-        <w:t xml:space="preserve">2026-07-06   </w:t>
-      </w:r>
-      <w:hyperlink r:id="rId12">
-        <w:r>
-          <w:rPr>
-            <w:color w:val="1A4D2E"/>
-            <w:u w:val="single"/>
-            <w:b/>
-          </w:rPr>
-          <w:t>Acessar materia</w:t>
-        </w:r>
-      </w:hyperlink>
-    </w:p>
-    <w:p>
-      <w:pPr>
-        <w:spacing w:after="120"/>
-      </w:pPr>
-      <w:r>
-        <w:rPr>
-          <w:i/>
-          <w:color w:val="888888"/>
-          <w:sz w:val="16"/>
-        </w:rPr>
-        <w:t>Entrada em vigor de normas que estabelecem padrões para medicamentos, com impacto direto na indústria farmacêutica.</w:t>
-      </w:r>
-    </w:p>
-    <w:p>
-      <w:pPr>
-        <w:spacing w:before="240" w:after="80"/>
-      </w:pPr>
-      <w:r>
-        <w:rPr>
-          <w:b/>
-          <w:color w:val="1A4D2E"/>
-          <w:sz w:val="20"/>
-        </w:rPr>
-        <w:t>INPI | NOTÍCIAS</w:t>
-      </w:r>
-    </w:p>
-    <w:p>
-      <w:pPr>
-        <w:spacing w:before="0" w:after="40"/>
-        <w:pBdr>
-          <w:bottom w:val="single" w:sz="8" w:space="1" w:color="1A4D2E"/>
-        </w:pBdr>
-      </w:pPr>
-    </w:p>
-    <w:p>
-      <w:pPr>
-        <w:spacing w:before="160" w:after="40"/>
-      </w:pPr>
-      <w:r>
-        <w:rPr>
-          <w:b/>
-          <w:color w:val="1A1A1A"/>
-          <w:sz w:val="22"/>
-        </w:rPr>
-        <w:t xml:space="preserve">INPI esclarece dúvidas sobre acesso com CNPJ na conta Gov.br   </w:t>
-      </w:r>
-      <w:r>
-        <w:rPr>
-          <w:b/>
-          <w:color w:val="D68910"/>
-          <w:sz w:val="16"/>
-        </w:rPr>
-        <w:t>[MÉDIA]</w:t>
-      </w:r>
-    </w:p>
-    <w:p>
-      <w:pPr>
-        <w:spacing w:after="40"/>
-      </w:pPr>
-      <w:r>
-        <w:rPr>
-          <w:color w:val="4A4A4A"/>
-          <w:sz w:val="20"/>
-        </w:rPr>
-        <w:t>O INPI publica esclarecimentos sobre o acesso de pessoas jurídicas (CNPJ) aos serviços da conta Gov.br.</w:t>
-      </w:r>
-    </w:p>
-    <w:p>
-      <w:pPr>
-        <w:spacing w:after="40"/>
-      </w:pPr>
-      <w:r>
-        <w:rPr>
-          <w:b/>
-          <w:color w:val="888888"/>
-          <w:sz w:val="18"/>
-        </w:rPr>
-        <w:t xml:space="preserve">Publicado: </w:t>
-      </w:r>
-      <w:r>
-        <w:rPr>
-          <w:color w:val="888888"/>
-          <w:sz w:val="18"/>
-        </w:rPr>
-        <w:t xml:space="preserve">2026-07-06T16:59   </w:t>
-      </w:r>
-      <w:hyperlink r:id="rId18">
-        <w:r>
-          <w:rPr>
-            <w:color w:val="1A4D2E"/>
-            <w:u w:val="single"/>
-            <w:b/>
-          </w:rPr>
-          <w:t>Acessar materia</w:t>
-        </w:r>
-      </w:hyperlink>
-    </w:p>
-    <w:p>
-      <w:pPr>
-        <w:spacing w:after="120"/>
-      </w:pPr>
-      <w:r>
-        <w:rPr>
-          <w:i/>
-          <w:color w:val="888888"/>
-          <w:sz w:val="16"/>
-        </w:rPr>
-        <w:t>Esclarecimento administrativo sobre acesso a serviços públicos, relevante para empresas.</w:t>
-      </w:r>
-    </w:p>
-    <w:p>
-      <w:pPr>
-        <w:spacing w:before="160" w:after="40"/>
-      </w:pPr>
-      <w:r>
-        <w:rPr>
-          <w:b/>
-          <w:color w:val="1A1A1A"/>
-          <w:sz w:val="22"/>
-        </w:rPr>
-        <w:t xml:space="preserve">Encerradas as inscrições para a Oficina de PCT em julho   </w:t>
-      </w:r>
-      <w:r>
-        <w:rPr>
-          <w:b/>
-          <w:color w:val="7F8C8D"/>
-          <w:sz w:val="16"/>
-        </w:rPr>
-        <w:t>[BAIXA]</w:t>
-      </w:r>
-    </w:p>
-    <w:p>
-      <w:pPr>
-        <w:spacing w:after="40"/>
-      </w:pPr>
-      <w:r>
-        <w:rPr>
-          <w:color w:val="4A4A4A"/>
-          <w:sz w:val="20"/>
-        </w:rPr>
-        <w:t>As inscrições para a Oficina de PCT (Tratado de Cooperação em Matéria de Patentes) de julho foram encerradas.</w:t>
-      </w:r>
-    </w:p>
-    <w:p>
-      <w:pPr>
-        <w:spacing w:after="40"/>
-      </w:pPr>
-      <w:r>
-        <w:rPr>
-          <w:b/>
-          <w:color w:val="888888"/>
-          <w:sz w:val="18"/>
-        </w:rPr>
-        <w:t xml:space="preserve">Publicado: </w:t>
-      </w:r>
-      <w:r>
-        <w:rPr>
-          <w:color w:val="888888"/>
-          <w:sz w:val="18"/>
-        </w:rPr>
-        <w:t xml:space="preserve">2026-07-06T15:11   </w:t>
-      </w:r>
-      <w:hyperlink r:id="rId19">
-        <w:r>
-          <w:rPr>
-            <w:color w:val="1A4D2E"/>
-            <w:u w:val="single"/>
-            <w:b/>
-          </w:rPr>
-          <w:t>Acessar materia</w:t>
-        </w:r>
-      </w:hyperlink>
-    </w:p>
-    <w:p>
-      <w:pPr>
-        <w:spacing w:after="120"/>
-      </w:pPr>
-      <w:r>
-        <w:rPr>
-          <w:i/>
-          <w:color w:val="888888"/>
-          <w:sz w:val="16"/>
-        </w:rPr>
-        <w:t>Notícia sobre o encerramento de inscrições para um evento de capacitação.</w:t>
-      </w:r>
-    </w:p>
-    <w:p>
-      <w:pPr>
-        <w:spacing w:before="160" w:after="40"/>
-      </w:pPr>
-      <w:r>
-        <w:rPr>
-          <w:b/>
-          <w:color w:val="1A1A1A"/>
-          <w:sz w:val="22"/>
-        </w:rPr>
-        <w:t xml:space="preserve">Inscrições para Chamamento Público sobre casos de sucesso vão até 31/7   </w:t>
-      </w:r>
-      <w:r>
-        <w:rPr>
-          <w:b/>
-          <w:color w:val="7F8C8D"/>
-          <w:sz w:val="16"/>
-        </w:rPr>
-        <w:t>[BAIXA]</w:t>
-      </w:r>
-    </w:p>
-    <w:p>
-      <w:pPr>
-        <w:spacing w:after="40"/>
-      </w:pPr>
-      <w:r>
-        <w:rPr>
-          <w:color w:val="4A4A4A"/>
-          <w:sz w:val="20"/>
-        </w:rPr>
-        <w:t>O INPI abriu inscrições para um chamamento público de casos de sucesso, com prazo até 31 de julho.</w:t>
-      </w:r>
-    </w:p>
-    <w:p>
-      <w:pPr>
-        <w:spacing w:after="40"/>
-      </w:pPr>
-      <w:r>
-        <w:rPr>
-          <w:b/>
-          <w:color w:val="888888"/>
-          <w:sz w:val="18"/>
-        </w:rPr>
-        <w:t xml:space="preserve">Publicado: </w:t>
-      </w:r>
-      <w:r>
-        <w:rPr>
-          <w:color w:val="888888"/>
-          <w:sz w:val="18"/>
-        </w:rPr>
-        <w:t xml:space="preserve">2026-07-06T13:04   </w:t>
-      </w:r>
-      <w:hyperlink r:id="rId20">
-        <w:r>
-          <w:rPr>
-            <w:color w:val="1A4D2E"/>
-            <w:u w:val="single"/>
-            <w:b/>
-          </w:rPr>
-          <w:t>Acessar materia</w:t>
-        </w:r>
-      </w:hyperlink>
-    </w:p>
-    <w:p>
-      <w:pPr>
-        <w:spacing w:after="120"/>
-      </w:pPr>
-      <w:r>
-        <w:rPr>
-          <w:i/>
-          <w:color w:val="888888"/>
-          <w:sz w:val="16"/>
-        </w:rPr>
-        <w:t>Chamamento público para coleta de informações, de interesse institucional.</w:t>
-      </w:r>
-    </w:p>
-    <w:p>
-      <w:pPr>
-        <w:spacing w:before="160" w:after="40"/>
-      </w:pPr>
-      <w:r>
-        <w:rPr>
-          <w:b/>
-          <w:color w:val="1A1A1A"/>
-          <w:sz w:val="22"/>
-        </w:rPr>
-        <w:t xml:space="preserve">Edital de credenciamento para buscas de anterioridades de patentes está aberto   </w:t>
-      </w:r>
-      <w:r>
-        <w:rPr>
-          <w:b/>
-          <w:color w:val="D68910"/>
-          <w:sz w:val="16"/>
-        </w:rPr>
-        <w:t>[MÉDIA]</w:t>
-      </w:r>
-    </w:p>
-    <w:p>
-      <w:pPr>
-        <w:spacing w:after="40"/>
-      </w:pPr>
-      <w:r>
-        <w:rPr>
-          <w:color w:val="4A4A4A"/>
-          <w:sz w:val="20"/>
-        </w:rPr>
-        <w:t>Edital de credenciamento para profissionais realizarem buscas de anterioridades de patentes está aberto no INPI.</w:t>
-      </w:r>
-    </w:p>
-    <w:p>
-      <w:pPr>
-        <w:spacing w:after="40"/>
-      </w:pPr>
-      <w:r>
-        <w:rPr>
-          <w:b/>
-          <w:color w:val="888888"/>
-          <w:sz w:val="18"/>
-        </w:rPr>
-        <w:t xml:space="preserve">Publicado: </w:t>
-      </w:r>
-      <w:r>
-        <w:rPr>
-          <w:color w:val="888888"/>
-          <w:sz w:val="18"/>
-        </w:rPr>
-        <w:t xml:space="preserve">2026-07-06T12:49   </w:t>
-      </w:r>
-      <w:hyperlink r:id="rId21">
-        <w:r>
-          <w:rPr>
-            <w:color w:val="1A4D2E"/>
-            <w:u w:val="single"/>
-            <w:b/>
-          </w:rPr>
-          <w:t>Acessar materia</w:t>
-        </w:r>
-      </w:hyperlink>
-    </w:p>
-    <w:p>
-      <w:pPr>
-        <w:spacing w:after="120"/>
-      </w:pPr>
-      <w:r>
-        <w:rPr>
-          <w:i/>
-          <w:color w:val="888888"/>
-          <w:sz w:val="16"/>
-        </w:rPr>
-        <w:t>Edital de credenciamento para serviço técnico, relevante para profissionais da área de patentes.</w:t>
+        <w:t>Acordo entre órgãos reguladores que afeta diretamente o funcionamento e a eficiência do mercado de capitais.</w:t>
       </w:r>
     </w:p>
     <w:p/>
@@ -1718,7 +1906,7 @@
           <w:color w:val="4A4A4A"/>
           <w:sz w:val="18"/>
         </w:rPr>
-        <w:t>ANPD | Notícias - Nenhum resultado foi encontrado na janela temporal.</w:t>
+        <w:t>MME | Notícias - Nenhuma publicação encontrada na janela temporal.</w:t>
       </w:r>
     </w:p>
     <w:p>
@@ -1730,7 +1918,7 @@
           <w:color w:val="4A4A4A"/>
           <w:sz w:val="18"/>
         </w:rPr>
-        <w:t>B3 | Ofícios e Comunicados - Todos os itens encontrados estão fora da janela temporal.</w:t>
+        <w:t>ONS | Notícias - A fonte explicitamente indica 'Nenhum item encontrado' para o período.</w:t>
       </w:r>
     </w:p>
     <w:p>
@@ -1742,7 +1930,7 @@
           <w:color w:val="4A4A4A"/>
           <w:sz w:val="18"/>
         </w:rPr>
-        <w:t>MME | Notícias - Todos os itens encontrados estão fora da janela temporal.</w:t>
+        <w:t>Secretaria de Prêmios e Apostas | Notícias - A fonte explicitamente indica 'Nenhum resultado foi encontrado'.</w:t>
       </w:r>
     </w:p>
     <w:p>
@@ -1754,7 +1942,7 @@
           <w:color w:val="4A4A4A"/>
           <w:sz w:val="18"/>
         </w:rPr>
-        <w:t>ONS | Notícias - Nenhum item encontrado na janela temporal.</w:t>
+        <w:t>Ministério da Agricultura | Notícias - Nenhuma publicação encontrada na janela temporal.</w:t>
       </w:r>
     </w:p>
     <w:p>
@@ -1766,55 +1954,7 @@
           <w:color w:val="4A4A4A"/>
           <w:sz w:val="18"/>
         </w:rPr>
-        <w:t>ANEEL | Últimas Notícias - Todos os itens encontrados estão fora da janela temporal.</w:t>
-      </w:r>
-    </w:p>
-    <w:p>
-      <w:pPr>
-        <w:pStyle w:val="ListBullet"/>
-      </w:pPr>
-      <w:r>
-        <w:rPr>
-          <w:color w:val="4A4A4A"/>
-          <w:sz w:val="18"/>
-        </w:rPr>
-        <w:t>Secretaria de Prêmios e Apostas | Notícias - Nenhum resultado foi encontrado na janela temporal.</w:t>
-      </w:r>
-    </w:p>
-    <w:p>
-      <w:pPr>
-        <w:pStyle w:val="ListBullet"/>
-      </w:pPr>
-      <w:r>
-        <w:rPr>
-          <w:color w:val="4A4A4A"/>
-          <w:sz w:val="18"/>
-        </w:rPr>
-        <w:t>Ministério da Agricultura | Notícias - Todos os itens encontrados estão fora da janela temporal.</w:t>
-      </w:r>
-    </w:p>
-    <w:p>
-      <w:pPr>
-        <w:pStyle w:val="ListBullet"/>
-      </w:pPr>
-      <w:r>
-        <w:rPr>
-          <w:color w:val="4A4A4A"/>
-          <w:sz w:val="18"/>
-        </w:rPr>
-        <w:t>ANM | Notícias - Todos os itens encontrados estão fora da janela temporal.</w:t>
-      </w:r>
-    </w:p>
-    <w:p>
-      <w:pPr>
-        <w:pStyle w:val="ListBullet"/>
-      </w:pPr>
-      <w:r>
-        <w:rPr>
-          <w:color w:val="4A4A4A"/>
-          <w:sz w:val="18"/>
-        </w:rPr>
-        <w:t>EPE | Notícias - Todos os itens encontrados estão fora da janela temporal.</w:t>
+        <w:t>COAF | Notícias - Nenhuma publicação encontrada na janela temporal.</w:t>
       </w:r>
     </w:p>
     <w:p>
@@ -1836,7 +1976,17 @@
           <w:color w:val="4A4A4A"/>
           <w:sz w:val="18"/>
         </w:rPr>
-        <w:t>Receita Federal | Normas - Conteúdo da fonte é um formulário de busca, não listagem de normas recentes.</w:t>
+        <w:t>Receita Federal | Normas - A página contém apenas filtros de busca e não exibe resultados de normas diretamente.</w:t>
+      </w:r>
+    </w:p>
+    <w:p>
+      <w:r>
+        <w:rPr>
+          <w:b/>
+          <w:color w:val="C0392B"/>
+          <w:sz w:val="20"/>
+        </w:rPr>
+        <w:t>Fontes com erro tecnico:</w:t>
       </w:r>
     </w:p>
     <w:p>
@@ -1864,16 +2014,6 @@
       </w:r>
     </w:p>
     <w:p>
-      <w:r>
-        <w:rPr>
-          <w:b/>
-          <w:color w:val="C0392B"/>
-          <w:sz w:val="20"/>
-        </w:rPr>
-        <w:t>Fontes com erro tecnico:</w:t>
-      </w:r>
-    </w:p>
-    <w:p>
       <w:pPr>
         <w:pStyle w:val="ListBullet"/>
       </w:pPr>
@@ -1882,7 +2022,7 @@
           <w:color w:val="4A4A4A"/>
           <w:sz w:val="18"/>
         </w:rPr>
-        <w:t>Destaques do D.O.U. - Conteudo muito curto (15 chars) - pagina possivelmente vazia, fora do ar ou bloqueando scraping</w:t>
+        <w:t>SENACON | Notícias - Conteúdo restrito, requer autenticação para visualização.</w:t>
       </w:r>
     </w:p>
     <w:p/>
@@ -1930,7 +2070,7 @@
           <w:color w:val="888888"/>
           <w:sz w:val="16"/>
         </w:rPr>
-        <w:t>Janela analisada: 2026-07-06T00:00 ate 2026-07-07T10:22</w:t>
+        <w:t>Janela analisada: 2026-07-07T00:00 ate 2026-07-08T09:22</w:t>
       </w:r>
     </w:p>
     <w:sectPr>

--- a/output/boletim_propriedade-intelectual.docx
+++ b/output/boletim_propriedade-intelectual.docx
@@ -52,7 +52,7 @@
                 <w:color w:val="FFFFFF"/>
                 <w:sz w:val="28"/>
               </w:rPr>
-              <w:t>8 de julho de 2026</w:t>
+              <w:t>9 de julho de 2026</w:t>
             </w:r>
           </w:p>
         </w:tc>
@@ -87,7 +87,7 @@
                 <w:color w:val="1A4D2E"/>
                 <w:sz w:val="56"/>
               </w:rPr>
-              <w:t>17</w:t>
+              <w:t>13</w:t>
             </w:r>
           </w:p>
         </w:tc>
@@ -106,7 +106,7 @@
                 <w:color w:val="C0392B"/>
                 <w:sz w:val="56"/>
               </w:rPr>
-              <w:t>2</w:t>
+              <w:t>3</w:t>
             </w:r>
           </w:p>
         </w:tc>
@@ -125,7 +125,7 @@
                 <w:color w:val="D68910"/>
                 <w:sz w:val="56"/>
               </w:rPr>
-              <w:t>8</w:t>
+              <w:t>4</w:t>
             </w:r>
           </w:p>
         </w:tc>
@@ -144,7 +144,7 @@
                 <w:color w:val="7F8C8D"/>
                 <w:sz w:val="56"/>
               </w:rPr>
-              <w:t>7</w:t>
+              <w:t>6</w:t>
             </w:r>
           </w:p>
         </w:tc>
@@ -293,7 +293,7 @@
                 <w:color w:val="1A4D2E"/>
                 <w:sz w:val="16"/>
               </w:rPr>
-              <w:t>CVM | NOTÍCIAS</w:t>
+              <w:t>ANPD | NOTÍCIAS</w:t>
             </w:r>
           </w:p>
           <w:p>
@@ -307,7 +307,7 @@
                   <w:u w:val="single"/>
                   <w:b/>
                 </w:rPr>
-                <w:t>Colegiado da CVM aprova acordo de cooperação com ANBIMA</w:t>
+                <w:t>ANPD instaura processo de sanção contra OS por falha na proteção de dados de 500 mil pacientes</w:t>
               </w:r>
             </w:hyperlink>
           </w:p>
@@ -320,7 +320,7 @@
                 <w:color w:val="4A4A4A"/>
                 <w:sz w:val="18"/>
               </w:rPr>
-              <w:t>CVM e ANBIMA aprovam parceria para manutenção evolutiva do sistema de registro de ofertas públicas.</w:t>
+              <w:t>Ataque cibernético expôs dados sensíveis de pacientes de unidades geridas pelo Instituto Saúde e Cidadania (Isac), levando à instauração de processo de sanção pela ANPD.</w:t>
             </w:r>
           </w:p>
         </w:tc>
@@ -351,7 +351,7 @@
                 <w:color w:val="1A4D2E"/>
                 <w:sz w:val="16"/>
               </w:rPr>
-              <w:t>INPI | NOTÍCIAS</w:t>
+              <w:t>ANVISA | NOTÍCIAS</w:t>
             </w:r>
           </w:p>
           <w:p>
@@ -365,7 +365,7 @@
                   <w:u w:val="single"/>
                   <w:b/>
                 </w:rPr>
-                <w:t>INPI publica atualização da Agenda Regulatória 2026-2028</w:t>
+                <w:t>Confira os destaques da 12ª Reunião Ordinária Pública da Diretoria da Anvisa</w:t>
               </w:r>
             </w:hyperlink>
           </w:p>
@@ -378,7 +378,65 @@
                 <w:color w:val="4A4A4A"/>
                 <w:sz w:val="18"/>
               </w:rPr>
-              <w:t>O INPI publicou a atualização de sua Agenda Regulatória para o período de 2026-2028, detalhando as prioridades do órgão.</w:t>
+              <w:t>A atualização da composição das vacinas contra a Covid-19 em uso no Brasil foi um dos itens aprovados na 12ª Reunião Ordinária Pública da Diretoria da Anvisa.</w:t>
+            </w:r>
+          </w:p>
+        </w:tc>
+      </w:tr>
+    </w:tbl>
+    <w:tbl>
+      <w:tblPr>
+        <w:tblW w:type="auto" w:w="0"/>
+        <w:tblLayout w:type="fixed"/>
+        <w:tblLook w:firstColumn="1" w:firstRow="1" w:lastColumn="0" w:lastRow="0" w:noHBand="0" w:noVBand="1" w:val="04A0"/>
+      </w:tblPr>
+      <w:tblGrid>
+        <w:gridCol w:w="9638"/>
+      </w:tblGrid>
+      <w:tr>
+        <w:tc>
+          <w:tcPr>
+            <w:tcW w:type="dxa" w:w="9638"/>
+            <w:shd w:val="clear" w:color="auto" w:fill="F0F7F2"/>
+          </w:tcPr>
+          <w:p>
+            <w:pPr>
+              <w:spacing w:before="120" w:after="40"/>
+            </w:pPr>
+            <w:r>
+              <w:rPr>
+                <w:b/>
+                <w:color w:val="1A4D2E"/>
+                <w:sz w:val="16"/>
+              </w:rPr>
+              <w:t>ANVISA | NOTÍCIAS</w:t>
+            </w:r>
+          </w:p>
+          <w:p>
+            <w:pPr>
+              <w:spacing w:after="40"/>
+            </w:pPr>
+            <w:hyperlink r:id="rId11">
+              <w:r>
+                <w:rPr>
+                  <w:color w:val="1A1A1A"/>
+                  <w:u w:val="single"/>
+                  <w:b/>
+                </w:rPr>
+                <w:t>Anvisa aprova medicamento para tratar doença de Chagas em pacientes pediátricos</w:t>
+              </w:r>
+            </w:hyperlink>
+          </w:p>
+          <w:p>
+            <w:pPr>
+              <w:spacing w:after="120"/>
+            </w:pPr>
+            <w:r>
+              <w:rPr>
+                <w:color w:val="4A4A4A"/>
+                <w:sz w:val="18"/>
+              </w:rPr>
+              <w:t>A Anvisa aprovou um novo medicamento indicado para o tratamento da doença de Chagas em pacientes pediátricos, na faixa etária de 0 a 17 anos.</w:t>
             </w:r>
           </w:p>
         </w:tc>
@@ -447,7 +505,7 @@
           <w:color w:val="1A1A1A"/>
           <w:sz w:val="22"/>
         </w:rPr>
-        <w:t xml:space="preserve">Lei nº 15.461, de 7.7.2026 - Confere o título de Capital Nacional da Maior Onda do Brasil ao Município de Jaguaruna, no Estado de Santa Catarina.   </w:t>
+        <w:t xml:space="preserve">Lei nº 15.463, de 8.7.2026   </w:t>
       </w:r>
       <w:r>
         <w:rPr>
@@ -467,7 +525,7 @@
           <w:color w:val="4A4A4A"/>
           <w:sz w:val="20"/>
         </w:rPr>
-        <w:t>Confere o título de Capital Nacional da Maior Onda do Brasil ao Município de Jaguaruna, no Estado de Santa Catarina.</w:t>
+        <w:t>Institui o Dia Nacional dos Congados e Reinados, a ser comemorado anualmente em 7 de outubro.</w:t>
       </w:r>
     </w:p>
     <w:p>
@@ -487,83 +545,7 @@
           <w:color w:val="888888"/>
           <w:sz w:val="18"/>
         </w:rPr>
-        <w:t xml:space="preserve">2026-07-08   </w:t>
-      </w:r>
-      <w:hyperlink r:id="rId11">
-        <w:r>
-          <w:rPr>
-            <w:color w:val="1A4D2E"/>
-            <w:u w:val="single"/>
-            <w:b/>
-          </w:rPr>
-          <w:t>Acessar materia</w:t>
-        </w:r>
-      </w:hyperlink>
-    </w:p>
-    <w:p>
-      <w:pPr>
-        <w:spacing w:after="120"/>
-      </w:pPr>
-      <w:r>
-        <w:rPr>
-          <w:i/>
-          <w:color w:val="888888"/>
-          <w:sz w:val="16"/>
-        </w:rPr>
-        <w:t>Lei com caráter honorífico, sem impacto direto a clientes corporativos.</w:t>
-      </w:r>
-    </w:p>
-    <w:p>
-      <w:pPr>
-        <w:spacing w:before="160" w:after="40"/>
-      </w:pPr>
-      <w:r>
-        <w:rPr>
-          <w:b/>
-          <w:color w:val="1A1A1A"/>
-          <w:sz w:val="22"/>
-        </w:rPr>
-        <w:t xml:space="preserve">Lei nº 15.460, de 7.7.2026 - Institui o Dia Nacional do Vinho, a ser comemorado no primeiro domingo do mês de junho.   </w:t>
-      </w:r>
-      <w:r>
-        <w:rPr>
-          <w:b/>
-          <w:color w:val="7F8C8D"/>
-          <w:sz w:val="16"/>
-        </w:rPr>
-        <w:t>[BAIXA]</w:t>
-      </w:r>
-    </w:p>
-    <w:p>
-      <w:pPr>
-        <w:spacing w:after="40"/>
-      </w:pPr>
-      <w:r>
-        <w:rPr>
-          <w:color w:val="4A4A4A"/>
-          <w:sz w:val="20"/>
-        </w:rPr>
-        <w:t>Institui o Dia Nacional do Vinho, a ser comemorado no primeiro domingo do mês de junho.</w:t>
-      </w:r>
-    </w:p>
-    <w:p>
-      <w:pPr>
-        <w:spacing w:after="40"/>
-      </w:pPr>
-      <w:r>
-        <w:rPr>
-          <w:b/>
-          <w:color w:val="888888"/>
-          <w:sz w:val="18"/>
-        </w:rPr>
-        <w:t xml:space="preserve">Publicado: </w:t>
-      </w:r>
-      <w:r>
-        <w:rPr>
-          <w:color w:val="888888"/>
-          <w:sz w:val="18"/>
-        </w:rPr>
-        <w:t xml:space="preserve">2026-07-08   </w:t>
+        <w:t xml:space="preserve">2026-07-09   </w:t>
       </w:r>
       <w:hyperlink r:id="rId12">
         <w:r>
@@ -586,7 +568,7 @@
           <w:color w:val="888888"/>
           <w:sz w:val="16"/>
         </w:rPr>
-        <w:t>Lei com caráter comemorativo, sem impacto direto a clientes corporativos.</w:t>
+        <w:t>Institui data comemorativa, sem impacto direto a clientes corporativos.</w:t>
       </w:r>
     </w:p>
     <w:p>
@@ -599,7 +581,7 @@
           <w:color w:val="1A1A1A"/>
           <w:sz w:val="22"/>
         </w:rPr>
-        <w:t xml:space="preserve">Lei nº 15.459, de 7.7.2026 - Altera a Lei nº 7.405, de 12 de novembro de 1985, para estabelecer a utilização do Símbolo Internacional de Acessibilidade.   </w:t>
+        <w:t xml:space="preserve">Lei nº 15.462, de 8.7.2026   </w:t>
       </w:r>
       <w:r>
         <w:rPr>
@@ -619,7 +601,7 @@
           <w:color w:val="4A4A4A"/>
           <w:sz w:val="20"/>
         </w:rPr>
-        <w:t>Altera a Lei nº 7.405, de 1985, para estabelecer a utilização do Símbolo Internacional de Acessibilidade.</w:t>
+        <w:t>Altera a Lei de Diretrizes e Bases da Educação Nacional (Lei nº 9.394/1996) para especificar atividades de aperfeiçoamento profissional continuado dos profissionais da educação básica pública.</w:t>
       </w:r>
     </w:p>
     <w:p>
@@ -639,7 +621,7 @@
           <w:color w:val="888888"/>
           <w:sz w:val="18"/>
         </w:rPr>
-        <w:t xml:space="preserve">2026-07-08   </w:t>
+        <w:t xml:space="preserve">2026-07-09   </w:t>
       </w:r>
       <w:hyperlink r:id="rId13">
         <w:r>
@@ -662,7 +644,7 @@
           <w:color w:val="888888"/>
           <w:sz w:val="16"/>
         </w:rPr>
-        <w:t>Alteração de lei que pode ter implicações para empresas em termos de acessibilidade e conformidade.</w:t>
+        <w:t>Alteração de legislação educacional com impacto em profissionais da educação.</w:t>
       </w:r>
     </w:p>
     <w:p>
@@ -675,7 +657,7 @@
           <w:color w:val="1A1A1A"/>
           <w:sz w:val="22"/>
         </w:rPr>
-        <w:t xml:space="preserve">Decreto nº 13.060, de 7.7.2026 - Altera o Decreto nº 10.172, de 11 de dezembro de 2019, para alterar a composição do Conselho Fiscal do Serviço Autônomo Embratur – Agência Brasileira de Promoção Internacional do Turismo.   </w:t>
+        <w:t xml:space="preserve">Lei nº 15.461, de 7.7.2026   </w:t>
       </w:r>
       <w:r>
         <w:rPr>
@@ -695,7 +677,7 @@
           <w:color w:val="4A4A4A"/>
           <w:sz w:val="20"/>
         </w:rPr>
-        <w:t>Altera a composição do Conselho Fiscal do Serviço Autônomo Embratur – Agência Brasileira de Promoção Internacional do Turismo.</w:t>
+        <w:t>Confere o título de Capital Nacional da Maior Onda do Brasil ao Município de Jaguaruna, no Estado de Santa Catarina.</w:t>
       </w:r>
     </w:p>
     <w:p>
@@ -738,7 +720,7 @@
           <w:color w:val="888888"/>
           <w:sz w:val="16"/>
         </w:rPr>
-        <w:t>Alteração administrativa interna de órgão público, com baixo impacto corporativo direto.</w:t>
+        <w:t>Confere título honorífico a município, sem impacto direto a clientes corporativos.</w:t>
       </w:r>
     </w:p>
     <w:p>
@@ -751,7 +733,7 @@
           <w:color w:val="1A1A1A"/>
           <w:sz w:val="22"/>
         </w:rPr>
-        <w:t xml:space="preserve">Decreto nº 13.059, de 7.7.2026 - Remaneja, em caráter temporário, cargo em comissão e funções de confiança para o Ministério das Relações Exteriores.   </w:t>
+        <w:t xml:space="preserve">Lei nº 15.460, de 7.7.2026   </w:t>
       </w:r>
       <w:r>
         <w:rPr>
@@ -771,7 +753,7 @@
           <w:color w:val="4A4A4A"/>
           <w:sz w:val="20"/>
         </w:rPr>
-        <w:t>Remaneja, em caráter temporário, cargo em comissão e funções de confiança para o Ministério das Relações Exteriores.</w:t>
+        <w:t>Institui o Dia Nacional do Vinho, a ser comemorado no primeiro domingo do mês de junho.</w:t>
       </w:r>
     </w:p>
     <w:p>
@@ -814,7 +796,7 @@
           <w:color w:val="888888"/>
           <w:sz w:val="16"/>
         </w:rPr>
-        <w:t>Alteração administrativa interna de órgão público, com baixo impacto corporativo direto.</w:t>
+        <w:t>Institui data comemorativa, sem impacto direto a clientes corporativos.</w:t>
       </w:r>
     </w:p>
     <w:p>
@@ -827,15 +809,15 @@
           <w:color w:val="1A1A1A"/>
           <w:sz w:val="22"/>
         </w:rPr>
-        <w:t xml:space="preserve">Decreto nº 13.058, de 7.7.2026 - Altera o Decreto nº 11.198, de 15 de setembro de 2022, que aprova a Estrutura Regimental e o Quadro Demonstrativo dos Cargos em Comissão e das Funções de Confiança do Departamento Nacional de Obras Contra as Secas, e remaneja e transforma cargos em comissão e funções de confiança.   </w:t>
+        <w:t xml:space="preserve">Lei nº 15.459, de 7.7.2026   </w:t>
       </w:r>
       <w:r>
         <w:rPr>
           <w:b/>
-          <w:color w:val="7F8C8D"/>
+          <w:color w:val="D68910"/>
           <w:sz w:val="16"/>
         </w:rPr>
-        <w:t>[BAIXA]</w:t>
+        <w:t>[MÉDIA]</w:t>
       </w:r>
     </w:p>
     <w:p>
@@ -847,7 +829,7 @@
           <w:color w:val="4A4A4A"/>
           <w:sz w:val="20"/>
         </w:rPr>
-        <w:t>Altera a Estrutura Regimental e o Quadro Demonstrativo de Cargos e Funções do Departamento Nacional de Obras Contra as Secas (DNOCS).</w:t>
+        <w:t>Altera a Lei nº 7.405, de 12 de novembro de 1985, para estabelecer a utilização do Símbolo Internacional de Acessibilidade.</w:t>
       </w:r>
     </w:p>
     <w:p>
@@ -890,7 +872,7 @@
           <w:color w:val="888888"/>
           <w:sz w:val="16"/>
         </w:rPr>
-        <w:t>Alteração administrativa interna de órgão público, com baixo impacto corporativo direto.</w:t>
+        <w:t>Alteração de lei para estabelecer símbolo de acessibilidade, com potencial impacto em infraestrutura e serviços.</w:t>
       </w:r>
     </w:p>
     <w:p>
@@ -903,15 +885,15 @@
           <w:color w:val="1A1A1A"/>
           <w:sz w:val="22"/>
         </w:rPr>
-        <w:t xml:space="preserve">Decreto nº 13.057, de 7.7.2026 - Altera o Decreto nº 2.338, de 7 de outubro de 1997, que aprova o Regulamento da Agência Nacional de Telecomunicações, e remaneja e transforma cargos em comissão e funções de confiança.   </w:t>
+        <w:t xml:space="preserve">Decreto nº 13.060, de 7.7.2026   </w:t>
       </w:r>
       <w:r>
         <w:rPr>
           <w:b/>
-          <w:color w:val="D68910"/>
+          <w:color w:val="7F8C8D"/>
           <w:sz w:val="16"/>
         </w:rPr>
-        <w:t>[MÉDIA]</w:t>
+        <w:t>[BAIXA]</w:t>
       </w:r>
     </w:p>
     <w:p>
@@ -923,7 +905,7 @@
           <w:color w:val="4A4A4A"/>
           <w:sz w:val="20"/>
         </w:rPr>
-        <w:t>Altera o Regulamento da Agência Nacional de Telecomunicações (ANATEL) e remaneja cargos e funções de confiança.</w:t>
+        <w:t>Altera o Decreto nº 10.172/2019 para modificar a composição do Conselho Fiscal do Serviço Autônomo Embratur – Agência Brasileira de Promoção Internacional do Turismo.</w:t>
       </w:r>
     </w:p>
     <w:p>
@@ -966,7 +948,235 @@
           <w:color w:val="888888"/>
           <w:sz w:val="16"/>
         </w:rPr>
-        <w:t>Alteração no regulamento de uma agência reguladora, podendo ter impacto setorial.</w:t>
+        <w:t>Alteração de composição de conselho fiscal de autarquia, de natureza administrativa interna.</w:t>
+      </w:r>
+    </w:p>
+    <w:p>
+      <w:pPr>
+        <w:spacing w:before="160" w:after="40"/>
+      </w:pPr>
+      <w:r>
+        <w:rPr>
+          <w:b/>
+          <w:color w:val="1A1A1A"/>
+          <w:sz w:val="22"/>
+        </w:rPr>
+        <w:t xml:space="preserve">Decreto nº 13.059, de 7.7.2026   </w:t>
+      </w:r>
+      <w:r>
+        <w:rPr>
+          <w:b/>
+          <w:color w:val="7F8C8D"/>
+          <w:sz w:val="16"/>
+        </w:rPr>
+        <w:t>[BAIXA]</w:t>
+      </w:r>
+    </w:p>
+    <w:p>
+      <w:pPr>
+        <w:spacing w:after="40"/>
+      </w:pPr>
+      <w:r>
+        <w:rPr>
+          <w:color w:val="4A4A4A"/>
+          <w:sz w:val="20"/>
+        </w:rPr>
+        <w:t>Remaneja, em caráter temporário, cargo em comissão e funções de confiança para o Ministério das Relações Exteriores.</w:t>
+      </w:r>
+    </w:p>
+    <w:p>
+      <w:pPr>
+        <w:spacing w:after="40"/>
+      </w:pPr>
+      <w:r>
+        <w:rPr>
+          <w:b/>
+          <w:color w:val="888888"/>
+          <w:sz w:val="18"/>
+        </w:rPr>
+        <w:t xml:space="preserve">Publicado: </w:t>
+      </w:r>
+      <w:r>
+        <w:rPr>
+          <w:color w:val="888888"/>
+          <w:sz w:val="18"/>
+        </w:rPr>
+        <w:t xml:space="preserve">2026-07-08   </w:t>
+      </w:r>
+      <w:hyperlink r:id="rId18">
+        <w:r>
+          <w:rPr>
+            <w:color w:val="1A4D2E"/>
+            <w:u w:val="single"/>
+            <w:b/>
+          </w:rPr>
+          <w:t>Acessar materia</w:t>
+        </w:r>
+      </w:hyperlink>
+    </w:p>
+    <w:p>
+      <w:pPr>
+        <w:spacing w:after="120"/>
+      </w:pPr>
+      <w:r>
+        <w:rPr>
+          <w:i/>
+          <w:color w:val="888888"/>
+          <w:sz w:val="16"/>
+        </w:rPr>
+        <w:t>Remanejamento de cargos administrativos, de natureza interna.</w:t>
+      </w:r>
+    </w:p>
+    <w:p>
+      <w:pPr>
+        <w:spacing w:before="160" w:after="40"/>
+      </w:pPr>
+      <w:r>
+        <w:rPr>
+          <w:b/>
+          <w:color w:val="1A1A1A"/>
+          <w:sz w:val="22"/>
+        </w:rPr>
+        <w:t xml:space="preserve">Decreto nº 13.058, de 7.7.2026   </w:t>
+      </w:r>
+      <w:r>
+        <w:rPr>
+          <w:b/>
+          <w:color w:val="7F8C8D"/>
+          <w:sz w:val="16"/>
+        </w:rPr>
+        <w:t>[BAIXA]</w:t>
+      </w:r>
+    </w:p>
+    <w:p>
+      <w:pPr>
+        <w:spacing w:after="40"/>
+      </w:pPr>
+      <w:r>
+        <w:rPr>
+          <w:color w:val="4A4A4A"/>
+          <w:sz w:val="20"/>
+        </w:rPr>
+        <w:t>Altera o Decreto nº 11.198/2022, que aprova a Estrutura Regimental e o Quadro Demonstrativo de Cargos e Funções do Departamento Nacional de Obras Contra as Secas (DNOCS), e remaneja e transforma cargos.</w:t>
+      </w:r>
+    </w:p>
+    <w:p>
+      <w:pPr>
+        <w:spacing w:after="40"/>
+      </w:pPr>
+      <w:r>
+        <w:rPr>
+          <w:b/>
+          <w:color w:val="888888"/>
+          <w:sz w:val="18"/>
+        </w:rPr>
+        <w:t xml:space="preserve">Publicado: </w:t>
+      </w:r>
+      <w:r>
+        <w:rPr>
+          <w:color w:val="888888"/>
+          <w:sz w:val="18"/>
+        </w:rPr>
+        <w:t xml:space="preserve">2026-07-08   </w:t>
+      </w:r>
+      <w:hyperlink r:id="rId19">
+        <w:r>
+          <w:rPr>
+            <w:color w:val="1A4D2E"/>
+            <w:u w:val="single"/>
+            <w:b/>
+          </w:rPr>
+          <w:t>Acessar materia</w:t>
+        </w:r>
+      </w:hyperlink>
+    </w:p>
+    <w:p>
+      <w:pPr>
+        <w:spacing w:after="120"/>
+      </w:pPr>
+      <w:r>
+        <w:rPr>
+          <w:i/>
+          <w:color w:val="888888"/>
+          <w:sz w:val="16"/>
+        </w:rPr>
+        <w:t>Alteração de estrutura regimental e remanejamento de cargos, de natureza administrativa interna.</w:t>
+      </w:r>
+    </w:p>
+    <w:p>
+      <w:pPr>
+        <w:spacing w:before="160" w:after="40"/>
+      </w:pPr>
+      <w:r>
+        <w:rPr>
+          <w:b/>
+          <w:color w:val="1A1A1A"/>
+          <w:sz w:val="22"/>
+        </w:rPr>
+        <w:t xml:space="preserve">Decreto nº 13.057, de 7.7.2026   </w:t>
+      </w:r>
+      <w:r>
+        <w:rPr>
+          <w:b/>
+          <w:color w:val="D68910"/>
+          <w:sz w:val="16"/>
+        </w:rPr>
+        <w:t>[MÉDIA]</w:t>
+      </w:r>
+    </w:p>
+    <w:p>
+      <w:pPr>
+        <w:spacing w:after="40"/>
+      </w:pPr>
+      <w:r>
+        <w:rPr>
+          <w:color w:val="4A4A4A"/>
+          <w:sz w:val="20"/>
+        </w:rPr>
+        <w:t>Altera o Decreto nº 2.338/1997, que aprova o Regulamento da Agência Nacional de Telecomunicações (Anatel), e remaneja e transforma cargos em comissão e funções de confiança.</w:t>
+      </w:r>
+    </w:p>
+    <w:p>
+      <w:pPr>
+        <w:spacing w:after="40"/>
+      </w:pPr>
+      <w:r>
+        <w:rPr>
+          <w:b/>
+          <w:color w:val="888888"/>
+          <w:sz w:val="18"/>
+        </w:rPr>
+        <w:t xml:space="preserve">Publicado: </w:t>
+      </w:r>
+      <w:r>
+        <w:rPr>
+          <w:color w:val="888888"/>
+          <w:sz w:val="18"/>
+        </w:rPr>
+        <w:t xml:space="preserve">2026-07-08   </w:t>
+      </w:r>
+      <w:hyperlink r:id="rId20">
+        <w:r>
+          <w:rPr>
+            <w:color w:val="1A4D2E"/>
+            <w:u w:val="single"/>
+            <w:b/>
+          </w:rPr>
+          <w:t>Acessar materia</w:t>
+        </w:r>
+      </w:hyperlink>
+    </w:p>
+    <w:p>
+      <w:pPr>
+        <w:spacing w:after="120"/>
+      </w:pPr>
+      <w:r>
+        <w:rPr>
+          <w:i/>
+          <w:color w:val="888888"/>
+          <w:sz w:val="16"/>
+        </w:rPr>
+        <w:t>Alteração de regulamento de agência reguladora (Anatel) e remanejamento de cargos, com potencial impacto setorial.</w:t>
       </w:r>
     </w:p>
     <w:p/>
@@ -1032,15 +1242,15 @@
           <w:color w:val="1A1A1A"/>
           <w:sz w:val="22"/>
         </w:rPr>
-        <w:t xml:space="preserve">ANPD e PNUD selecionam consultores para realização de estudos sobre IA, proteção de dados e publicidade digital voltada a crianças e adolescentes   </w:t>
+        <w:t xml:space="preserve">ANPD instaura processo de sanção contra OS por falha na proteção de dados de 500 mil pacientes   </w:t>
       </w:r>
       <w:r>
         <w:rPr>
           <w:b/>
-          <w:color w:val="D68910"/>
+          <w:color w:val="C0392B"/>
           <w:sz w:val="16"/>
         </w:rPr>
-        <w:t>[MÉDIA]</w:t>
+        <w:t>[ALTA]</w:t>
       </w:r>
     </w:p>
     <w:p>
@@ -1052,7 +1262,7 @@
           <w:color w:val="4A4A4A"/>
           <w:sz w:val="20"/>
         </w:rPr>
-        <w:t>ANPD e PNUD abrem seleção para consultores para estudos sobre IA, proteção de dados e publicidade digital para crianças e adolescentes.</w:t>
+        <w:t>Ataque cibernético expôs dados sensíveis de pacientes de unidades geridas pelo Instituto Saúde e Cidadania (Isac), levando à instauração de processo de sanção pela ANPD.</w:t>
       </w:r>
     </w:p>
     <w:p>
@@ -1072,9 +1282,9 @@
           <w:color w:val="888888"/>
           <w:sz w:val="18"/>
         </w:rPr>
-        <w:t xml:space="preserve">2026-07-07T13:49   </w:t>
+        <w:t xml:space="preserve">2026-07-08T10:40   </w:t>
       </w:r>
-      <w:hyperlink r:id="rId18">
+      <w:hyperlink r:id="rId9">
         <w:r>
           <w:rPr>
             <w:color w:val="1A4D2E"/>
@@ -1095,7 +1305,7 @@
           <w:color w:val="888888"/>
           <w:sz w:val="16"/>
         </w:rPr>
-        <w:t>Iniciativa de pesquisa e desenvolvimento em temas regulatórios importantes para proteção de dados e IA.</w:t>
+        <w:t>Instauração de processo de sanção por falha grave na proteção de dados sensíveis, com repercussão para empresas que tratam dados pessoais.</w:t>
       </w:r>
     </w:p>
     <w:p>
@@ -1108,7 +1318,7 @@
           <w:color w:val="1A4D2E"/>
           <w:sz w:val="20"/>
         </w:rPr>
-        <w:t>INPI | NOTÍCIAS</w:t>
+        <w:t>ANVISA | NOTÍCIAS</w:t>
       </w:r>
     </w:p>
     <w:p>
@@ -1129,15 +1339,15 @@
           <w:color w:val="1A1A1A"/>
           <w:sz w:val="22"/>
         </w:rPr>
-        <w:t xml:space="preserve">Sistema de peticionamento de programa de computador volta a funcionar   </w:t>
+        <w:t xml:space="preserve">Confira os destaques da 12ª Reunião Ordinária Pública da Diretoria da Anvisa   </w:t>
       </w:r>
       <w:r>
         <w:rPr>
           <w:b/>
-          <w:color w:val="D68910"/>
+          <w:color w:val="C0392B"/>
           <w:sz w:val="16"/>
         </w:rPr>
-        <w:t>[MÉDIA]</w:t>
+        <w:t>[ALTA]</w:t>
       </w:r>
     </w:p>
     <w:p>
@@ -1149,7 +1359,7 @@
           <w:color w:val="4A4A4A"/>
           <w:sz w:val="20"/>
         </w:rPr>
-        <w:t>O sistema de peticionamento de programa de computador do INPI foi restabelecido, permitindo novamente o registro de propriedade intelectual.</w:t>
+        <w:t>A atualização da composição das vacinas contra a Covid-19 em uso no Brasil foi um dos itens aprovados na 12ª Reunião Ordinária Pública da Diretoria da Anvisa.</w:t>
       </w:r>
     </w:p>
     <w:p>
@@ -1169,463 +1379,7 @@
           <w:color w:val="888888"/>
           <w:sz w:val="18"/>
         </w:rPr>
-        <w:t xml:space="preserve">2026-07-07T16:00   </w:t>
-      </w:r>
-      <w:hyperlink r:id="rId19">
-        <w:r>
-          <w:rPr>
-            <w:color w:val="1A4D2E"/>
-            <w:u w:val="single"/>
-            <w:b/>
-          </w:rPr>
-          <w:t>Acessar materia</w:t>
-        </w:r>
-      </w:hyperlink>
-    </w:p>
-    <w:p>
-      <w:pPr>
-        <w:spacing w:after="120"/>
-      </w:pPr>
-      <w:r>
-        <w:rPr>
-          <w:i/>
-          <w:color w:val="888888"/>
-          <w:sz w:val="16"/>
-        </w:rPr>
-        <w:t>Restabelecimento de serviço essencial para o registro de propriedade intelectual, importante para empresas de tecnologia.</w:t>
-      </w:r>
-    </w:p>
-    <w:p>
-      <w:pPr>
-        <w:spacing w:before="160" w:after="40"/>
-      </w:pPr>
-      <w:r>
-        <w:rPr>
-          <w:b/>
-          <w:color w:val="1A1A1A"/>
-          <w:sz w:val="22"/>
-        </w:rPr>
-        <w:t xml:space="preserve">Sistema de restituição de taxas está disponível   </w:t>
-      </w:r>
-      <w:r>
-        <w:rPr>
-          <w:b/>
-          <w:color w:val="D68910"/>
-          <w:sz w:val="16"/>
-        </w:rPr>
-        <w:t>[MÉDIA]</w:t>
-      </w:r>
-    </w:p>
-    <w:p>
-      <w:pPr>
-        <w:spacing w:after="40"/>
-      </w:pPr>
-      <w:r>
-        <w:rPr>
-          <w:color w:val="4A4A4A"/>
-          <w:sz w:val="20"/>
-        </w:rPr>
-        <w:t>O sistema de restituição de taxas do INPI agora está disponível, facilitando o processo para os usuários.</w:t>
-      </w:r>
-    </w:p>
-    <w:p>
-      <w:pPr>
-        <w:spacing w:after="40"/>
-      </w:pPr>
-      <w:r>
-        <w:rPr>
-          <w:b/>
-          <w:color w:val="888888"/>
-          <w:sz w:val="18"/>
-        </w:rPr>
-        <w:t xml:space="preserve">Publicado: </w:t>
-      </w:r>
-      <w:r>
-        <w:rPr>
-          <w:color w:val="888888"/>
-          <w:sz w:val="18"/>
-        </w:rPr>
-        <w:t xml:space="preserve">2026-07-07T13:07   </w:t>
-      </w:r>
-      <w:hyperlink r:id="rId20">
-        <w:r>
-          <w:rPr>
-            <w:color w:val="1A4D2E"/>
-            <w:u w:val="single"/>
-            <w:b/>
-          </w:rPr>
-          <w:t>Acessar materia</w:t>
-        </w:r>
-      </w:hyperlink>
-    </w:p>
-    <w:p>
-      <w:pPr>
-        <w:spacing w:after="120"/>
-      </w:pPr>
-      <w:r>
-        <w:rPr>
-          <w:i/>
-          <w:color w:val="888888"/>
-          <w:sz w:val="16"/>
-        </w:rPr>
-        <w:t>Disponibilização de serviço para restituição de taxas, relevante para empresas que interagem com o INPI.</w:t>
-      </w:r>
-    </w:p>
-    <w:p>
-      <w:pPr>
-        <w:spacing w:before="160" w:after="40"/>
-      </w:pPr>
-      <w:r>
-        <w:rPr>
-          <w:b/>
-          <w:color w:val="1A1A1A"/>
-          <w:sz w:val="22"/>
-        </w:rPr>
-        <w:t xml:space="preserve">Tomada pública de subsídios sobre Indicações Geográficas argentinas está aberta   </w:t>
-      </w:r>
-      <w:r>
-        <w:rPr>
-          <w:b/>
-          <w:color w:val="D68910"/>
-          <w:sz w:val="16"/>
-        </w:rPr>
-        <w:t>[MÉDIA]</w:t>
-      </w:r>
-    </w:p>
-    <w:p>
-      <w:pPr>
-        <w:spacing w:after="40"/>
-      </w:pPr>
-      <w:r>
-        <w:rPr>
-          <w:color w:val="4A4A4A"/>
-          <w:sz w:val="20"/>
-        </w:rPr>
-        <w:t>O INPI abriu tomada pública de subsídios sobre Indicações Geográficas argentinas, buscando contribuições da sociedade.</w:t>
-      </w:r>
-    </w:p>
-    <w:p>
-      <w:pPr>
-        <w:spacing w:after="40"/>
-      </w:pPr>
-      <w:r>
-        <w:rPr>
-          <w:b/>
-          <w:color w:val="888888"/>
-          <w:sz w:val="18"/>
-        </w:rPr>
-        <w:t xml:space="preserve">Publicado: </w:t>
-      </w:r>
-      <w:r>
-        <w:rPr>
-          <w:color w:val="888888"/>
-          <w:sz w:val="18"/>
-        </w:rPr>
-        <w:t xml:space="preserve">2026-07-07T13:04   </w:t>
-      </w:r>
-      <w:hyperlink r:id="rId21">
-        <w:r>
-          <w:rPr>
-            <w:color w:val="1A4D2E"/>
-            <w:u w:val="single"/>
-            <w:b/>
-          </w:rPr>
-          <w:t>Acessar materia</w:t>
-        </w:r>
-      </w:hyperlink>
-    </w:p>
-    <w:p>
-      <w:pPr>
-        <w:spacing w:after="120"/>
-      </w:pPr>
-      <w:r>
-        <w:rPr>
-          <w:i/>
-          <w:color w:val="888888"/>
-          <w:sz w:val="16"/>
-        </w:rPr>
-        <w:t>Consulta pública sobre propriedade intelectual internacional, relevante para empresas com interesses em mercados externos.</w:t>
-      </w:r>
-    </w:p>
-    <w:p>
-      <w:pPr>
-        <w:spacing w:before="160" w:after="40"/>
-      </w:pPr>
-      <w:r>
-        <w:rPr>
-          <w:b/>
-          <w:color w:val="1A1A1A"/>
-          <w:sz w:val="22"/>
-        </w:rPr>
-        <w:t xml:space="preserve">Consulta pública sobre marcas de posição recebe contribuições até 24/7   </w:t>
-      </w:r>
-      <w:r>
-        <w:rPr>
-          <w:b/>
-          <w:color w:val="D68910"/>
-          <w:sz w:val="16"/>
-        </w:rPr>
-        <w:t>[MÉDIA]</w:t>
-      </w:r>
-    </w:p>
-    <w:p>
-      <w:pPr>
-        <w:spacing w:after="40"/>
-      </w:pPr>
-      <w:r>
-        <w:rPr>
-          <w:color w:val="4A4A4A"/>
-          <w:sz w:val="20"/>
-        </w:rPr>
-        <w:t>O INPI abriu consulta pública para receber contribuições sobre marcas de posição até 24 de julho.</w:t>
-      </w:r>
-    </w:p>
-    <w:p>
-      <w:pPr>
-        <w:spacing w:after="40"/>
-      </w:pPr>
-      <w:r>
-        <w:rPr>
-          <w:b/>
-          <w:color w:val="888888"/>
-          <w:sz w:val="18"/>
-        </w:rPr>
-        <w:t xml:space="preserve">Publicado: </w:t>
-      </w:r>
-      <w:r>
-        <w:rPr>
-          <w:color w:val="888888"/>
-          <w:sz w:val="18"/>
-        </w:rPr>
-        <w:t xml:space="preserve">2026-07-07T13:01   </w:t>
-      </w:r>
-      <w:hyperlink r:id="rId22">
-        <w:r>
-          <w:rPr>
-            <w:color w:val="1A4D2E"/>
-            <w:u w:val="single"/>
-            <w:b/>
-          </w:rPr>
-          <w:t>Acessar materia</w:t>
-        </w:r>
-      </w:hyperlink>
-    </w:p>
-    <w:p>
-      <w:pPr>
-        <w:spacing w:after="120"/>
-      </w:pPr>
-      <w:r>
-        <w:rPr>
-          <w:i/>
-          <w:color w:val="888888"/>
-          <w:sz w:val="16"/>
-        </w:rPr>
-        <w:t>Consulta pública sobre regulamentação de marcas, importante para empresas que buscam proteção de propriedade intelectual.</w:t>
-      </w:r>
-    </w:p>
-    <w:p>
-      <w:pPr>
-        <w:spacing w:before="160" w:after="40"/>
-      </w:pPr>
-      <w:r>
-        <w:rPr>
-          <w:b/>
-          <w:color w:val="1A1A1A"/>
-          <w:sz w:val="22"/>
-        </w:rPr>
-        <w:t xml:space="preserve">INPI realiza seleção com duas vagas para atuar na área de promoção e eventos   </w:t>
-      </w:r>
-      <w:r>
-        <w:rPr>
-          <w:b/>
-          <w:color w:val="7F8C8D"/>
-          <w:sz w:val="16"/>
-        </w:rPr>
-        <w:t>[BAIXA]</w:t>
-      </w:r>
-    </w:p>
-    <w:p>
-      <w:pPr>
-        <w:spacing w:after="40"/>
-      </w:pPr>
-      <w:r>
-        <w:rPr>
-          <w:color w:val="4A4A4A"/>
-          <w:sz w:val="20"/>
-        </w:rPr>
-        <w:t>O INPI está realizando um processo seletivo para preencher duas vagas na área de promoção e eventos.</w:t>
-      </w:r>
-    </w:p>
-    <w:p>
-      <w:pPr>
-        <w:spacing w:after="40"/>
-      </w:pPr>
-      <w:r>
-        <w:rPr>
-          <w:b/>
-          <w:color w:val="888888"/>
-          <w:sz w:val="18"/>
-        </w:rPr>
-        <w:t xml:space="preserve">Publicado: </w:t>
-      </w:r>
-      <w:r>
-        <w:rPr>
-          <w:color w:val="888888"/>
-          <w:sz w:val="18"/>
-        </w:rPr>
-        <w:t xml:space="preserve">2026-07-07T12:59   </w:t>
-      </w:r>
-      <w:hyperlink r:id="rId23">
-        <w:r>
-          <w:rPr>
-            <w:color w:val="1A4D2E"/>
-            <w:u w:val="single"/>
-            <w:b/>
-          </w:rPr>
-          <w:t>Acessar materia</w:t>
-        </w:r>
-      </w:hyperlink>
-    </w:p>
-    <w:p>
-      <w:pPr>
-        <w:spacing w:after="120"/>
-      </w:pPr>
-      <w:r>
-        <w:rPr>
-          <w:i/>
-          <w:color w:val="888888"/>
-          <w:sz w:val="16"/>
-        </w:rPr>
-        <w:t>Notícia institucional de recrutamento, com baixo impacto direto a clientes corporativos.</w:t>
-      </w:r>
-    </w:p>
-    <w:p>
-      <w:pPr>
-        <w:spacing w:before="160" w:after="40"/>
-      </w:pPr>
-      <w:r>
-        <w:rPr>
-          <w:b/>
-          <w:color w:val="1A1A1A"/>
-          <w:sz w:val="22"/>
-        </w:rPr>
-        <w:t xml:space="preserve">INPI seleciona bolsista na área de direito da Propriedade Intelectual   </w:t>
-      </w:r>
-      <w:r>
-        <w:rPr>
-          <w:b/>
-          <w:color w:val="7F8C8D"/>
-          <w:sz w:val="16"/>
-        </w:rPr>
-        <w:t>[BAIXA]</w:t>
-      </w:r>
-    </w:p>
-    <w:p>
-      <w:pPr>
-        <w:spacing w:after="40"/>
-      </w:pPr>
-      <w:r>
-        <w:rPr>
-          <w:color w:val="4A4A4A"/>
-          <w:sz w:val="20"/>
-        </w:rPr>
-        <w:t>O INPI está selecionando um bolsista para atuar na área de direito da Propriedade Intelectual.</w:t>
-      </w:r>
-    </w:p>
-    <w:p>
-      <w:pPr>
-        <w:spacing w:after="40"/>
-      </w:pPr>
-      <w:r>
-        <w:rPr>
-          <w:b/>
-          <w:color w:val="888888"/>
-          <w:sz w:val="18"/>
-        </w:rPr>
-        <w:t xml:space="preserve">Publicado: </w:t>
-      </w:r>
-      <w:r>
-        <w:rPr>
-          <w:color w:val="888888"/>
-          <w:sz w:val="18"/>
-        </w:rPr>
-        <w:t xml:space="preserve">2026-07-07T10:46   </w:t>
-      </w:r>
-      <w:hyperlink r:id="rId24">
-        <w:r>
-          <w:rPr>
-            <w:color w:val="1A4D2E"/>
-            <w:u w:val="single"/>
-            <w:b/>
-          </w:rPr>
-          <w:t>Acessar materia</w:t>
-        </w:r>
-      </w:hyperlink>
-    </w:p>
-    <w:p>
-      <w:pPr>
-        <w:spacing w:after="120"/>
-      </w:pPr>
-      <w:r>
-        <w:rPr>
-          <w:i/>
-          <w:color w:val="888888"/>
-          <w:sz w:val="16"/>
-        </w:rPr>
-        <w:t>Notícia institucional de recrutamento, com baixo impacto direto a clientes corporativos.</w:t>
-      </w:r>
-    </w:p>
-    <w:p>
-      <w:pPr>
-        <w:spacing w:before="160" w:after="40"/>
-      </w:pPr>
-      <w:r>
-        <w:rPr>
-          <w:b/>
-          <w:color w:val="1A1A1A"/>
-          <w:sz w:val="22"/>
-        </w:rPr>
-        <w:t xml:space="preserve">INPI publica atualização da Agenda Regulatória 2026-2028   </w:t>
-      </w:r>
-      <w:r>
-        <w:rPr>
-          <w:b/>
-          <w:color w:val="C0392B"/>
-          <w:sz w:val="16"/>
-        </w:rPr>
-        <w:t>[ALTA]</w:t>
-      </w:r>
-    </w:p>
-    <w:p>
-      <w:pPr>
-        <w:spacing w:after="40"/>
-      </w:pPr>
-      <w:r>
-        <w:rPr>
-          <w:color w:val="4A4A4A"/>
-          <w:sz w:val="20"/>
-        </w:rPr>
-        <w:t>O INPI publicou a atualização de sua Agenda Regulatória para o período de 2026-2028, detalhando as prioridades do órgão.</w:t>
-      </w:r>
-    </w:p>
-    <w:p>
-      <w:pPr>
-        <w:spacing w:after="40"/>
-      </w:pPr>
-      <w:r>
-        <w:rPr>
-          <w:b/>
-          <w:color w:val="888888"/>
-          <w:sz w:val="18"/>
-        </w:rPr>
-        <w:t xml:space="preserve">Publicado: </w:t>
-      </w:r>
-      <w:r>
-        <w:rPr>
-          <w:color w:val="888888"/>
-          <w:sz w:val="18"/>
-        </w:rPr>
-        <w:t xml:space="preserve">2026-07-07T15:33   </w:t>
+        <w:t xml:space="preserve">2026-07-08   </w:t>
       </w:r>
       <w:hyperlink r:id="rId10">
         <w:r>
@@ -1648,7 +1402,83 @@
           <w:color w:val="888888"/>
           <w:sz w:val="16"/>
         </w:rPr>
-        <w:t>Documento estratégico que define as prioridades regulatórias do órgão, com impacto potencial em futuras normas e procedimentos.</w:t>
+        <w:t>Destaques de reunião da diretoria com aprovação de atualização de vacinas, com impacto na saúde pública e setor farmacêutico.</w:t>
+      </w:r>
+    </w:p>
+    <w:p>
+      <w:pPr>
+        <w:spacing w:before="160" w:after="40"/>
+      </w:pPr>
+      <w:r>
+        <w:rPr>
+          <w:b/>
+          <w:color w:val="1A1A1A"/>
+          <w:sz w:val="22"/>
+        </w:rPr>
+        <w:t xml:space="preserve">Anvisa aprova medicamento para tratar doença de Chagas em pacientes pediátricos   </w:t>
+      </w:r>
+      <w:r>
+        <w:rPr>
+          <w:b/>
+          <w:color w:val="C0392B"/>
+          <w:sz w:val="16"/>
+        </w:rPr>
+        <w:t>[ALTA]</w:t>
+      </w:r>
+    </w:p>
+    <w:p>
+      <w:pPr>
+        <w:spacing w:after="40"/>
+      </w:pPr>
+      <w:r>
+        <w:rPr>
+          <w:color w:val="4A4A4A"/>
+          <w:sz w:val="20"/>
+        </w:rPr>
+        <w:t>A Anvisa aprovou um novo medicamento indicado para o tratamento da doença de Chagas em pacientes pediátricos, na faixa etária de 0 a 17 anos.</w:t>
+      </w:r>
+    </w:p>
+    <w:p>
+      <w:pPr>
+        <w:spacing w:after="40"/>
+      </w:pPr>
+      <w:r>
+        <w:rPr>
+          <w:b/>
+          <w:color w:val="888888"/>
+          <w:sz w:val="18"/>
+        </w:rPr>
+        <w:t xml:space="preserve">Publicado: </w:t>
+      </w:r>
+      <w:r>
+        <w:rPr>
+          <w:color w:val="888888"/>
+          <w:sz w:val="18"/>
+        </w:rPr>
+        <w:t xml:space="preserve">2026-07-08   </w:t>
+      </w:r>
+      <w:hyperlink r:id="rId11">
+        <w:r>
+          <w:rPr>
+            <w:color w:val="1A4D2E"/>
+            <w:u w:val="single"/>
+            <w:b/>
+          </w:rPr>
+          <w:t>Acessar materia</w:t>
+        </w:r>
+      </w:hyperlink>
+    </w:p>
+    <w:p>
+      <w:pPr>
+        <w:spacing w:after="120"/>
+      </w:pPr>
+      <w:r>
+        <w:rPr>
+          <w:i/>
+          <w:color w:val="888888"/>
+          <w:sz w:val="16"/>
+        </w:rPr>
+        <w:t>Aprovação de novo medicamento para doença de Chagas em pediatria, com impacto na saúde pública e setor farmacêutico.</w:t>
       </w:r>
     </w:p>
     <w:p/>
@@ -1714,7 +1544,7 @@
           <w:color w:val="1A1A1A"/>
           <w:sz w:val="22"/>
         </w:rPr>
-        <w:t xml:space="preserve">Até 14/7, participe da pesquisa do TCU sobre Termo de Compromisso   </w:t>
+        <w:t xml:space="preserve">Presidente da CVM participa de reunião com representantes da Abrasca   </w:t>
       </w:r>
       <w:r>
         <w:rPr>
@@ -1734,7 +1564,7 @@
           <w:color w:val="4A4A4A"/>
           <w:sz w:val="20"/>
         </w:rPr>
-        <w:t>Consulta pública do TCU sobre Termo de Compromisso no âmbito de auditoria operacional sobre a governança da CVM.</w:t>
+        <w:t>Reunião abordou temas relacionados ao mercado de capitais, com a participação do presidente da CVM e representantes da Abrasca.</w:t>
       </w:r>
     </w:p>
     <w:p>
@@ -1754,9 +1584,9 @@
           <w:color w:val="888888"/>
           <w:sz w:val="18"/>
         </w:rPr>
-        <w:t xml:space="preserve">2026-07-07   </w:t>
+        <w:t xml:space="preserve">2026-07-08   </w:t>
       </w:r>
-      <w:hyperlink r:id="rId25">
+      <w:hyperlink r:id="rId21">
         <w:r>
           <w:rPr>
             <w:color w:val="1A4D2E"/>
@@ -1777,83 +1607,7 @@
           <w:color w:val="888888"/>
           <w:sz w:val="16"/>
         </w:rPr>
-        <w:t>Pesquisa sobre governança de órgão regulador, podendo influenciar futuras práticas.</w:t>
-      </w:r>
-    </w:p>
-    <w:p>
-      <w:pPr>
-        <w:spacing w:before="160" w:after="40"/>
-      </w:pPr>
-      <w:r>
-        <w:rPr>
-          <w:b/>
-          <w:color w:val="1A1A1A"/>
-          <w:sz w:val="22"/>
-        </w:rPr>
-        <w:t xml:space="preserve">Colegiado da CVM aprova acordo de cooperação com ANBIMA   </w:t>
-      </w:r>
-      <w:r>
-        <w:rPr>
-          <w:b/>
-          <w:color w:val="C0392B"/>
-          <w:sz w:val="16"/>
-        </w:rPr>
-        <w:t>[ALTA]</w:t>
-      </w:r>
-    </w:p>
-    <w:p>
-      <w:pPr>
-        <w:spacing w:after="40"/>
-      </w:pPr>
-      <w:r>
-        <w:rPr>
-          <w:color w:val="4A4A4A"/>
-          <w:sz w:val="20"/>
-        </w:rPr>
-        <w:t>CVM e ANBIMA aprovam parceria para manutenção evolutiva do sistema de registro de ofertas públicas.</w:t>
-      </w:r>
-    </w:p>
-    <w:p>
-      <w:pPr>
-        <w:spacing w:after="40"/>
-      </w:pPr>
-      <w:r>
-        <w:rPr>
-          <w:b/>
-          <w:color w:val="888888"/>
-          <w:sz w:val="18"/>
-        </w:rPr>
-        <w:t xml:space="preserve">Publicado: </w:t>
-      </w:r>
-      <w:r>
-        <w:rPr>
-          <w:color w:val="888888"/>
-          <w:sz w:val="18"/>
-        </w:rPr>
-        <w:t xml:space="preserve">2026-07-07   </w:t>
-      </w:r>
-      <w:hyperlink r:id="rId9">
-        <w:r>
-          <w:rPr>
-            <w:color w:val="1A4D2E"/>
-            <w:u w:val="single"/>
-            <w:b/>
-          </w:rPr>
-          <w:t>Acessar materia</w:t>
-        </w:r>
-      </w:hyperlink>
-    </w:p>
-    <w:p>
-      <w:pPr>
-        <w:spacing w:after="120"/>
-      </w:pPr>
-      <w:r>
-        <w:rPr>
-          <w:i/>
-          <w:color w:val="888888"/>
-          <w:sz w:val="16"/>
-        </w:rPr>
-        <w:t>Acordo entre órgãos reguladores que afeta diretamente o funcionamento e a eficiência do mercado de capitais.</w:t>
+        <w:t>Notícia institucional sobre reunião com representantes do mercado de capitais, indicando discussões relevantes para o setor.</w:t>
       </w:r>
     </w:p>
     <w:p/>
@@ -1906,7 +1660,7 @@
           <w:color w:val="4A4A4A"/>
           <w:sz w:val="18"/>
         </w:rPr>
-        <w:t>MME | Notícias - Nenhuma publicação encontrada na janela temporal.</w:t>
+        <w:t>B3 | Ofícios e Comunicados - Nenhuma publicação encontrada na janela temporal.</w:t>
       </w:r>
     </w:p>
     <w:p>
@@ -1918,7 +1672,31 @@
           <w:color w:val="4A4A4A"/>
           <w:sz w:val="18"/>
         </w:rPr>
-        <w:t>ONS | Notícias - A fonte explicitamente indica 'Nenhum item encontrado' para o período.</w:t>
+        <w:t>ANP | Notícias - Nenhuma publicação encontrada na janela temporal.</w:t>
+      </w:r>
+    </w:p>
+    <w:p>
+      <w:pPr>
+        <w:pStyle w:val="ListBullet"/>
+      </w:pPr>
+      <w:r>
+        <w:rPr>
+          <w:color w:val="4A4A4A"/>
+          <w:sz w:val="18"/>
+        </w:rPr>
+        <w:t>ONS | Notícias - Nenhuma publicação encontrada na janela temporal.</w:t>
+      </w:r>
+    </w:p>
+    <w:p>
+      <w:pPr>
+        <w:pStyle w:val="ListBullet"/>
+      </w:pPr>
+      <w:r>
+        <w:rPr>
+          <w:color w:val="4A4A4A"/>
+          <w:sz w:val="18"/>
+        </w:rPr>
+        <w:t>ANEEL | Últimas Notícias - Nenhuma publicação encontrada na janela temporal.</w:t>
       </w:r>
     </w:p>
     <w:p>
@@ -1942,7 +1720,7 @@
           <w:color w:val="4A4A4A"/>
           <w:sz w:val="18"/>
         </w:rPr>
-        <w:t>Ministério da Agricultura | Notícias - Nenhuma publicação encontrada na janela temporal.</w:t>
+        <w:t>COAF | Notícias - Nenhuma publicação encontrada na janela temporal.</w:t>
       </w:r>
     </w:p>
     <w:p>
@@ -1954,7 +1732,19 @@
           <w:color w:val="4A4A4A"/>
           <w:sz w:val="18"/>
         </w:rPr>
-        <w:t>COAF | Notícias - Nenhuma publicação encontrada na janela temporal.</w:t>
+        <w:t>INPI | Notícias - A única publicação recente está fora da janela temporal (após 2026-07-09T10:51).</w:t>
+      </w:r>
+    </w:p>
+    <w:p>
+      <w:pPr>
+        <w:pStyle w:val="ListBullet"/>
+      </w:pPr>
+      <w:r>
+        <w:rPr>
+          <w:color w:val="4A4A4A"/>
+          <w:sz w:val="18"/>
+        </w:rPr>
+        <w:t>ANM | Notícias - A única publicação recente está fora da janela temporal (após 2026-07-09T10:51).</w:t>
       </w:r>
     </w:p>
     <w:p>
@@ -1976,7 +1766,7 @@
           <w:color w:val="4A4A4A"/>
           <w:sz w:val="18"/>
         </w:rPr>
-        <w:t>Receita Federal | Normas - A página contém apenas filtros de busca e não exibe resultados de normas diretamente.</w:t>
+        <w:t>Receita Federal | Normas - A fonte é uma interface de busca e não apresenta conteúdo recente diretamente extraível.</w:t>
       </w:r>
     </w:p>
     <w:p>
@@ -1998,7 +1788,7 @@
           <w:color w:val="4A4A4A"/>
           <w:sz w:val="18"/>
         </w:rPr>
-        <w:t>CGU | Notícias - Conteúdo restrito, requer autenticação para visualização.</w:t>
+        <w:t>CGU | Notícias - Conteúdo restrito, requer autenticação.</w:t>
       </w:r>
     </w:p>
     <w:p>
@@ -2010,19 +1800,7 @@
           <w:color w:val="4A4A4A"/>
           <w:sz w:val="18"/>
         </w:rPr>
-        <w:t>Ministério do Meio Ambiente | Notícias - Conteúdo restrito, requer autenticação para visualização.</w:t>
-      </w:r>
-    </w:p>
-    <w:p>
-      <w:pPr>
-        <w:pStyle w:val="ListBullet"/>
-      </w:pPr>
-      <w:r>
-        <w:rPr>
-          <w:color w:val="4A4A4A"/>
-          <w:sz w:val="18"/>
-        </w:rPr>
-        <w:t>SENACON | Notícias - Conteúdo restrito, requer autenticação para visualização.</w:t>
+        <w:t>Ministério do Meio Ambiente | Notícias - Conteúdo restrito, requer autenticação.</w:t>
       </w:r>
     </w:p>
     <w:p/>
@@ -2070,7 +1848,7 @@
           <w:color w:val="888888"/>
           <w:sz w:val="16"/>
         </w:rPr>
-        <w:t>Janela analisada: 2026-07-07T00:00 ate 2026-07-08T09:22</w:t>
+        <w:t>Janela analisada: 2026-07-08T00:00 ate 2026-07-09T10:51</w:t>
       </w:r>
     </w:p>
     <w:sectPr>

--- a/output/boletim_propriedade-intelectual.docx
+++ b/output/boletim_propriedade-intelectual.docx
@@ -52,7 +52,7 @@
                 <w:color w:val="FFFFFF"/>
                 <w:sz w:val="28"/>
               </w:rPr>
-              <w:t>9 de julho de 2026</w:t>
+              <w:t>10 de julho de 2026</w:t>
             </w:r>
           </w:p>
         </w:tc>
@@ -87,7 +87,7 @@
                 <w:color w:val="1A4D2E"/>
                 <w:sz w:val="56"/>
               </w:rPr>
-              <w:t>13</w:t>
+              <w:t>4</w:t>
             </w:r>
           </w:p>
         </w:tc>
@@ -125,7 +125,7 @@
                 <w:color w:val="D68910"/>
                 <w:sz w:val="56"/>
               </w:rPr>
-              <w:t>4</w:t>
+              <w:t>1</w:t>
             </w:r>
           </w:p>
         </w:tc>
@@ -144,7 +144,7 @@
                 <w:color w:val="7F8C8D"/>
                 <w:sz w:val="56"/>
               </w:rPr>
-              <w:t>6</w:t>
+              <w:t>0</w:t>
             </w:r>
           </w:p>
         </w:tc>
@@ -293,7 +293,7 @@
                 <w:color w:val="1A4D2E"/>
                 <w:sz w:val="16"/>
               </w:rPr>
-              <w:t>ANPD | NOTÍCIAS</w:t>
+              <w:t>ANVISA | NOTÍCIAS</w:t>
             </w:r>
           </w:p>
           <w:p>
@@ -307,7 +307,7 @@
                   <w:u w:val="single"/>
                   <w:b/>
                 </w:rPr>
-                <w:t>ANPD instaura processo de sanção contra OS por falha na proteção de dados de 500 mil pacientes</w:t>
+                <w:t>Anvisa determina apreensão de lotes falsificados de Mounjaro</w:t>
               </w:r>
             </w:hyperlink>
           </w:p>
@@ -320,7 +320,7 @@
                 <w:color w:val="4A4A4A"/>
                 <w:sz w:val="18"/>
               </w:rPr>
-              <w:t>Ataque cibernético expôs dados sensíveis de pacientes de unidades geridas pelo Instituto Saúde e Cidadania (Isac), levando à instauração de processo de sanção pela ANPD.</w:t>
+              <w:t>A Anvisa determinou a apreensão de lotes falsificados do medicamento Mounjaro e proibiu a comercialização de produtos sem registro.</w:t>
             </w:r>
           </w:p>
         </w:tc>
@@ -365,7 +365,7 @@
                   <w:u w:val="single"/>
                   <w:b/>
                 </w:rPr>
-                <w:t>Confira os destaques da 12ª Reunião Ordinária Pública da Diretoria da Anvisa</w:t>
+                <w:t>Anvisa determina recolhimento de suplementos alimentares irregulares</w:t>
               </w:r>
             </w:hyperlink>
           </w:p>
@@ -378,7 +378,7 @@
                 <w:color w:val="4A4A4A"/>
                 <w:sz w:val="18"/>
               </w:rPr>
-              <w:t>A atualização da composição das vacinas contra a Covid-19 em uso no Brasil foi um dos itens aprovados na 12ª Reunião Ordinária Pública da Diretoria da Anvisa.</w:t>
+              <w:t>A Anvisa determinou o recolhimento de suplementos alimentares da marca Alivemed por indícios de composição em desacordo com a regulamentação.</w:t>
             </w:r>
           </w:p>
         </w:tc>
@@ -423,7 +423,7 @@
                   <w:u w:val="single"/>
                   <w:b/>
                 </w:rPr>
-                <w:t>Anvisa aprova medicamento para tratar doença de Chagas em pacientes pediátricos</w:t>
+                <w:t>Venda, distribuição, propaganda e uso de suplementos da Bioghen fabricados até 9/4 seguem proibidos</w:t>
               </w:r>
             </w:hyperlink>
           </w:p>
@@ -436,7 +436,7 @@
                 <w:color w:val="4A4A4A"/>
                 <w:sz w:val="18"/>
               </w:rPr>
-              <w:t>A Anvisa aprovou um novo medicamento indicado para o tratamento da doença de Chagas em pacientes pediátricos, na faixa etária de 0 a 17 anos.</w:t>
+              <w:t>A Anvisa manteve a proibição de venda, distribuição, propaganda e uso de suplementos da Bioghen fabricados até 9/4, após avaliar pedido de revisão.</w:t>
             </w:r>
           </w:p>
         </w:tc>
@@ -468,7 +468,7 @@
                 <w:color w:val="FFFFFF"/>
                 <w:sz w:val="32"/>
               </w:rPr>
-              <w:t>Legislacao Federal</w:t>
+              <w:t>Regulatório e Setorial</w:t>
             </w:r>
           </w:p>
         </w:tc>
@@ -484,7 +484,7 @@
           <w:color w:val="1A4D2E"/>
           <w:sz w:val="20"/>
         </w:rPr>
-        <w:t>PLANALTO | RESENHA DIARIA</w:t>
+        <w:t>ANVISA | NOTÍCIAS</w:t>
       </w:r>
     </w:p>
     <w:p>
@@ -505,15 +505,15 @@
           <w:color w:val="1A1A1A"/>
           <w:sz w:val="22"/>
         </w:rPr>
-        <w:t xml:space="preserve">Lei nº 15.463, de 8.7.2026   </w:t>
+        <w:t xml:space="preserve">Anvisa determina apreensão de lotes falsificados de Mounjaro   </w:t>
       </w:r>
       <w:r>
         <w:rPr>
           <w:b/>
-          <w:color w:val="7F8C8D"/>
+          <w:color w:val="C0392B"/>
           <w:sz w:val="16"/>
         </w:rPr>
-        <w:t>[BAIXA]</w:t>
+        <w:t>[ALTA]</w:t>
       </w:r>
     </w:p>
     <w:p>
@@ -525,7 +525,83 @@
           <w:color w:val="4A4A4A"/>
           <w:sz w:val="20"/>
         </w:rPr>
-        <w:t>Institui o Dia Nacional dos Congados e Reinados, a ser comemorado anualmente em 7 de outubro.</w:t>
+        <w:t>A Anvisa determinou a apreensão de lotes falsificados do medicamento Mounjaro e proibiu a comercialização de produtos sem registro.</w:t>
+      </w:r>
+    </w:p>
+    <w:p>
+      <w:pPr>
+        <w:spacing w:after="40"/>
+      </w:pPr>
+      <w:r>
+        <w:rPr>
+          <w:b/>
+          <w:color w:val="888888"/>
+          <w:sz w:val="18"/>
+        </w:rPr>
+        <w:t xml:space="preserve">Publicado: </w:t>
+      </w:r>
+      <w:r>
+        <w:rPr>
+          <w:color w:val="888888"/>
+          <w:sz w:val="18"/>
+        </w:rPr>
+        <w:t xml:space="preserve">2026-07-10   </w:t>
+      </w:r>
+      <w:hyperlink r:id="rId9">
+        <w:r>
+          <w:rPr>
+            <w:color w:val="1A4D2E"/>
+            <w:u w:val="single"/>
+            <w:b/>
+          </w:rPr>
+          <w:t>Acessar materia</w:t>
+        </w:r>
+      </w:hyperlink>
+    </w:p>
+    <w:p>
+      <w:pPr>
+        <w:spacing w:after="120"/>
+      </w:pPr>
+      <w:r>
+        <w:rPr>
+          <w:i/>
+          <w:color w:val="888888"/>
+          <w:sz w:val="16"/>
+        </w:rPr>
+        <w:t>Medida de fiscalização com impacto direto na saúde pública e no mercado farmacêutico.</w:t>
+      </w:r>
+    </w:p>
+    <w:p>
+      <w:pPr>
+        <w:spacing w:before="160" w:after="40"/>
+      </w:pPr>
+      <w:r>
+        <w:rPr>
+          <w:b/>
+          <w:color w:val="1A1A1A"/>
+          <w:sz w:val="22"/>
+        </w:rPr>
+        <w:t xml:space="preserve">Anvisa convida Visas a participarem de pesquisas estratégicas   </w:t>
+      </w:r>
+      <w:r>
+        <w:rPr>
+          <w:b/>
+          <w:color w:val="D68910"/>
+          <w:sz w:val="16"/>
+        </w:rPr>
+        <w:t>[MÉDIA]</w:t>
+      </w:r>
+    </w:p>
+    <w:p>
+      <w:pPr>
+        <w:spacing w:after="40"/>
+      </w:pPr>
+      <w:r>
+        <w:rPr>
+          <w:color w:val="4A4A4A"/>
+          <w:sz w:val="20"/>
+        </w:rPr>
+        <w:t>A Anvisa lançou duas pesquisas para aprimorar os instrumentos de inspeção em serviços de saúde e de interesse para a saúde.</w:t>
       </w:r>
     </w:p>
     <w:p>
@@ -568,7 +644,7 @@
           <w:color w:val="888888"/>
           <w:sz w:val="16"/>
         </w:rPr>
-        <w:t>Institui data comemorativa, sem impacto direto a clientes corporativos.</w:t>
+        <w:t>Lançamento de pesquisas para aprimorar a fiscalização sanitária, relevante para o setor de saúde.</w:t>
       </w:r>
     </w:p>
     <w:p>
@@ -581,15 +657,15 @@
           <w:color w:val="1A1A1A"/>
           <w:sz w:val="22"/>
         </w:rPr>
-        <w:t xml:space="preserve">Lei nº 15.462, de 8.7.2026   </w:t>
+        <w:t xml:space="preserve">Anvisa determina recolhimento de suplementos alimentares irregulares   </w:t>
       </w:r>
       <w:r>
         <w:rPr>
           <w:b/>
-          <w:color w:val="D68910"/>
+          <w:color w:val="C0392B"/>
           <w:sz w:val="16"/>
         </w:rPr>
-        <w:t>[MÉDIA]</w:t>
+        <w:t>[ALTA]</w:t>
       </w:r>
     </w:p>
     <w:p>
@@ -601,7 +677,7 @@
           <w:color w:val="4A4A4A"/>
           <w:sz w:val="20"/>
         </w:rPr>
-        <w:t>Altera a Lei de Diretrizes e Bases da Educação Nacional (Lei nº 9.394/1996) para especificar atividades de aperfeiçoamento profissional continuado dos profissionais da educação básica pública.</w:t>
+        <w:t>A Anvisa determinou o recolhimento de suplementos alimentares da marca Alivemed por indícios de composição em desacordo com a regulamentação.</w:t>
       </w:r>
     </w:p>
     <w:p>
@@ -622,764 +698,6 @@
           <w:sz w:val="18"/>
         </w:rPr>
         <w:t xml:space="preserve">2026-07-09   </w:t>
-      </w:r>
-      <w:hyperlink r:id="rId13">
-        <w:r>
-          <w:rPr>
-            <w:color w:val="1A4D2E"/>
-            <w:u w:val="single"/>
-            <w:b/>
-          </w:rPr>
-          <w:t>Acessar materia</w:t>
-        </w:r>
-      </w:hyperlink>
-    </w:p>
-    <w:p>
-      <w:pPr>
-        <w:spacing w:after="120"/>
-      </w:pPr>
-      <w:r>
-        <w:rPr>
-          <w:i/>
-          <w:color w:val="888888"/>
-          <w:sz w:val="16"/>
-        </w:rPr>
-        <w:t>Alteração de legislação educacional com impacto em profissionais da educação.</w:t>
-      </w:r>
-    </w:p>
-    <w:p>
-      <w:pPr>
-        <w:spacing w:before="160" w:after="40"/>
-      </w:pPr>
-      <w:r>
-        <w:rPr>
-          <w:b/>
-          <w:color w:val="1A1A1A"/>
-          <w:sz w:val="22"/>
-        </w:rPr>
-        <w:t xml:space="preserve">Lei nº 15.461, de 7.7.2026   </w:t>
-      </w:r>
-      <w:r>
-        <w:rPr>
-          <w:b/>
-          <w:color w:val="7F8C8D"/>
-          <w:sz w:val="16"/>
-        </w:rPr>
-        <w:t>[BAIXA]</w:t>
-      </w:r>
-    </w:p>
-    <w:p>
-      <w:pPr>
-        <w:spacing w:after="40"/>
-      </w:pPr>
-      <w:r>
-        <w:rPr>
-          <w:color w:val="4A4A4A"/>
-          <w:sz w:val="20"/>
-        </w:rPr>
-        <w:t>Confere o título de Capital Nacional da Maior Onda do Brasil ao Município de Jaguaruna, no Estado de Santa Catarina.</w:t>
-      </w:r>
-    </w:p>
-    <w:p>
-      <w:pPr>
-        <w:spacing w:after="40"/>
-      </w:pPr>
-      <w:r>
-        <w:rPr>
-          <w:b/>
-          <w:color w:val="888888"/>
-          <w:sz w:val="18"/>
-        </w:rPr>
-        <w:t xml:space="preserve">Publicado: </w:t>
-      </w:r>
-      <w:r>
-        <w:rPr>
-          <w:color w:val="888888"/>
-          <w:sz w:val="18"/>
-        </w:rPr>
-        <w:t xml:space="preserve">2026-07-08   </w:t>
-      </w:r>
-      <w:hyperlink r:id="rId14">
-        <w:r>
-          <w:rPr>
-            <w:color w:val="1A4D2E"/>
-            <w:u w:val="single"/>
-            <w:b/>
-          </w:rPr>
-          <w:t>Acessar materia</w:t>
-        </w:r>
-      </w:hyperlink>
-    </w:p>
-    <w:p>
-      <w:pPr>
-        <w:spacing w:after="120"/>
-      </w:pPr>
-      <w:r>
-        <w:rPr>
-          <w:i/>
-          <w:color w:val="888888"/>
-          <w:sz w:val="16"/>
-        </w:rPr>
-        <w:t>Confere título honorífico a município, sem impacto direto a clientes corporativos.</w:t>
-      </w:r>
-    </w:p>
-    <w:p>
-      <w:pPr>
-        <w:spacing w:before="160" w:after="40"/>
-      </w:pPr>
-      <w:r>
-        <w:rPr>
-          <w:b/>
-          <w:color w:val="1A1A1A"/>
-          <w:sz w:val="22"/>
-        </w:rPr>
-        <w:t xml:space="preserve">Lei nº 15.460, de 7.7.2026   </w:t>
-      </w:r>
-      <w:r>
-        <w:rPr>
-          <w:b/>
-          <w:color w:val="7F8C8D"/>
-          <w:sz w:val="16"/>
-        </w:rPr>
-        <w:t>[BAIXA]</w:t>
-      </w:r>
-    </w:p>
-    <w:p>
-      <w:pPr>
-        <w:spacing w:after="40"/>
-      </w:pPr>
-      <w:r>
-        <w:rPr>
-          <w:color w:val="4A4A4A"/>
-          <w:sz w:val="20"/>
-        </w:rPr>
-        <w:t>Institui o Dia Nacional do Vinho, a ser comemorado no primeiro domingo do mês de junho.</w:t>
-      </w:r>
-    </w:p>
-    <w:p>
-      <w:pPr>
-        <w:spacing w:after="40"/>
-      </w:pPr>
-      <w:r>
-        <w:rPr>
-          <w:b/>
-          <w:color w:val="888888"/>
-          <w:sz w:val="18"/>
-        </w:rPr>
-        <w:t xml:space="preserve">Publicado: </w:t>
-      </w:r>
-      <w:r>
-        <w:rPr>
-          <w:color w:val="888888"/>
-          <w:sz w:val="18"/>
-        </w:rPr>
-        <w:t xml:space="preserve">2026-07-08   </w:t>
-      </w:r>
-      <w:hyperlink r:id="rId15">
-        <w:r>
-          <w:rPr>
-            <w:color w:val="1A4D2E"/>
-            <w:u w:val="single"/>
-            <w:b/>
-          </w:rPr>
-          <w:t>Acessar materia</w:t>
-        </w:r>
-      </w:hyperlink>
-    </w:p>
-    <w:p>
-      <w:pPr>
-        <w:spacing w:after="120"/>
-      </w:pPr>
-      <w:r>
-        <w:rPr>
-          <w:i/>
-          <w:color w:val="888888"/>
-          <w:sz w:val="16"/>
-        </w:rPr>
-        <w:t>Institui data comemorativa, sem impacto direto a clientes corporativos.</w:t>
-      </w:r>
-    </w:p>
-    <w:p>
-      <w:pPr>
-        <w:spacing w:before="160" w:after="40"/>
-      </w:pPr>
-      <w:r>
-        <w:rPr>
-          <w:b/>
-          <w:color w:val="1A1A1A"/>
-          <w:sz w:val="22"/>
-        </w:rPr>
-        <w:t xml:space="preserve">Lei nº 15.459, de 7.7.2026   </w:t>
-      </w:r>
-      <w:r>
-        <w:rPr>
-          <w:b/>
-          <w:color w:val="D68910"/>
-          <w:sz w:val="16"/>
-        </w:rPr>
-        <w:t>[MÉDIA]</w:t>
-      </w:r>
-    </w:p>
-    <w:p>
-      <w:pPr>
-        <w:spacing w:after="40"/>
-      </w:pPr>
-      <w:r>
-        <w:rPr>
-          <w:color w:val="4A4A4A"/>
-          <w:sz w:val="20"/>
-        </w:rPr>
-        <w:t>Altera a Lei nº 7.405, de 12 de novembro de 1985, para estabelecer a utilização do Símbolo Internacional de Acessibilidade.</w:t>
-      </w:r>
-    </w:p>
-    <w:p>
-      <w:pPr>
-        <w:spacing w:after="40"/>
-      </w:pPr>
-      <w:r>
-        <w:rPr>
-          <w:b/>
-          <w:color w:val="888888"/>
-          <w:sz w:val="18"/>
-        </w:rPr>
-        <w:t xml:space="preserve">Publicado: </w:t>
-      </w:r>
-      <w:r>
-        <w:rPr>
-          <w:color w:val="888888"/>
-          <w:sz w:val="18"/>
-        </w:rPr>
-        <w:t xml:space="preserve">2026-07-08   </w:t>
-      </w:r>
-      <w:hyperlink r:id="rId16">
-        <w:r>
-          <w:rPr>
-            <w:color w:val="1A4D2E"/>
-            <w:u w:val="single"/>
-            <w:b/>
-          </w:rPr>
-          <w:t>Acessar materia</w:t>
-        </w:r>
-      </w:hyperlink>
-    </w:p>
-    <w:p>
-      <w:pPr>
-        <w:spacing w:after="120"/>
-      </w:pPr>
-      <w:r>
-        <w:rPr>
-          <w:i/>
-          <w:color w:val="888888"/>
-          <w:sz w:val="16"/>
-        </w:rPr>
-        <w:t>Alteração de lei para estabelecer símbolo de acessibilidade, com potencial impacto em infraestrutura e serviços.</w:t>
-      </w:r>
-    </w:p>
-    <w:p>
-      <w:pPr>
-        <w:spacing w:before="160" w:after="40"/>
-      </w:pPr>
-      <w:r>
-        <w:rPr>
-          <w:b/>
-          <w:color w:val="1A1A1A"/>
-          <w:sz w:val="22"/>
-        </w:rPr>
-        <w:t xml:space="preserve">Decreto nº 13.060, de 7.7.2026   </w:t>
-      </w:r>
-      <w:r>
-        <w:rPr>
-          <w:b/>
-          <w:color w:val="7F8C8D"/>
-          <w:sz w:val="16"/>
-        </w:rPr>
-        <w:t>[BAIXA]</w:t>
-      </w:r>
-    </w:p>
-    <w:p>
-      <w:pPr>
-        <w:spacing w:after="40"/>
-      </w:pPr>
-      <w:r>
-        <w:rPr>
-          <w:color w:val="4A4A4A"/>
-          <w:sz w:val="20"/>
-        </w:rPr>
-        <w:t>Altera o Decreto nº 10.172/2019 para modificar a composição do Conselho Fiscal do Serviço Autônomo Embratur – Agência Brasileira de Promoção Internacional do Turismo.</w:t>
-      </w:r>
-    </w:p>
-    <w:p>
-      <w:pPr>
-        <w:spacing w:after="40"/>
-      </w:pPr>
-      <w:r>
-        <w:rPr>
-          <w:b/>
-          <w:color w:val="888888"/>
-          <w:sz w:val="18"/>
-        </w:rPr>
-        <w:t xml:space="preserve">Publicado: </w:t>
-      </w:r>
-      <w:r>
-        <w:rPr>
-          <w:color w:val="888888"/>
-          <w:sz w:val="18"/>
-        </w:rPr>
-        <w:t xml:space="preserve">2026-07-08   </w:t>
-      </w:r>
-      <w:hyperlink r:id="rId17">
-        <w:r>
-          <w:rPr>
-            <w:color w:val="1A4D2E"/>
-            <w:u w:val="single"/>
-            <w:b/>
-          </w:rPr>
-          <w:t>Acessar materia</w:t>
-        </w:r>
-      </w:hyperlink>
-    </w:p>
-    <w:p>
-      <w:pPr>
-        <w:spacing w:after="120"/>
-      </w:pPr>
-      <w:r>
-        <w:rPr>
-          <w:i/>
-          <w:color w:val="888888"/>
-          <w:sz w:val="16"/>
-        </w:rPr>
-        <w:t>Alteração de composição de conselho fiscal de autarquia, de natureza administrativa interna.</w:t>
-      </w:r>
-    </w:p>
-    <w:p>
-      <w:pPr>
-        <w:spacing w:before="160" w:after="40"/>
-      </w:pPr>
-      <w:r>
-        <w:rPr>
-          <w:b/>
-          <w:color w:val="1A1A1A"/>
-          <w:sz w:val="22"/>
-        </w:rPr>
-        <w:t xml:space="preserve">Decreto nº 13.059, de 7.7.2026   </w:t>
-      </w:r>
-      <w:r>
-        <w:rPr>
-          <w:b/>
-          <w:color w:val="7F8C8D"/>
-          <w:sz w:val="16"/>
-        </w:rPr>
-        <w:t>[BAIXA]</w:t>
-      </w:r>
-    </w:p>
-    <w:p>
-      <w:pPr>
-        <w:spacing w:after="40"/>
-      </w:pPr>
-      <w:r>
-        <w:rPr>
-          <w:color w:val="4A4A4A"/>
-          <w:sz w:val="20"/>
-        </w:rPr>
-        <w:t>Remaneja, em caráter temporário, cargo em comissão e funções de confiança para o Ministério das Relações Exteriores.</w:t>
-      </w:r>
-    </w:p>
-    <w:p>
-      <w:pPr>
-        <w:spacing w:after="40"/>
-      </w:pPr>
-      <w:r>
-        <w:rPr>
-          <w:b/>
-          <w:color w:val="888888"/>
-          <w:sz w:val="18"/>
-        </w:rPr>
-        <w:t xml:space="preserve">Publicado: </w:t>
-      </w:r>
-      <w:r>
-        <w:rPr>
-          <w:color w:val="888888"/>
-          <w:sz w:val="18"/>
-        </w:rPr>
-        <w:t xml:space="preserve">2026-07-08   </w:t>
-      </w:r>
-      <w:hyperlink r:id="rId18">
-        <w:r>
-          <w:rPr>
-            <w:color w:val="1A4D2E"/>
-            <w:u w:val="single"/>
-            <w:b/>
-          </w:rPr>
-          <w:t>Acessar materia</w:t>
-        </w:r>
-      </w:hyperlink>
-    </w:p>
-    <w:p>
-      <w:pPr>
-        <w:spacing w:after="120"/>
-      </w:pPr>
-      <w:r>
-        <w:rPr>
-          <w:i/>
-          <w:color w:val="888888"/>
-          <w:sz w:val="16"/>
-        </w:rPr>
-        <w:t>Remanejamento de cargos administrativos, de natureza interna.</w:t>
-      </w:r>
-    </w:p>
-    <w:p>
-      <w:pPr>
-        <w:spacing w:before="160" w:after="40"/>
-      </w:pPr>
-      <w:r>
-        <w:rPr>
-          <w:b/>
-          <w:color w:val="1A1A1A"/>
-          <w:sz w:val="22"/>
-        </w:rPr>
-        <w:t xml:space="preserve">Decreto nº 13.058, de 7.7.2026   </w:t>
-      </w:r>
-      <w:r>
-        <w:rPr>
-          <w:b/>
-          <w:color w:val="7F8C8D"/>
-          <w:sz w:val="16"/>
-        </w:rPr>
-        <w:t>[BAIXA]</w:t>
-      </w:r>
-    </w:p>
-    <w:p>
-      <w:pPr>
-        <w:spacing w:after="40"/>
-      </w:pPr>
-      <w:r>
-        <w:rPr>
-          <w:color w:val="4A4A4A"/>
-          <w:sz w:val="20"/>
-        </w:rPr>
-        <w:t>Altera o Decreto nº 11.198/2022, que aprova a Estrutura Regimental e o Quadro Demonstrativo de Cargos e Funções do Departamento Nacional de Obras Contra as Secas (DNOCS), e remaneja e transforma cargos.</w:t>
-      </w:r>
-    </w:p>
-    <w:p>
-      <w:pPr>
-        <w:spacing w:after="40"/>
-      </w:pPr>
-      <w:r>
-        <w:rPr>
-          <w:b/>
-          <w:color w:val="888888"/>
-          <w:sz w:val="18"/>
-        </w:rPr>
-        <w:t xml:space="preserve">Publicado: </w:t>
-      </w:r>
-      <w:r>
-        <w:rPr>
-          <w:color w:val="888888"/>
-          <w:sz w:val="18"/>
-        </w:rPr>
-        <w:t xml:space="preserve">2026-07-08   </w:t>
-      </w:r>
-      <w:hyperlink r:id="rId19">
-        <w:r>
-          <w:rPr>
-            <w:color w:val="1A4D2E"/>
-            <w:u w:val="single"/>
-            <w:b/>
-          </w:rPr>
-          <w:t>Acessar materia</w:t>
-        </w:r>
-      </w:hyperlink>
-    </w:p>
-    <w:p>
-      <w:pPr>
-        <w:spacing w:after="120"/>
-      </w:pPr>
-      <w:r>
-        <w:rPr>
-          <w:i/>
-          <w:color w:val="888888"/>
-          <w:sz w:val="16"/>
-        </w:rPr>
-        <w:t>Alteração de estrutura regimental e remanejamento de cargos, de natureza administrativa interna.</w:t>
-      </w:r>
-    </w:p>
-    <w:p>
-      <w:pPr>
-        <w:spacing w:before="160" w:after="40"/>
-      </w:pPr>
-      <w:r>
-        <w:rPr>
-          <w:b/>
-          <w:color w:val="1A1A1A"/>
-          <w:sz w:val="22"/>
-        </w:rPr>
-        <w:t xml:space="preserve">Decreto nº 13.057, de 7.7.2026   </w:t>
-      </w:r>
-      <w:r>
-        <w:rPr>
-          <w:b/>
-          <w:color w:val="D68910"/>
-          <w:sz w:val="16"/>
-        </w:rPr>
-        <w:t>[MÉDIA]</w:t>
-      </w:r>
-    </w:p>
-    <w:p>
-      <w:pPr>
-        <w:spacing w:after="40"/>
-      </w:pPr>
-      <w:r>
-        <w:rPr>
-          <w:color w:val="4A4A4A"/>
-          <w:sz w:val="20"/>
-        </w:rPr>
-        <w:t>Altera o Decreto nº 2.338/1997, que aprova o Regulamento da Agência Nacional de Telecomunicações (Anatel), e remaneja e transforma cargos em comissão e funções de confiança.</w:t>
-      </w:r>
-    </w:p>
-    <w:p>
-      <w:pPr>
-        <w:spacing w:after="40"/>
-      </w:pPr>
-      <w:r>
-        <w:rPr>
-          <w:b/>
-          <w:color w:val="888888"/>
-          <w:sz w:val="18"/>
-        </w:rPr>
-        <w:t xml:space="preserve">Publicado: </w:t>
-      </w:r>
-      <w:r>
-        <w:rPr>
-          <w:color w:val="888888"/>
-          <w:sz w:val="18"/>
-        </w:rPr>
-        <w:t xml:space="preserve">2026-07-08   </w:t>
-      </w:r>
-      <w:hyperlink r:id="rId20">
-        <w:r>
-          <w:rPr>
-            <w:color w:val="1A4D2E"/>
-            <w:u w:val="single"/>
-            <w:b/>
-          </w:rPr>
-          <w:t>Acessar materia</w:t>
-        </w:r>
-      </w:hyperlink>
-    </w:p>
-    <w:p>
-      <w:pPr>
-        <w:spacing w:after="120"/>
-      </w:pPr>
-      <w:r>
-        <w:rPr>
-          <w:i/>
-          <w:color w:val="888888"/>
-          <w:sz w:val="16"/>
-        </w:rPr>
-        <w:t>Alteração de regulamento de agência reguladora (Anatel) e remanejamento de cargos, com potencial impacto setorial.</w:t>
-      </w:r>
-    </w:p>
-    <w:p/>
-    <w:tbl>
-      <w:tblPr>
-        <w:tblW w:type="auto" w:w="0"/>
-        <w:tblLayout w:type="fixed"/>
-        <w:tblLook w:firstColumn="1" w:firstRow="1" w:lastColumn="0" w:lastRow="0" w:noHBand="0" w:noVBand="1" w:val="04A0"/>
-      </w:tblPr>
-      <w:tblGrid>
-        <w:gridCol w:w="9638"/>
-      </w:tblGrid>
-      <w:tr>
-        <w:tc>
-          <w:tcPr>
-            <w:tcW w:type="dxa" w:w="9638"/>
-            <w:shd w:val="clear" w:color="auto" w:fill="1A4D2E"/>
-          </w:tcPr>
-          <w:p>
-            <w:pPr>
-              <w:spacing w:before="120" w:after="40"/>
-            </w:pPr>
-            <w:r>
-              <w:rPr>
-                <w:b w:val="0"/>
-                <w:color w:val="FFFFFF"/>
-                <w:sz w:val="32"/>
-              </w:rPr>
-              <w:t>Regulatório e Setorial</w:t>
-            </w:r>
-          </w:p>
-        </w:tc>
-      </w:tr>
-    </w:tbl>
-    <w:p>
-      <w:pPr>
-        <w:spacing w:before="240" w:after="80"/>
-      </w:pPr>
-      <w:r>
-        <w:rPr>
-          <w:b/>
-          <w:color w:val="1A4D2E"/>
-          <w:sz w:val="20"/>
-        </w:rPr>
-        <w:t>ANPD | NOTÍCIAS</w:t>
-      </w:r>
-    </w:p>
-    <w:p>
-      <w:pPr>
-        <w:spacing w:before="0" w:after="40"/>
-        <w:pBdr>
-          <w:bottom w:val="single" w:sz="8" w:space="1" w:color="1A4D2E"/>
-        </w:pBdr>
-      </w:pPr>
-    </w:p>
-    <w:p>
-      <w:pPr>
-        <w:spacing w:before="160" w:after="40"/>
-      </w:pPr>
-      <w:r>
-        <w:rPr>
-          <w:b/>
-          <w:color w:val="1A1A1A"/>
-          <w:sz w:val="22"/>
-        </w:rPr>
-        <w:t xml:space="preserve">ANPD instaura processo de sanção contra OS por falha na proteção de dados de 500 mil pacientes   </w:t>
-      </w:r>
-      <w:r>
-        <w:rPr>
-          <w:b/>
-          <w:color w:val="C0392B"/>
-          <w:sz w:val="16"/>
-        </w:rPr>
-        <w:t>[ALTA]</w:t>
-      </w:r>
-    </w:p>
-    <w:p>
-      <w:pPr>
-        <w:spacing w:after="40"/>
-      </w:pPr>
-      <w:r>
-        <w:rPr>
-          <w:color w:val="4A4A4A"/>
-          <w:sz w:val="20"/>
-        </w:rPr>
-        <w:t>Ataque cibernético expôs dados sensíveis de pacientes de unidades geridas pelo Instituto Saúde e Cidadania (Isac), levando à instauração de processo de sanção pela ANPD.</w:t>
-      </w:r>
-    </w:p>
-    <w:p>
-      <w:pPr>
-        <w:spacing w:after="40"/>
-      </w:pPr>
-      <w:r>
-        <w:rPr>
-          <w:b/>
-          <w:color w:val="888888"/>
-          <w:sz w:val="18"/>
-        </w:rPr>
-        <w:t xml:space="preserve">Publicado: </w:t>
-      </w:r>
-      <w:r>
-        <w:rPr>
-          <w:color w:val="888888"/>
-          <w:sz w:val="18"/>
-        </w:rPr>
-        <w:t xml:space="preserve">2026-07-08T10:40   </w:t>
-      </w:r>
-      <w:hyperlink r:id="rId9">
-        <w:r>
-          <w:rPr>
-            <w:color w:val="1A4D2E"/>
-            <w:u w:val="single"/>
-            <w:b/>
-          </w:rPr>
-          <w:t>Acessar materia</w:t>
-        </w:r>
-      </w:hyperlink>
-    </w:p>
-    <w:p>
-      <w:pPr>
-        <w:spacing w:after="120"/>
-      </w:pPr>
-      <w:r>
-        <w:rPr>
-          <w:i/>
-          <w:color w:val="888888"/>
-          <w:sz w:val="16"/>
-        </w:rPr>
-        <w:t>Instauração de processo de sanção por falha grave na proteção de dados sensíveis, com repercussão para empresas que tratam dados pessoais.</w:t>
-      </w:r>
-    </w:p>
-    <w:p>
-      <w:pPr>
-        <w:spacing w:before="240" w:after="80"/>
-      </w:pPr>
-      <w:r>
-        <w:rPr>
-          <w:b/>
-          <w:color w:val="1A4D2E"/>
-          <w:sz w:val="20"/>
-        </w:rPr>
-        <w:t>ANVISA | NOTÍCIAS</w:t>
-      </w:r>
-    </w:p>
-    <w:p>
-      <w:pPr>
-        <w:spacing w:before="0" w:after="40"/>
-        <w:pBdr>
-          <w:bottom w:val="single" w:sz="8" w:space="1" w:color="1A4D2E"/>
-        </w:pBdr>
-      </w:pPr>
-    </w:p>
-    <w:p>
-      <w:pPr>
-        <w:spacing w:before="160" w:after="40"/>
-      </w:pPr>
-      <w:r>
-        <w:rPr>
-          <w:b/>
-          <w:color w:val="1A1A1A"/>
-          <w:sz w:val="22"/>
-        </w:rPr>
-        <w:t xml:space="preserve">Confira os destaques da 12ª Reunião Ordinária Pública da Diretoria da Anvisa   </w:t>
-      </w:r>
-      <w:r>
-        <w:rPr>
-          <w:b/>
-          <w:color w:val="C0392B"/>
-          <w:sz w:val="16"/>
-        </w:rPr>
-        <w:t>[ALTA]</w:t>
-      </w:r>
-    </w:p>
-    <w:p>
-      <w:pPr>
-        <w:spacing w:after="40"/>
-      </w:pPr>
-      <w:r>
-        <w:rPr>
-          <w:color w:val="4A4A4A"/>
-          <w:sz w:val="20"/>
-        </w:rPr>
-        <w:t>A atualização da composição das vacinas contra a Covid-19 em uso no Brasil foi um dos itens aprovados na 12ª Reunião Ordinária Pública da Diretoria da Anvisa.</w:t>
-      </w:r>
-    </w:p>
-    <w:p>
-      <w:pPr>
-        <w:spacing w:after="40"/>
-      </w:pPr>
-      <w:r>
-        <w:rPr>
-          <w:b/>
-          <w:color w:val="888888"/>
-          <w:sz w:val="18"/>
-        </w:rPr>
-        <w:t xml:space="preserve">Publicado: </w:t>
-      </w:r>
-      <w:r>
-        <w:rPr>
-          <w:color w:val="888888"/>
-          <w:sz w:val="18"/>
-        </w:rPr>
-        <w:t xml:space="preserve">2026-07-08   </w:t>
       </w:r>
       <w:hyperlink r:id="rId10">
         <w:r>
@@ -1402,7 +720,7 @@
           <w:color w:val="888888"/>
           <w:sz w:val="16"/>
         </w:rPr>
-        <w:t>Destaques de reunião da diretoria com aprovação de atualização de vacinas, com impacto na saúde pública e setor farmacêutico.</w:t>
+        <w:t>Medida de fiscalização com impacto direto na comercialização de suplementos alimentares.</w:t>
       </w:r>
     </w:p>
     <w:p>
@@ -1415,7 +733,7 @@
           <w:color w:val="1A1A1A"/>
           <w:sz w:val="22"/>
         </w:rPr>
-        <w:t xml:space="preserve">Anvisa aprova medicamento para tratar doença de Chagas em pacientes pediátricos   </w:t>
+        <w:t xml:space="preserve">Venda, distribuição, propaganda e uso de suplementos da Bioghen fabricados até 9/4 seguem proibidos   </w:t>
       </w:r>
       <w:r>
         <w:rPr>
@@ -1435,7 +753,7 @@
           <w:color w:val="4A4A4A"/>
           <w:sz w:val="20"/>
         </w:rPr>
-        <w:t>A Anvisa aprovou um novo medicamento indicado para o tratamento da doença de Chagas em pacientes pediátricos, na faixa etária de 0 a 17 anos.</w:t>
+        <w:t>A Anvisa manteve a proibição de venda, distribuição, propaganda e uso de suplementos da Bioghen fabricados até 9/4, após avaliar pedido de revisão.</w:t>
       </w:r>
     </w:p>
     <w:p>
@@ -1455,7 +773,7 @@
           <w:color w:val="888888"/>
           <w:sz w:val="18"/>
         </w:rPr>
-        <w:t xml:space="preserve">2026-07-08   </w:t>
+        <w:t xml:space="preserve">2026-07-09   </w:t>
       </w:r>
       <w:hyperlink r:id="rId11">
         <w:r>
@@ -1478,136 +796,7 @@
           <w:color w:val="888888"/>
           <w:sz w:val="16"/>
         </w:rPr>
-        <w:t>Aprovação de novo medicamento para doença de Chagas em pediatria, com impacto na saúde pública e setor farmacêutico.</w:t>
-      </w:r>
-    </w:p>
-    <w:p/>
-    <w:tbl>
-      <w:tblPr>
-        <w:tblW w:type="auto" w:w="0"/>
-        <w:tblLayout w:type="fixed"/>
-        <w:tblLook w:firstColumn="1" w:firstRow="1" w:lastColumn="0" w:lastRow="0" w:noHBand="0" w:noVBand="1" w:val="04A0"/>
-      </w:tblPr>
-      <w:tblGrid>
-        <w:gridCol w:w="9638"/>
-      </w:tblGrid>
-      <w:tr>
-        <w:tc>
-          <w:tcPr>
-            <w:tcW w:type="dxa" w:w="9638"/>
-            <w:shd w:val="clear" w:color="auto" w:fill="1A4D2E"/>
-          </w:tcPr>
-          <w:p>
-            <w:pPr>
-              <w:spacing w:before="120" w:after="40"/>
-            </w:pPr>
-            <w:r>
-              <w:rPr>
-                <w:b w:val="0"/>
-                <w:color w:val="FFFFFF"/>
-                <w:sz w:val="32"/>
-              </w:rPr>
-              <w:t>Financeiro e Mercado de Capitais</w:t>
-            </w:r>
-          </w:p>
-        </w:tc>
-      </w:tr>
-    </w:tbl>
-    <w:p>
-      <w:pPr>
-        <w:spacing w:before="240" w:after="80"/>
-      </w:pPr>
-      <w:r>
-        <w:rPr>
-          <w:b/>
-          <w:color w:val="1A4D2E"/>
-          <w:sz w:val="20"/>
-        </w:rPr>
-        <w:t>CVM | NOTÍCIAS</w:t>
-      </w:r>
-    </w:p>
-    <w:p>
-      <w:pPr>
-        <w:spacing w:before="0" w:after="40"/>
-        <w:pBdr>
-          <w:bottom w:val="single" w:sz="8" w:space="1" w:color="1A4D2E"/>
-        </w:pBdr>
-      </w:pPr>
-    </w:p>
-    <w:p>
-      <w:pPr>
-        <w:spacing w:before="160" w:after="40"/>
-      </w:pPr>
-      <w:r>
-        <w:rPr>
-          <w:b/>
-          <w:color w:val="1A1A1A"/>
-          <w:sz w:val="22"/>
-        </w:rPr>
-        <w:t xml:space="preserve">Presidente da CVM participa de reunião com representantes da Abrasca   </w:t>
-      </w:r>
-      <w:r>
-        <w:rPr>
-          <w:b/>
-          <w:color w:val="D68910"/>
-          <w:sz w:val="16"/>
-        </w:rPr>
-        <w:t>[MÉDIA]</w:t>
-      </w:r>
-    </w:p>
-    <w:p>
-      <w:pPr>
-        <w:spacing w:after="40"/>
-      </w:pPr>
-      <w:r>
-        <w:rPr>
-          <w:color w:val="4A4A4A"/>
-          <w:sz w:val="20"/>
-        </w:rPr>
-        <w:t>Reunião abordou temas relacionados ao mercado de capitais, com a participação do presidente da CVM e representantes da Abrasca.</w:t>
-      </w:r>
-    </w:p>
-    <w:p>
-      <w:pPr>
-        <w:spacing w:after="40"/>
-      </w:pPr>
-      <w:r>
-        <w:rPr>
-          <w:b/>
-          <w:color w:val="888888"/>
-          <w:sz w:val="18"/>
-        </w:rPr>
-        <w:t xml:space="preserve">Publicado: </w:t>
-      </w:r>
-      <w:r>
-        <w:rPr>
-          <w:color w:val="888888"/>
-          <w:sz w:val="18"/>
-        </w:rPr>
-        <w:t xml:space="preserve">2026-07-08   </w:t>
-      </w:r>
-      <w:hyperlink r:id="rId21">
-        <w:r>
-          <w:rPr>
-            <w:color w:val="1A4D2E"/>
-            <w:u w:val="single"/>
-            <w:b/>
-          </w:rPr>
-          <w:t>Acessar materia</w:t>
-        </w:r>
-      </w:hyperlink>
-    </w:p>
-    <w:p>
-      <w:pPr>
-        <w:spacing w:after="120"/>
-      </w:pPr>
-      <w:r>
-        <w:rPr>
-          <w:i/>
-          <w:color w:val="888888"/>
-          <w:sz w:val="16"/>
-        </w:rPr>
-        <w:t>Notícia institucional sobre reunião com representantes do mercado de capitais, indicando discussões relevantes para o setor.</w:t>
+        <w:t>Manutenção de proibição de produtos, com impacto direto na empresa e no mercado de suplementos.</w:t>
       </w:r>
     </w:p>
     <w:p/>
@@ -1660,7 +849,7 @@
           <w:color w:val="4A4A4A"/>
           <w:sz w:val="18"/>
         </w:rPr>
-        <w:t>B3 | Ofícios e Comunicados - Nenhuma publicação encontrada na janela temporal.</w:t>
+        <w:t>CCEE | Noticias - Nenhum resultado encontrado na janela temporal.</w:t>
       </w:r>
     </w:p>
     <w:p>
@@ -1672,7 +861,7 @@
           <w:color w:val="4A4A4A"/>
           <w:sz w:val="18"/>
         </w:rPr>
-        <w:t>ANP | Notícias - Nenhuma publicação encontrada na janela temporal.</w:t>
+        <w:t>Ministério da Fazenda | Notícias - Nenhum resultado encontrado na janela temporal.</w:t>
       </w:r>
     </w:p>
     <w:p>
@@ -1684,7 +873,7 @@
           <w:color w:val="4A4A4A"/>
           <w:sz w:val="18"/>
         </w:rPr>
-        <w:t>ONS | Notícias - Nenhuma publicação encontrada na janela temporal.</w:t>
+        <w:t>ANPD | Notícias - Nenhum resultado encontrado na janela temporal.</w:t>
       </w:r>
     </w:p>
     <w:p>
@@ -1696,7 +885,7 @@
           <w:color w:val="4A4A4A"/>
           <w:sz w:val="18"/>
         </w:rPr>
-        <w:t>ANEEL | Últimas Notícias - Nenhuma publicação encontrada na janela temporal.</w:t>
+        <w:t>CVM | Notícias - Nenhum resultado encontrado na janela temporal.</w:t>
       </w:r>
     </w:p>
     <w:p>
@@ -1708,7 +897,7 @@
           <w:color w:val="4A4A4A"/>
           <w:sz w:val="18"/>
         </w:rPr>
-        <w:t>Secretaria de Prêmios e Apostas | Notícias - A fonte explicitamente indica 'Nenhum resultado foi encontrado'.</w:t>
+        <w:t>B3 | Ofícios e Comunicados - Nenhum resultado encontrado na janela temporal.</w:t>
       </w:r>
     </w:p>
     <w:p>
@@ -1720,7 +909,7 @@
           <w:color w:val="4A4A4A"/>
           <w:sz w:val="18"/>
         </w:rPr>
-        <w:t>COAF | Notícias - Nenhuma publicação encontrada na janela temporal.</w:t>
+        <w:t>ONS | Notícias - Nenhum item encontrado na fonte.</w:t>
       </w:r>
     </w:p>
     <w:p>
@@ -1732,7 +921,7 @@
           <w:color w:val="4A4A4A"/>
           <w:sz w:val="18"/>
         </w:rPr>
-        <w:t>INPI | Notícias - A única publicação recente está fora da janela temporal (após 2026-07-09T10:51).</w:t>
+        <w:t>ANEEL | Últimas Notícias - Nenhum resultado encontrado na janela temporal.</w:t>
       </w:r>
     </w:p>
     <w:p>
@@ -1744,7 +933,31 @@
           <w:color w:val="4A4A4A"/>
           <w:sz w:val="18"/>
         </w:rPr>
-        <w:t>ANM | Notícias - A única publicação recente está fora da janela temporal (após 2026-07-09T10:51).</w:t>
+        <w:t>Secretaria de Prêmios e Apostas | Notícias - Nenhum resultado encontrado na fonte.</w:t>
+      </w:r>
+    </w:p>
+    <w:p>
+      <w:pPr>
+        <w:pStyle w:val="ListBullet"/>
+      </w:pPr>
+      <w:r>
+        <w:rPr>
+          <w:color w:val="4A4A4A"/>
+          <w:sz w:val="18"/>
+        </w:rPr>
+        <w:t>INPI | Notícias - Nenhum resultado encontrado na janela temporal.</w:t>
+      </w:r>
+    </w:p>
+    <w:p>
+      <w:pPr>
+        <w:pStyle w:val="ListBullet"/>
+      </w:pPr>
+      <w:r>
+        <w:rPr>
+          <w:color w:val="4A4A4A"/>
+          <w:sz w:val="18"/>
+        </w:rPr>
+        <w:t>Ministério da Agricultura | Notícias - Nenhum resultado encontrado na janela temporal.</w:t>
       </w:r>
     </w:p>
     <w:p>
@@ -1766,17 +979,19 @@
           <w:color w:val="4A4A4A"/>
           <w:sz w:val="18"/>
         </w:rPr>
-        <w:t>Receita Federal | Normas - A fonte é uma interface de busca e não apresenta conteúdo recente diretamente extraível.</w:t>
+        <w:t>Destaques do D.O.U. - Página de busca, não lista publicações diretamente.</w:t>
       </w:r>
     </w:p>
     <w:p>
+      <w:pPr>
+        <w:pStyle w:val="ListBullet"/>
+      </w:pPr>
       <w:r>
         <w:rPr>
-          <w:b/>
-          <w:color w:val="C0392B"/>
-          <w:sz w:val="20"/>
+          <w:color w:val="4A4A4A"/>
+          <w:sz w:val="18"/>
         </w:rPr>
-        <w:t>Fontes com erro tecnico:</w:t>
+        <w:t>Receita Federal | Normas - Página de busca, não lista publicações diretamente.</w:t>
       </w:r>
     </w:p>
     <w:p>
@@ -1800,7 +1015,53 @@
           <w:color w:val="4A4A4A"/>
           <w:sz w:val="18"/>
         </w:rPr>
+        <w:t>COAF | Notícias - Conteúdo não carregado ('Carregando') ou não disponível.</w:t>
+      </w:r>
+    </w:p>
+    <w:p>
+      <w:pPr>
+        <w:pStyle w:val="ListBullet"/>
+      </w:pPr>
+      <w:r>
+        <w:rPr>
+          <w:color w:val="4A4A4A"/>
+          <w:sz w:val="18"/>
+        </w:rPr>
         <w:t>Ministério do Meio Ambiente | Notícias - Conteúdo restrito, requer autenticação.</w:t>
+      </w:r>
+    </w:p>
+    <w:p>
+      <w:pPr>
+        <w:pStyle w:val="ListBullet"/>
+      </w:pPr>
+      <w:r>
+        <w:rPr>
+          <w:color w:val="4A4A4A"/>
+          <w:sz w:val="18"/>
+        </w:rPr>
+        <w:t>SENACON | Notícias - Conteúdo restrito, requer autenticação.</w:t>
+      </w:r>
+    </w:p>
+    <w:p>
+      <w:r>
+        <w:rPr>
+          <w:b/>
+          <w:color w:val="C0392B"/>
+          <w:sz w:val="20"/>
+        </w:rPr>
+        <w:t>Fontes com erro tecnico:</w:t>
+      </w:r>
+    </w:p>
+    <w:p>
+      <w:pPr>
+        <w:pStyle w:val="ListBullet"/>
+      </w:pPr>
+      <w:r>
+        <w:rPr>
+          <w:color w:val="4A4A4A"/>
+          <w:sz w:val="18"/>
+        </w:rPr>
+        <w:t>Planalto | Resenha Diaria - Internal Server Error: Failed to scrape. All scraping engines failed to retrieve content from this URL. Engines tried: [index, fire-engine;chrome-cdp, fire-engine(retry);chrome-cdp, fire-engine;tlscli</w:t>
       </w:r>
     </w:p>
     <w:p/>
@@ -1848,7 +1109,7 @@
           <w:color w:val="888888"/>
           <w:sz w:val="16"/>
         </w:rPr>
-        <w:t>Janela analisada: 2026-07-08T00:00 ate 2026-07-09T10:51</w:t>
+        <w:t>Janela analisada: 2026-07-09T00:00 ate 2026-07-10T10:13</w:t>
       </w:r>
     </w:p>
     <w:sectPr>

--- a/output/boletim_propriedade-intelectual.docx
+++ b/output/boletim_propriedade-intelectual.docx
@@ -52,7 +52,7 @@
                 <w:color w:val="FFFFFF"/>
                 <w:sz w:val="28"/>
               </w:rPr>
-              <w:t>10 de julho de 2026</w:t>
+              <w:t>13 de julho de 2026</w:t>
             </w:r>
           </w:p>
         </w:tc>
@@ -87,7 +87,7 @@
                 <w:color w:val="1A4D2E"/>
                 <w:sz w:val="56"/>
               </w:rPr>
-              <w:t>4</w:t>
+              <w:t>0</w:t>
             </w:r>
           </w:p>
         </w:tc>
@@ -106,7 +106,7 @@
                 <w:color w:val="C0392B"/>
                 <w:sz w:val="56"/>
               </w:rPr>
-              <w:t>3</w:t>
+              <w:t>0</w:t>
             </w:r>
           </w:p>
         </w:tc>
@@ -125,7 +125,7 @@
                 <w:color w:val="D68910"/>
                 <w:sz w:val="56"/>
               </w:rPr>
-              <w:t>1</w:t>
+              <w:t>0</w:t>
             </w:r>
           </w:p>
         </w:tc>
@@ -225,843 +225,29 @@
       </w:tr>
     </w:tbl>
     <w:p/>
-    <w:tbl>
-      <w:tblPr>
-        <w:tblW w:type="auto" w:w="0"/>
-        <w:tblLayout w:type="fixed"/>
-        <w:tblLook w:firstColumn="1" w:firstRow="1" w:lastColumn="0" w:lastRow="0" w:noHBand="0" w:noVBand="1" w:val="04A0"/>
-      </w:tblPr>
-      <w:tblGrid>
-        <w:gridCol w:w="9638"/>
-      </w:tblGrid>
-      <w:tr>
-        <w:tc>
-          <w:tcPr>
-            <w:tcW w:type="dxa" w:w="9638"/>
-            <w:shd w:val="clear" w:color="auto" w:fill="1A4D2E"/>
-          </w:tcPr>
-          <w:p>
-            <w:pPr>
-              <w:spacing w:before="120" w:after="40"/>
-            </w:pPr>
-            <w:r>
-              <w:rPr>
-                <w:b w:val="0"/>
-                <w:color w:val="FFFFFF"/>
-                <w:sz w:val="32"/>
-              </w:rPr>
-              <w:t>Destaques do dia</w:t>
-            </w:r>
-          </w:p>
-          <w:p>
-            <w:pPr>
-              <w:spacing w:after="120"/>
-            </w:pPr>
-            <w:r>
-              <w:rPr>
-                <w:color w:val="A8D8B9"/>
-                <w:sz w:val="18"/>
-              </w:rPr>
-              <w:t>Selecionados por alta relevancia</w:t>
-            </w:r>
-          </w:p>
-        </w:tc>
-      </w:tr>
-    </w:tbl>
-    <w:tbl>
-      <w:tblPr>
-        <w:tblW w:type="auto" w:w="0"/>
-        <w:tblLayout w:type="fixed"/>
-        <w:tblLook w:firstColumn="1" w:firstRow="1" w:lastColumn="0" w:lastRow="0" w:noHBand="0" w:noVBand="1" w:val="04A0"/>
-      </w:tblPr>
-      <w:tblGrid>
-        <w:gridCol w:w="9638"/>
-      </w:tblGrid>
-      <w:tr>
-        <w:tc>
-          <w:tcPr>
-            <w:tcW w:type="dxa" w:w="9638"/>
-            <w:shd w:val="clear" w:color="auto" w:fill="F0F7F2"/>
-          </w:tcPr>
-          <w:p>
-            <w:pPr>
-              <w:spacing w:before="120" w:after="40"/>
-            </w:pPr>
-            <w:r>
-              <w:rPr>
-                <w:b/>
-                <w:color w:val="1A4D2E"/>
-                <w:sz w:val="16"/>
-              </w:rPr>
-              <w:t>ANVISA | NOTÍCIAS</w:t>
-            </w:r>
-          </w:p>
-          <w:p>
-            <w:pPr>
-              <w:spacing w:after="40"/>
-            </w:pPr>
-            <w:hyperlink r:id="rId9">
-              <w:r>
-                <w:rPr>
-                  <w:color w:val="1A1A1A"/>
-                  <w:u w:val="single"/>
-                  <w:b/>
-                </w:rPr>
-                <w:t>Anvisa determina apreensão de lotes falsificados de Mounjaro</w:t>
-              </w:r>
-            </w:hyperlink>
-          </w:p>
-          <w:p>
-            <w:pPr>
-              <w:spacing w:after="120"/>
-            </w:pPr>
-            <w:r>
-              <w:rPr>
-                <w:color w:val="4A4A4A"/>
-                <w:sz w:val="18"/>
-              </w:rPr>
-              <w:t>A Anvisa determinou a apreensão de lotes falsificados do medicamento Mounjaro e proibiu a comercialização de produtos sem registro.</w:t>
-            </w:r>
-          </w:p>
-        </w:tc>
-      </w:tr>
-    </w:tbl>
-    <w:tbl>
-      <w:tblPr>
-        <w:tblW w:type="auto" w:w="0"/>
-        <w:tblLayout w:type="fixed"/>
-        <w:tblLook w:firstColumn="1" w:firstRow="1" w:lastColumn="0" w:lastRow="0" w:noHBand="0" w:noVBand="1" w:val="04A0"/>
-      </w:tblPr>
-      <w:tblGrid>
-        <w:gridCol w:w="9638"/>
-      </w:tblGrid>
-      <w:tr>
-        <w:tc>
-          <w:tcPr>
-            <w:tcW w:type="dxa" w:w="9638"/>
-            <w:shd w:val="clear" w:color="auto" w:fill="F0F7F2"/>
-          </w:tcPr>
-          <w:p>
-            <w:pPr>
-              <w:spacing w:before="120" w:after="40"/>
-            </w:pPr>
-            <w:r>
-              <w:rPr>
-                <w:b/>
-                <w:color w:val="1A4D2E"/>
-                <w:sz w:val="16"/>
-              </w:rPr>
-              <w:t>ANVISA | NOTÍCIAS</w:t>
-            </w:r>
-          </w:p>
-          <w:p>
-            <w:pPr>
-              <w:spacing w:after="40"/>
-            </w:pPr>
-            <w:hyperlink r:id="rId10">
-              <w:r>
-                <w:rPr>
-                  <w:color w:val="1A1A1A"/>
-                  <w:u w:val="single"/>
-                  <w:b/>
-                </w:rPr>
-                <w:t>Anvisa determina recolhimento de suplementos alimentares irregulares</w:t>
-              </w:r>
-            </w:hyperlink>
-          </w:p>
-          <w:p>
-            <w:pPr>
-              <w:spacing w:after="120"/>
-            </w:pPr>
-            <w:r>
-              <w:rPr>
-                <w:color w:val="4A4A4A"/>
-                <w:sz w:val="18"/>
-              </w:rPr>
-              <w:t>A Anvisa determinou o recolhimento de suplementos alimentares da marca Alivemed por indícios de composição em desacordo com a regulamentação.</w:t>
-            </w:r>
-          </w:p>
-        </w:tc>
-      </w:tr>
-    </w:tbl>
-    <w:tbl>
-      <w:tblPr>
-        <w:tblW w:type="auto" w:w="0"/>
-        <w:tblLayout w:type="fixed"/>
-        <w:tblLook w:firstColumn="1" w:firstRow="1" w:lastColumn="0" w:lastRow="0" w:noHBand="0" w:noVBand="1" w:val="04A0"/>
-      </w:tblPr>
-      <w:tblGrid>
-        <w:gridCol w:w="9638"/>
-      </w:tblGrid>
-      <w:tr>
-        <w:tc>
-          <w:tcPr>
-            <w:tcW w:type="dxa" w:w="9638"/>
-            <w:shd w:val="clear" w:color="auto" w:fill="F0F7F2"/>
-          </w:tcPr>
-          <w:p>
-            <w:pPr>
-              <w:spacing w:before="120" w:after="40"/>
-            </w:pPr>
-            <w:r>
-              <w:rPr>
-                <w:b/>
-                <w:color w:val="1A4D2E"/>
-                <w:sz w:val="16"/>
-              </w:rPr>
-              <w:t>ANVISA | NOTÍCIAS</w:t>
-            </w:r>
-          </w:p>
-          <w:p>
-            <w:pPr>
-              <w:spacing w:after="40"/>
-            </w:pPr>
-            <w:hyperlink r:id="rId11">
-              <w:r>
-                <w:rPr>
-                  <w:color w:val="1A1A1A"/>
-                  <w:u w:val="single"/>
-                  <w:b/>
-                </w:rPr>
-                <w:t>Venda, distribuição, propaganda e uso de suplementos da Bioghen fabricados até 9/4 seguem proibidos</w:t>
-              </w:r>
-            </w:hyperlink>
-          </w:p>
-          <w:p>
-            <w:pPr>
-              <w:spacing w:after="120"/>
-            </w:pPr>
-            <w:r>
-              <w:rPr>
-                <w:color w:val="4A4A4A"/>
-                <w:sz w:val="18"/>
-              </w:rPr>
-              <w:t>A Anvisa manteve a proibição de venda, distribuição, propaganda e uso de suplementos da Bioghen fabricados até 9/4, após avaliar pedido de revisão.</w:t>
-            </w:r>
-          </w:p>
-        </w:tc>
-      </w:tr>
-    </w:tbl>
-    <w:p/>
-    <w:tbl>
-      <w:tblPr>
-        <w:tblW w:type="auto" w:w="0"/>
-        <w:tblLayout w:type="fixed"/>
-        <w:tblLook w:firstColumn="1" w:firstRow="1" w:lastColumn="0" w:lastRow="0" w:noHBand="0" w:noVBand="1" w:val="04A0"/>
-      </w:tblPr>
-      <w:tblGrid>
-        <w:gridCol w:w="9638"/>
-      </w:tblGrid>
-      <w:tr>
-        <w:tc>
-          <w:tcPr>
-            <w:tcW w:type="dxa" w:w="9638"/>
-            <w:shd w:val="clear" w:color="auto" w:fill="1A4D2E"/>
-          </w:tcPr>
-          <w:p>
-            <w:pPr>
-              <w:spacing w:before="120" w:after="40"/>
-            </w:pPr>
-            <w:r>
-              <w:rPr>
-                <w:b w:val="0"/>
-                <w:color w:val="FFFFFF"/>
-                <w:sz w:val="32"/>
-              </w:rPr>
-              <w:t>Regulatório e Setorial</w:t>
-            </w:r>
-          </w:p>
-        </w:tc>
-      </w:tr>
-    </w:tbl>
     <w:p>
       <w:pPr>
-        <w:spacing w:before="240" w:after="80"/>
+        <w:jc w:val="center"/>
       </w:pPr>
       <w:r>
         <w:rPr>
-          <w:b/>
-          <w:color w:val="1A4D2E"/>
-          <w:sz w:val="20"/>
+          <w:color w:val="888888"/>
+          <w:sz w:val="24"/>
         </w:rPr>
-        <w:t>ANVISA | NOTÍCIAS</w:t>
+        <w:t>Nao ha itens para este boletim na janela temporal atual.</w:t>
       </w:r>
     </w:p>
     <w:p>
       <w:pPr>
-        <w:spacing w:before="0" w:after="40"/>
-        <w:pBdr>
-          <w:bottom w:val="single" w:sz="8" w:space="1" w:color="1A4D2E"/>
-        </w:pBdr>
-      </w:pPr>
-    </w:p>
-    <w:p>
-      <w:pPr>
-        <w:spacing w:before="160" w:after="40"/>
-      </w:pPr>
-      <w:r>
-        <w:rPr>
-          <w:b/>
-          <w:color w:val="1A1A1A"/>
-          <w:sz w:val="22"/>
-        </w:rPr>
-        <w:t xml:space="preserve">Anvisa determina apreensão de lotes falsificados de Mounjaro   </w:t>
-      </w:r>
-      <w:r>
-        <w:rPr>
-          <w:b/>
-          <w:color w:val="C0392B"/>
-          <w:sz w:val="16"/>
-        </w:rPr>
-        <w:t>[ALTA]</w:t>
-      </w:r>
-    </w:p>
-    <w:p>
-      <w:pPr>
-        <w:spacing w:after="40"/>
-      </w:pPr>
-      <w:r>
-        <w:rPr>
-          <w:color w:val="4A4A4A"/>
-          <w:sz w:val="20"/>
-        </w:rPr>
-        <w:t>A Anvisa determinou a apreensão de lotes falsificados do medicamento Mounjaro e proibiu a comercialização de produtos sem registro.</w:t>
-      </w:r>
-    </w:p>
-    <w:p>
-      <w:pPr>
-        <w:spacing w:after="40"/>
-      </w:pPr>
-      <w:r>
-        <w:rPr>
-          <w:b/>
-          <w:color w:val="888888"/>
-          <w:sz w:val="18"/>
-        </w:rPr>
-        <w:t xml:space="preserve">Publicado: </w:t>
-      </w:r>
-      <w:r>
-        <w:rPr>
-          <w:color w:val="888888"/>
-          <w:sz w:val="18"/>
-        </w:rPr>
-        <w:t xml:space="preserve">2026-07-10   </w:t>
-      </w:r>
-      <w:hyperlink r:id="rId9">
-        <w:r>
-          <w:rPr>
-            <w:color w:val="1A4D2E"/>
-            <w:u w:val="single"/>
-            <w:b/>
-          </w:rPr>
-          <w:t>Acessar materia</w:t>
-        </w:r>
-      </w:hyperlink>
-    </w:p>
-    <w:p>
-      <w:pPr>
-        <w:spacing w:after="120"/>
+        <w:jc w:val="center"/>
       </w:pPr>
       <w:r>
         <w:rPr>
           <w:i/>
           <w:color w:val="888888"/>
-          <w:sz w:val="16"/>
-        </w:rPr>
-        <w:t>Medida de fiscalização com impacto direto na saúde pública e no mercado farmacêutico.</w:t>
-      </w:r>
-    </w:p>
-    <w:p>
-      <w:pPr>
-        <w:spacing w:before="160" w:after="40"/>
-      </w:pPr>
-      <w:r>
-        <w:rPr>
-          <w:b/>
-          <w:color w:val="1A1A1A"/>
-          <w:sz w:val="22"/>
-        </w:rPr>
-        <w:t xml:space="preserve">Anvisa convida Visas a participarem de pesquisas estratégicas   </w:t>
-      </w:r>
-      <w:r>
-        <w:rPr>
-          <w:b/>
-          <w:color w:val="D68910"/>
-          <w:sz w:val="16"/>
-        </w:rPr>
-        <w:t>[MÉDIA]</w:t>
-      </w:r>
-    </w:p>
-    <w:p>
-      <w:pPr>
-        <w:spacing w:after="40"/>
-      </w:pPr>
-      <w:r>
-        <w:rPr>
-          <w:color w:val="4A4A4A"/>
           <w:sz w:val="20"/>
         </w:rPr>
-        <w:t>A Anvisa lançou duas pesquisas para aprimorar os instrumentos de inspeção em serviços de saúde e de interesse para a saúde.</w:t>
-      </w:r>
-    </w:p>
-    <w:p>
-      <w:pPr>
-        <w:spacing w:after="40"/>
-      </w:pPr>
-      <w:r>
-        <w:rPr>
-          <w:b/>
-          <w:color w:val="888888"/>
-          <w:sz w:val="18"/>
-        </w:rPr>
-        <w:t xml:space="preserve">Publicado: </w:t>
-      </w:r>
-      <w:r>
-        <w:rPr>
-          <w:color w:val="888888"/>
-          <w:sz w:val="18"/>
-        </w:rPr>
-        <w:t xml:space="preserve">2026-07-09   </w:t>
-      </w:r>
-      <w:hyperlink r:id="rId12">
-        <w:r>
-          <w:rPr>
-            <w:color w:val="1A4D2E"/>
-            <w:u w:val="single"/>
-            <w:b/>
-          </w:rPr>
-          <w:t>Acessar materia</w:t>
-        </w:r>
-      </w:hyperlink>
-    </w:p>
-    <w:p>
-      <w:pPr>
-        <w:spacing w:after="120"/>
-      </w:pPr>
-      <w:r>
-        <w:rPr>
-          <w:i/>
-          <w:color w:val="888888"/>
-          <w:sz w:val="16"/>
-        </w:rPr>
-        <w:t>Lançamento de pesquisas para aprimorar a fiscalização sanitária, relevante para o setor de saúde.</w:t>
-      </w:r>
-    </w:p>
-    <w:p>
-      <w:pPr>
-        <w:spacing w:before="160" w:after="40"/>
-      </w:pPr>
-      <w:r>
-        <w:rPr>
-          <w:b/>
-          <w:color w:val="1A1A1A"/>
-          <w:sz w:val="22"/>
-        </w:rPr>
-        <w:t xml:space="preserve">Anvisa determina recolhimento de suplementos alimentares irregulares   </w:t>
-      </w:r>
-      <w:r>
-        <w:rPr>
-          <w:b/>
-          <w:color w:val="C0392B"/>
-          <w:sz w:val="16"/>
-        </w:rPr>
-        <w:t>[ALTA]</w:t>
-      </w:r>
-    </w:p>
-    <w:p>
-      <w:pPr>
-        <w:spacing w:after="40"/>
-      </w:pPr>
-      <w:r>
-        <w:rPr>
-          <w:color w:val="4A4A4A"/>
-          <w:sz w:val="20"/>
-        </w:rPr>
-        <w:t>A Anvisa determinou o recolhimento de suplementos alimentares da marca Alivemed por indícios de composição em desacordo com a regulamentação.</w:t>
-      </w:r>
-    </w:p>
-    <w:p>
-      <w:pPr>
-        <w:spacing w:after="40"/>
-      </w:pPr>
-      <w:r>
-        <w:rPr>
-          <w:b/>
-          <w:color w:val="888888"/>
-          <w:sz w:val="18"/>
-        </w:rPr>
-        <w:t xml:space="preserve">Publicado: </w:t>
-      </w:r>
-      <w:r>
-        <w:rPr>
-          <w:color w:val="888888"/>
-          <w:sz w:val="18"/>
-        </w:rPr>
-        <w:t xml:space="preserve">2026-07-09   </w:t>
-      </w:r>
-      <w:hyperlink r:id="rId10">
-        <w:r>
-          <w:rPr>
-            <w:color w:val="1A4D2E"/>
-            <w:u w:val="single"/>
-            <w:b/>
-          </w:rPr>
-          <w:t>Acessar materia</w:t>
-        </w:r>
-      </w:hyperlink>
-    </w:p>
-    <w:p>
-      <w:pPr>
-        <w:spacing w:after="120"/>
-      </w:pPr>
-      <w:r>
-        <w:rPr>
-          <w:i/>
-          <w:color w:val="888888"/>
-          <w:sz w:val="16"/>
-        </w:rPr>
-        <w:t>Medida de fiscalização com impacto direto na comercialização de suplementos alimentares.</w:t>
-      </w:r>
-    </w:p>
-    <w:p>
-      <w:pPr>
-        <w:spacing w:before="160" w:after="40"/>
-      </w:pPr>
-      <w:r>
-        <w:rPr>
-          <w:b/>
-          <w:color w:val="1A1A1A"/>
-          <w:sz w:val="22"/>
-        </w:rPr>
-        <w:t xml:space="preserve">Venda, distribuição, propaganda e uso de suplementos da Bioghen fabricados até 9/4 seguem proibidos   </w:t>
-      </w:r>
-      <w:r>
-        <w:rPr>
-          <w:b/>
-          <w:color w:val="C0392B"/>
-          <w:sz w:val="16"/>
-        </w:rPr>
-        <w:t>[ALTA]</w:t>
-      </w:r>
-    </w:p>
-    <w:p>
-      <w:pPr>
-        <w:spacing w:after="40"/>
-      </w:pPr>
-      <w:r>
-        <w:rPr>
-          <w:color w:val="4A4A4A"/>
-          <w:sz w:val="20"/>
-        </w:rPr>
-        <w:t>A Anvisa manteve a proibição de venda, distribuição, propaganda e uso de suplementos da Bioghen fabricados até 9/4, após avaliar pedido de revisão.</w:t>
-      </w:r>
-    </w:p>
-    <w:p>
-      <w:pPr>
-        <w:spacing w:after="40"/>
-      </w:pPr>
-      <w:r>
-        <w:rPr>
-          <w:b/>
-          <w:color w:val="888888"/>
-          <w:sz w:val="18"/>
-        </w:rPr>
-        <w:t xml:space="preserve">Publicado: </w:t>
-      </w:r>
-      <w:r>
-        <w:rPr>
-          <w:color w:val="888888"/>
-          <w:sz w:val="18"/>
-        </w:rPr>
-        <w:t xml:space="preserve">2026-07-09   </w:t>
-      </w:r>
-      <w:hyperlink r:id="rId11">
-        <w:r>
-          <w:rPr>
-            <w:color w:val="1A4D2E"/>
-            <w:u w:val="single"/>
-            <w:b/>
-          </w:rPr>
-          <w:t>Acessar materia</w:t>
-        </w:r>
-      </w:hyperlink>
-    </w:p>
-    <w:p>
-      <w:pPr>
-        <w:spacing w:after="120"/>
-      </w:pPr>
-      <w:r>
-        <w:rPr>
-          <w:i/>
-          <w:color w:val="888888"/>
-          <w:sz w:val="16"/>
-        </w:rPr>
-        <w:t>Manutenção de proibição de produtos, com impacto direto na empresa e no mercado de suplementos.</w:t>
-      </w:r>
-    </w:p>
-    <w:p/>
-    <w:tbl>
-      <w:tblPr>
-        <w:tblW w:type="auto" w:w="0"/>
-        <w:tblLayout w:type="fixed"/>
-        <w:tblLook w:firstColumn="1" w:firstRow="1" w:lastColumn="0" w:lastRow="0" w:noHBand="0" w:noVBand="1" w:val="04A0"/>
-      </w:tblPr>
-      <w:tblGrid>
-        <w:gridCol w:w="9638"/>
-      </w:tblGrid>
-      <w:tr>
-        <w:tc>
-          <w:tcPr>
-            <w:tcW w:type="dxa" w:w="9638"/>
-          </w:tcPr>
-          <w:p>
-            <w:pPr>
-              <w:spacing w:before="120" w:after="40"/>
-            </w:pPr>
-            <w:r>
-              <w:rPr>
-                <w:b w:val="0"/>
-                <w:color w:val="1A4D2E"/>
-                <w:sz w:val="32"/>
-              </w:rPr>
-              <w:t>Transparencia da coleta</w:t>
-            </w:r>
-          </w:p>
-        </w:tc>
-      </w:tr>
-    </w:tbl>
-    <w:p>
-      <w:r>
-        <w:rPr>
-          <w:b/>
-          <w:color w:val="1A4D2E"/>
-          <w:sz w:val="20"/>
-        </w:rPr>
-        <w:t>Fontes sem publicacao na janela:</w:t>
-      </w:r>
-    </w:p>
-    <w:p>
-      <w:pPr>
-        <w:pStyle w:val="ListBullet"/>
-      </w:pPr>
-      <w:r>
-        <w:rPr>
-          <w:color w:val="4A4A4A"/>
-          <w:sz w:val="18"/>
-        </w:rPr>
-        <w:t>CCEE | Noticias - Nenhum resultado encontrado na janela temporal.</w:t>
-      </w:r>
-    </w:p>
-    <w:p>
-      <w:pPr>
-        <w:pStyle w:val="ListBullet"/>
-      </w:pPr>
-      <w:r>
-        <w:rPr>
-          <w:color w:val="4A4A4A"/>
-          <w:sz w:val="18"/>
-        </w:rPr>
-        <w:t>Ministério da Fazenda | Notícias - Nenhum resultado encontrado na janela temporal.</w:t>
-      </w:r>
-    </w:p>
-    <w:p>
-      <w:pPr>
-        <w:pStyle w:val="ListBullet"/>
-      </w:pPr>
-      <w:r>
-        <w:rPr>
-          <w:color w:val="4A4A4A"/>
-          <w:sz w:val="18"/>
-        </w:rPr>
-        <w:t>ANPD | Notícias - Nenhum resultado encontrado na janela temporal.</w:t>
-      </w:r>
-    </w:p>
-    <w:p>
-      <w:pPr>
-        <w:pStyle w:val="ListBullet"/>
-      </w:pPr>
-      <w:r>
-        <w:rPr>
-          <w:color w:val="4A4A4A"/>
-          <w:sz w:val="18"/>
-        </w:rPr>
-        <w:t>CVM | Notícias - Nenhum resultado encontrado na janela temporal.</w:t>
-      </w:r>
-    </w:p>
-    <w:p>
-      <w:pPr>
-        <w:pStyle w:val="ListBullet"/>
-      </w:pPr>
-      <w:r>
-        <w:rPr>
-          <w:color w:val="4A4A4A"/>
-          <w:sz w:val="18"/>
-        </w:rPr>
-        <w:t>B3 | Ofícios e Comunicados - Nenhum resultado encontrado na janela temporal.</w:t>
-      </w:r>
-    </w:p>
-    <w:p>
-      <w:pPr>
-        <w:pStyle w:val="ListBullet"/>
-      </w:pPr>
-      <w:r>
-        <w:rPr>
-          <w:color w:val="4A4A4A"/>
-          <w:sz w:val="18"/>
-        </w:rPr>
-        <w:t>ONS | Notícias - Nenhum item encontrado na fonte.</w:t>
-      </w:r>
-    </w:p>
-    <w:p>
-      <w:pPr>
-        <w:pStyle w:val="ListBullet"/>
-      </w:pPr>
-      <w:r>
-        <w:rPr>
-          <w:color w:val="4A4A4A"/>
-          <w:sz w:val="18"/>
-        </w:rPr>
-        <w:t>ANEEL | Últimas Notícias - Nenhum resultado encontrado na janela temporal.</w:t>
-      </w:r>
-    </w:p>
-    <w:p>
-      <w:pPr>
-        <w:pStyle w:val="ListBullet"/>
-      </w:pPr>
-      <w:r>
-        <w:rPr>
-          <w:color w:val="4A4A4A"/>
-          <w:sz w:val="18"/>
-        </w:rPr>
-        <w:t>Secretaria de Prêmios e Apostas | Notícias - Nenhum resultado encontrado na fonte.</w:t>
-      </w:r>
-    </w:p>
-    <w:p>
-      <w:pPr>
-        <w:pStyle w:val="ListBullet"/>
-      </w:pPr>
-      <w:r>
-        <w:rPr>
-          <w:color w:val="4A4A4A"/>
-          <w:sz w:val="18"/>
-        </w:rPr>
-        <w:t>INPI | Notícias - Nenhum resultado encontrado na janela temporal.</w:t>
-      </w:r>
-    </w:p>
-    <w:p>
-      <w:pPr>
-        <w:pStyle w:val="ListBullet"/>
-      </w:pPr>
-      <w:r>
-        <w:rPr>
-          <w:color w:val="4A4A4A"/>
-          <w:sz w:val="18"/>
-        </w:rPr>
-        <w:t>Ministério da Agricultura | Notícias - Nenhum resultado encontrado na janela temporal.</w:t>
-      </w:r>
-    </w:p>
-    <w:p>
-      <w:r>
-        <w:rPr>
-          <w:b/>
-          <w:color w:val="D68910"/>
-          <w:sz w:val="20"/>
-        </w:rPr>
-        <w:t>Fontes sem resultado relevante:</w:t>
-      </w:r>
-    </w:p>
-    <w:p>
-      <w:pPr>
-        <w:pStyle w:val="ListBullet"/>
-      </w:pPr>
-      <w:r>
-        <w:rPr>
-          <w:color w:val="4A4A4A"/>
-          <w:sz w:val="18"/>
-        </w:rPr>
-        <w:t>Destaques do D.O.U. - Página de busca, não lista publicações diretamente.</w:t>
-      </w:r>
-    </w:p>
-    <w:p>
-      <w:pPr>
-        <w:pStyle w:val="ListBullet"/>
-      </w:pPr>
-      <w:r>
-        <w:rPr>
-          <w:color w:val="4A4A4A"/>
-          <w:sz w:val="18"/>
-        </w:rPr>
-        <w:t>Receita Federal | Normas - Página de busca, não lista publicações diretamente.</w:t>
-      </w:r>
-    </w:p>
-    <w:p>
-      <w:pPr>
-        <w:pStyle w:val="ListBullet"/>
-      </w:pPr>
-      <w:r>
-        <w:rPr>
-          <w:color w:val="4A4A4A"/>
-          <w:sz w:val="18"/>
-        </w:rPr>
-        <w:t>CGU | Notícias - Conteúdo restrito, requer autenticação.</w:t>
-      </w:r>
-    </w:p>
-    <w:p>
-      <w:pPr>
-        <w:pStyle w:val="ListBullet"/>
-      </w:pPr>
-      <w:r>
-        <w:rPr>
-          <w:color w:val="4A4A4A"/>
-          <w:sz w:val="18"/>
-        </w:rPr>
-        <w:t>COAF | Notícias - Conteúdo não carregado ('Carregando') ou não disponível.</w:t>
-      </w:r>
-    </w:p>
-    <w:p>
-      <w:pPr>
-        <w:pStyle w:val="ListBullet"/>
-      </w:pPr>
-      <w:r>
-        <w:rPr>
-          <w:color w:val="4A4A4A"/>
-          <w:sz w:val="18"/>
-        </w:rPr>
-        <w:t>Ministério do Meio Ambiente | Notícias - Conteúdo restrito, requer autenticação.</w:t>
-      </w:r>
-    </w:p>
-    <w:p>
-      <w:pPr>
-        <w:pStyle w:val="ListBullet"/>
-      </w:pPr>
-      <w:r>
-        <w:rPr>
-          <w:color w:val="4A4A4A"/>
-          <w:sz w:val="18"/>
-        </w:rPr>
-        <w:t>SENACON | Notícias - Conteúdo restrito, requer autenticação.</w:t>
-      </w:r>
-    </w:p>
-    <w:p>
-      <w:r>
-        <w:rPr>
-          <w:b/>
-          <w:color w:val="C0392B"/>
-          <w:sz w:val="20"/>
-        </w:rPr>
-        <w:t>Fontes com erro tecnico:</w:t>
-      </w:r>
-    </w:p>
-    <w:p>
-      <w:pPr>
-        <w:pStyle w:val="ListBullet"/>
-      </w:pPr>
-      <w:r>
-        <w:rPr>
-          <w:color w:val="4A4A4A"/>
-          <w:sz w:val="18"/>
-        </w:rPr>
-        <w:t>Planalto | Resenha Diaria - Internal Server Error: Failed to scrape. All scraping engines failed to retrieve content from this URL. Engines tried: [index, fire-engine;chrome-cdp, fire-engine(retry);chrome-cdp, fire-engine;tlscli</w:t>
+        <w:t>Isso pode ocorrer em fins de semana, feriados ou dias sem publicacoes relevantes.</w:t>
       </w:r>
     </w:p>
     <w:p/>
@@ -1109,7 +295,7 @@
           <w:color w:val="888888"/>
           <w:sz w:val="16"/>
         </w:rPr>
-        <w:t>Janela analisada: 2026-07-09T00:00 ate 2026-07-10T10:13</w:t>
+        <w:t>Janela analisada: 2026-07-10T00:00 ate 2026-07-13T10:25</w:t>
       </w:r>
     </w:p>
     <w:sectPr>
